--- a/fuentes/63410429_CF01_CFA.docx
+++ b/fuentes/63410429_CF01_CFA.docx
@@ -634,7 +634,7 @@
             </w:rPr>
             <w:fldChar w:fldCharType="separate"/>
           </w:r>
-          <w:hyperlink w:anchor="_Toc241502198" w:history="1">
+          <w:hyperlink w:anchor="_Toc243224712" w:history="1">
             <w:r>
               <w:rPr>
                 <w:rStyle w:val="Hipervnculo"/>
@@ -657,7 +657,7 @@
               <w:rPr>
                 <w:webHidden/>
               </w:rPr>
-              <w:instrText xml:space="preserve"> PAGEREF _Toc241502198 \h </w:instrText>
+              <w:instrText xml:space="preserve"> PAGEREF _Toc243224712 \h </w:instrText>
             </w:r>
             <w:r>
               <w:rPr>
@@ -695,12 +695,12 @@
               <w14:ligatures w14:val="standardContextual"/>
             </w:rPr>
           </w:pPr>
-          <w:hyperlink w:anchor="_Toc241502199" w:history="1">
+          <w:hyperlink w:anchor="_Toc243224713" w:history="1">
             <w:r>
               <w:rPr>
                 <w:rStyle w:val="Hipervnculo"/>
               </w:rPr>
-              <w:t>Conceptos básicos de turismo</w:t>
+              <w:t>1. Conceptos básicos de turismo</w:t>
             </w:r>
             <w:r>
               <w:rPr>
@@ -718,7 +718,7 @@
               <w:rPr>
                 <w:webHidden/>
               </w:rPr>
-              <w:instrText xml:space="preserve"> PAGEREF _Toc241502199 \h </w:instrText>
+              <w:instrText xml:space="preserve"> PAGEREF _Toc243224713 \h </w:instrText>
             </w:r>
             <w:r>
               <w:rPr>
@@ -757,7 +757,7 @@
               <w14:ligatures w14:val="standardContextual"/>
             </w:rPr>
           </w:pPr>
-          <w:hyperlink w:anchor="_Toc241502200" w:history="1">
+          <w:hyperlink w:anchor="_Toc243224714" w:history="1">
             <w:r>
               <w:rPr>
                 <w:rStyle w:val="Hipervnculo"/>
@@ -784,7 +784,7 @@
                 <w:noProof/>
                 <w:webHidden/>
               </w:rPr>
-              <w:instrText xml:space="preserve"> PAGEREF _Toc241502200 \h </w:instrText>
+              <w:instrText xml:space="preserve"> PAGEREF _Toc243224714 \h </w:instrText>
             </w:r>
             <w:r>
               <w:rPr>
@@ -827,7 +827,7 @@
               <w14:ligatures w14:val="standardContextual"/>
             </w:rPr>
           </w:pPr>
-          <w:hyperlink w:anchor="_Toc241502201" w:history="1">
+          <w:hyperlink w:anchor="_Toc243224715" w:history="1">
             <w:r>
               <w:rPr>
                 <w:rStyle w:val="Hipervnculo"/>
@@ -854,7 +854,7 @@
                 <w:noProof/>
                 <w:webHidden/>
               </w:rPr>
-              <w:instrText xml:space="preserve"> PAGEREF _Toc241502201 \h </w:instrText>
+              <w:instrText xml:space="preserve"> PAGEREF _Toc243224715 \h </w:instrText>
             </w:r>
             <w:r>
               <w:rPr>
@@ -897,7 +897,7 @@
               <w14:ligatures w14:val="standardContextual"/>
             </w:rPr>
           </w:pPr>
-          <w:hyperlink w:anchor="_Toc241502202" w:history="1">
+          <w:hyperlink w:anchor="_Toc243224716" w:history="1">
             <w:r>
               <w:rPr>
                 <w:rStyle w:val="Hipervnculo"/>
@@ -924,7 +924,7 @@
                 <w:noProof/>
                 <w:webHidden/>
               </w:rPr>
-              <w:instrText xml:space="preserve"> PAGEREF _Toc241502202 \h </w:instrText>
+              <w:instrText xml:space="preserve"> PAGEREF _Toc243224716 \h </w:instrText>
             </w:r>
             <w:r>
               <w:rPr>
@@ -949,6 +949,210 @@
             <w:r>
               <w:rPr>
                 <w:noProof/>
+                <w:webHidden/>
+              </w:rPr>
+              <w:fldChar w:fldCharType="end"/>
+            </w:r>
+          </w:hyperlink>
+        </w:p>
+        <w:p>
+          <w:pPr>
+            <w:pStyle w:val="TDC2"/>
+            <w:ind w:left="989" w:firstLine="0"/>
+            <w:rPr>
+              <w:rFonts w:asciiTheme="minorHAnsi" w:eastAsiaTheme="minorEastAsia" w:hAnsiTheme="minorHAnsi" w:cstheme="minorBidi"/>
+              <w:noProof/>
+              <w:sz w:val="24"/>
+              <w:szCs w:val="24"/>
+              <w:lang w:eastAsia="es-CO"/>
+              <w14:ligatures w14:val="standardContextual"/>
+            </w:rPr>
+          </w:pPr>
+          <w:hyperlink w:anchor="_Toc243224717" w:history="1">
+            <w:r>
+              <w:rPr>
+                <w:rStyle w:val="Hipervnculo"/>
+                <w:noProof/>
+              </w:rPr>
+              <w:t>1.4. Normatividad turística colombiana aplicada a la profesión del guía de turismo</w:t>
+            </w:r>
+            <w:r>
+              <w:rPr>
+                <w:noProof/>
+                <w:webHidden/>
+              </w:rPr>
+              <w:tab/>
+            </w:r>
+            <w:r>
+              <w:rPr>
+                <w:noProof/>
+                <w:webHidden/>
+              </w:rPr>
+              <w:fldChar w:fldCharType="begin"/>
+            </w:r>
+            <w:r>
+              <w:rPr>
+                <w:noProof/>
+                <w:webHidden/>
+              </w:rPr>
+              <w:instrText xml:space="preserve"> PAGEREF _Toc243224717 \h </w:instrText>
+            </w:r>
+            <w:r>
+              <w:rPr>
+                <w:noProof/>
+                <w:webHidden/>
+              </w:rPr>
+            </w:r>
+            <w:r>
+              <w:rPr>
+                <w:noProof/>
+                <w:webHidden/>
+              </w:rPr>
+              <w:fldChar w:fldCharType="separate"/>
+            </w:r>
+            <w:r>
+              <w:rPr>
+                <w:noProof/>
+                <w:webHidden/>
+              </w:rPr>
+              <w:t>12</w:t>
+            </w:r>
+            <w:r>
+              <w:rPr>
+                <w:noProof/>
+                <w:webHidden/>
+              </w:rPr>
+              <w:fldChar w:fldCharType="end"/>
+            </w:r>
+          </w:hyperlink>
+        </w:p>
+        <w:p>
+          <w:pPr>
+            <w:pStyle w:val="TDC2"/>
+            <w:ind w:left="989" w:firstLine="0"/>
+            <w:rPr>
+              <w:rFonts w:asciiTheme="minorHAnsi" w:eastAsiaTheme="minorEastAsia" w:hAnsiTheme="minorHAnsi" w:cstheme="minorBidi"/>
+              <w:noProof/>
+              <w:sz w:val="24"/>
+              <w:szCs w:val="24"/>
+              <w:lang w:eastAsia="es-CO"/>
+              <w14:ligatures w14:val="standardContextual"/>
+            </w:rPr>
+          </w:pPr>
+          <w:hyperlink w:anchor="_Toc243224718" w:history="1">
+            <w:r>
+              <w:rPr>
+                <w:rStyle w:val="Hipervnculo"/>
+                <w:noProof/>
+              </w:rPr>
+              <w:t>1.5. Normatividad ambiental colombiana aplicada a la profesión del guía de turismo</w:t>
+            </w:r>
+            <w:r>
+              <w:rPr>
+                <w:noProof/>
+                <w:webHidden/>
+              </w:rPr>
+              <w:tab/>
+            </w:r>
+            <w:r>
+              <w:rPr>
+                <w:noProof/>
+                <w:webHidden/>
+              </w:rPr>
+              <w:fldChar w:fldCharType="begin"/>
+            </w:r>
+            <w:r>
+              <w:rPr>
+                <w:noProof/>
+                <w:webHidden/>
+              </w:rPr>
+              <w:instrText xml:space="preserve"> PAGEREF _Toc243224718 \h </w:instrText>
+            </w:r>
+            <w:r>
+              <w:rPr>
+                <w:noProof/>
+                <w:webHidden/>
+              </w:rPr>
+            </w:r>
+            <w:r>
+              <w:rPr>
+                <w:noProof/>
+                <w:webHidden/>
+              </w:rPr>
+              <w:fldChar w:fldCharType="separate"/>
+            </w:r>
+            <w:r>
+              <w:rPr>
+                <w:noProof/>
+                <w:webHidden/>
+              </w:rPr>
+              <w:t>17</w:t>
+            </w:r>
+            <w:r>
+              <w:rPr>
+                <w:noProof/>
+                <w:webHidden/>
+              </w:rPr>
+              <w:fldChar w:fldCharType="end"/>
+            </w:r>
+          </w:hyperlink>
+        </w:p>
+        <w:p>
+          <w:pPr>
+            <w:pStyle w:val="TDC1"/>
+            <w:ind w:left="708" w:firstLine="1"/>
+            <w:rPr>
+              <w:rFonts w:asciiTheme="minorHAnsi" w:eastAsiaTheme="minorEastAsia" w:hAnsiTheme="minorHAnsi" w:cstheme="minorBidi"/>
+              <w:sz w:val="24"/>
+              <w:szCs w:val="24"/>
+              <w:lang w:eastAsia="es-CO"/>
+              <w14:ligatures w14:val="standardContextual"/>
+            </w:rPr>
+          </w:pPr>
+          <w:hyperlink w:anchor="_Toc243224719" w:history="1">
+            <w:r>
+              <w:rPr>
+                <w:rStyle w:val="Hipervnculo"/>
+              </w:rPr>
+              <w:t>2. Criterios de sostenibilidad y calidad en turismo aplicados al servicio de guianza turística</w:t>
+            </w:r>
+            <w:r>
+              <w:rPr>
+                <w:webHidden/>
+              </w:rPr>
+              <w:tab/>
+            </w:r>
+            <w:r>
+              <w:rPr>
+                <w:webHidden/>
+              </w:rPr>
+              <w:fldChar w:fldCharType="begin"/>
+            </w:r>
+            <w:r>
+              <w:rPr>
+                <w:webHidden/>
+              </w:rPr>
+              <w:instrText xml:space="preserve"> PAGEREF _Toc243224719 \h </w:instrText>
+            </w:r>
+            <w:r>
+              <w:rPr>
+                <w:webHidden/>
+              </w:rPr>
+            </w:r>
+            <w:r>
+              <w:rPr>
+                <w:webHidden/>
+              </w:rPr>
+              <w:fldChar w:fldCharType="separate"/>
+            </w:r>
+            <w:r>
+              <w:rPr>
+                <w:webHidden/>
+              </w:rPr>
+              <w:t>21</w:t>
+            </w:r>
+            <w:r>
+              <w:rPr>
                 <w:webHidden/>
               </w:rPr>
               <w:fldChar w:fldCharType="end"/>
@@ -967,13 +1171,13 @@
               <w14:ligatures w14:val="standardContextual"/>
             </w:rPr>
           </w:pPr>
-          <w:hyperlink w:anchor="_Toc241502203" w:history="1">
+          <w:hyperlink w:anchor="_Toc243224720" w:history="1">
             <w:r>
               <w:rPr>
                 <w:rStyle w:val="Hipervnculo"/>
                 <w:noProof/>
               </w:rPr>
-              <w:t>1.4. Normatividad turística colombiana aplicada a la profesión del guía de turismo</w:t>
+              <w:t>2.1. Criterios de sostenibilidad económica y empresarial</w:t>
             </w:r>
             <w:r>
               <w:rPr>
@@ -994,7 +1198,7 @@
                 <w:noProof/>
                 <w:webHidden/>
               </w:rPr>
-              <w:instrText xml:space="preserve"> PAGEREF _Toc241502203 \h </w:instrText>
+              <w:instrText xml:space="preserve"> PAGEREF _Toc243224720 \h </w:instrText>
             </w:r>
             <w:r>
               <w:rPr>
@@ -1014,7 +1218,78 @@
                 <w:noProof/>
                 <w:webHidden/>
               </w:rPr>
-              <w:t>12</w:t>
+              <w:t>24</w:t>
+            </w:r>
+            <w:r>
+              <w:rPr>
+                <w:noProof/>
+                <w:webHidden/>
+              </w:rPr>
+              <w:fldChar w:fldCharType="end"/>
+            </w:r>
+          </w:hyperlink>
+        </w:p>
+        <w:p>
+          <w:pPr>
+            <w:pStyle w:val="TDC2"/>
+            <w:ind w:left="989" w:firstLine="0"/>
+            <w:rPr>
+              <w:rFonts w:asciiTheme="minorHAnsi" w:eastAsiaTheme="minorEastAsia" w:hAnsiTheme="minorHAnsi" w:cstheme="minorBidi"/>
+              <w:noProof/>
+              <w:sz w:val="24"/>
+              <w:szCs w:val="24"/>
+              <w:lang w:eastAsia="es-CO"/>
+              <w14:ligatures w14:val="standardContextual"/>
+            </w:rPr>
+          </w:pPr>
+          <w:hyperlink w:anchor="_Toc243224721" w:history="1">
+            <w:r>
+              <w:rPr>
+                <w:rStyle w:val="Hipervnculo"/>
+                <w:noProof/>
+              </w:rPr>
+              <w:t>2.2. Leyes y regulaciones asociadas a la oferta, comercialización y venta del servicio de guianza</w:t>
+            </w:r>
+            <w:r>
+              <w:rPr>
+                <w:noProof/>
+                <w:webHidden/>
+              </w:rPr>
+              <w:tab/>
+            </w:r>
+            <w:r>
+              <w:rPr>
+                <w:noProof/>
+                <w:webHidden/>
+              </w:rPr>
+              <w:fldChar w:fldCharType="begin"/>
+            </w:r>
+            <w:r>
+              <w:rPr>
+                <w:noProof/>
+                <w:webHidden/>
+              </w:rPr>
+              <w:instrText xml:space="preserve"> PAGEREF _Toc243224721 \h </w:instrText>
+            </w:r>
+            <w:r>
+              <w:rPr>
+                <w:noProof/>
+                <w:webHidden/>
+              </w:rPr>
+            </w:r>
+            <w:r>
+              <w:rPr>
+                <w:noProof/>
+                <w:webHidden/>
+              </w:rPr>
+              <w:fldChar w:fldCharType="separate"/>
+            </w:r>
+            <w:r>
+              <w:rPr>
+                <w:noProof/>
+                <w:webHidden/>
+              </w:rPr>
+              <w:t>27</w:t>
             </w:r>
             <w:r>
               <w:rPr>
@@ -1037,13 +1312,13 @@
               <w14:ligatures w14:val="standardContextual"/>
             </w:rPr>
           </w:pPr>
-          <w:hyperlink w:anchor="_Toc241502204" w:history="1">
+          <w:hyperlink w:anchor="_Toc243224722" w:history="1">
             <w:r>
               <w:rPr>
                 <w:rStyle w:val="Hipervnculo"/>
                 <w:noProof/>
               </w:rPr>
-              <w:t>1.5. Normatividad ambiental colombiana aplicada a la profesión del guía de turismo</w:t>
+              <w:t>2.3. Criterios de sostenibilidad sociocultural (responsabilidad social)</w:t>
             </w:r>
             <w:r>
               <w:rPr>
@@ -1064,7 +1339,7 @@
                 <w:noProof/>
                 <w:webHidden/>
               </w:rPr>
-              <w:instrText xml:space="preserve"> PAGEREF _Toc241502204 \h </w:instrText>
+              <w:instrText xml:space="preserve"> PAGEREF _Toc243224722 \h </w:instrText>
             </w:r>
             <w:r>
               <w:rPr>
@@ -1084,7 +1359,7 @@
                 <w:noProof/>
                 <w:webHidden/>
               </w:rPr>
-              <w:t>17</w:t>
+              <w:t>31</w:t>
             </w:r>
             <w:r>
               <w:rPr>
@@ -1097,59 +1372,69 @@
         </w:p>
         <w:p>
           <w:pPr>
-            <w:pStyle w:val="TDC1"/>
+            <w:pStyle w:val="TDC2"/>
+            <w:ind w:left="989" w:firstLine="0"/>
             <w:rPr>
               <w:rFonts w:asciiTheme="minorHAnsi" w:eastAsiaTheme="minorEastAsia" w:hAnsiTheme="minorHAnsi" w:cstheme="minorBidi"/>
+              <w:noProof/>
               <w:sz w:val="24"/>
               <w:szCs w:val="24"/>
               <w:lang w:eastAsia="es-CO"/>
               <w14:ligatures w14:val="standardContextual"/>
             </w:rPr>
           </w:pPr>
-          <w:hyperlink w:anchor="_Toc241502205" w:history="1">
+          <w:hyperlink w:anchor="_Toc243224723" w:history="1">
             <w:r>
               <w:rPr>
                 <w:rStyle w:val="Hipervnculo"/>
-              </w:rPr>
-              <w:t>2. Criterios de sostenibilidad y calidad en turismo aplicados al servicio de guianza turística</w:t>
-            </w:r>
-            <w:r>
-              <w:rPr>
+                <w:noProof/>
+              </w:rPr>
+              <w:t>2.4. Sostenibilidad sociocultural y ambiental en el turismo: desarrollo local, protección del patrimonio y conservación del entorno</w:t>
+            </w:r>
+            <w:r>
+              <w:rPr>
+                <w:noProof/>
                 <w:webHidden/>
               </w:rPr>
               <w:tab/>
             </w:r>
             <w:r>
               <w:rPr>
+                <w:noProof/>
                 <w:webHidden/>
               </w:rPr>
               <w:fldChar w:fldCharType="begin"/>
             </w:r>
             <w:r>
               <w:rPr>
+                <w:noProof/>
                 <w:webHidden/>
               </w:rPr>
-              <w:instrText xml:space="preserve"> PAGEREF _Toc241502205 \h </w:instrText>
-            </w:r>
-            <w:r>
-              <w:rPr>
+              <w:instrText xml:space="preserve"> PAGEREF _Toc243224723 \h </w:instrText>
+            </w:r>
+            <w:r>
+              <w:rPr>
+                <w:noProof/>
                 <w:webHidden/>
               </w:rPr>
             </w:r>
             <w:r>
               <w:rPr>
+                <w:noProof/>
                 <w:webHidden/>
               </w:rPr>
               <w:fldChar w:fldCharType="separate"/>
             </w:r>
             <w:r>
               <w:rPr>
+                <w:noProof/>
                 <w:webHidden/>
               </w:rPr>
-              <w:t>20</w:t>
-            </w:r>
-            <w:r>
-              <w:rPr>
+              <w:t>34</w:t>
+            </w:r>
+            <w:r>
+              <w:rPr>
+                <w:noProof/>
                 <w:webHidden/>
               </w:rPr>
               <w:fldChar w:fldCharType="end"/>
@@ -1168,13 +1453,13 @@
               <w14:ligatures w14:val="standardContextual"/>
             </w:rPr>
           </w:pPr>
-          <w:hyperlink w:anchor="_Toc241502206" w:history="1">
+          <w:hyperlink w:anchor="_Toc243224724" w:history="1">
             <w:r>
               <w:rPr>
                 <w:rStyle w:val="Hipervnculo"/>
                 <w:noProof/>
               </w:rPr>
-              <w:t>2.1. Criterios de sostenibilidad económica y empresarial</w:t>
+              <w:t>2.5. Sello Ambiental Colombiano (SAC)</w:t>
             </w:r>
             <w:r>
               <w:rPr>
@@ -1195,7 +1480,7 @@
                 <w:noProof/>
                 <w:webHidden/>
               </w:rPr>
-              <w:instrText xml:space="preserve"> PAGEREF _Toc241502206 \h </w:instrText>
+              <w:instrText xml:space="preserve"> PAGEREF _Toc243224724 \h </w:instrText>
             </w:r>
             <w:r>
               <w:rPr>
@@ -1215,287 +1500,7 @@
                 <w:noProof/>
                 <w:webHidden/>
               </w:rPr>
-              <w:t>23</w:t>
-            </w:r>
-            <w:r>
-              <w:rPr>
-                <w:noProof/>
-                <w:webHidden/>
-              </w:rPr>
-              <w:fldChar w:fldCharType="end"/>
-            </w:r>
-          </w:hyperlink>
-        </w:p>
-        <w:p>
-          <w:pPr>
-            <w:pStyle w:val="TDC2"/>
-            <w:rPr>
-              <w:rFonts w:asciiTheme="minorHAnsi" w:eastAsiaTheme="minorEastAsia" w:hAnsiTheme="minorHAnsi" w:cstheme="minorBidi"/>
-              <w:noProof/>
-              <w:sz w:val="24"/>
-              <w:szCs w:val="24"/>
-              <w:lang w:eastAsia="es-CO"/>
-              <w14:ligatures w14:val="standardContextual"/>
-            </w:rPr>
-          </w:pPr>
-          <w:hyperlink w:anchor="_Toc241502207" w:history="1">
-            <w:r>
-              <w:rPr>
-                <w:rStyle w:val="Hipervnculo"/>
-                <w:noProof/>
-              </w:rPr>
-              <w:t>2.2. Leyes y regulaciones asociadas a la oferta, comercialización y venta del servicio de guianza</w:t>
-            </w:r>
-            <w:r>
-              <w:rPr>
-                <w:noProof/>
-                <w:webHidden/>
-              </w:rPr>
-              <w:tab/>
-            </w:r>
-            <w:r>
-              <w:rPr>
-                <w:noProof/>
-                <w:webHidden/>
-              </w:rPr>
-              <w:fldChar w:fldCharType="begin"/>
-            </w:r>
-            <w:r>
-              <w:rPr>
-                <w:noProof/>
-                <w:webHidden/>
-              </w:rPr>
-              <w:instrText xml:space="preserve"> PAGEREF _Toc241502207 \h </w:instrText>
-            </w:r>
-            <w:r>
-              <w:rPr>
-                <w:noProof/>
-                <w:webHidden/>
-              </w:rPr>
-            </w:r>
-            <w:r>
-              <w:rPr>
-                <w:noProof/>
-                <w:webHidden/>
-              </w:rPr>
-              <w:fldChar w:fldCharType="separate"/>
-            </w:r>
-            <w:r>
-              <w:rPr>
-                <w:noProof/>
-                <w:webHidden/>
-              </w:rPr>
-              <w:t>26</w:t>
-            </w:r>
-            <w:r>
-              <w:rPr>
-                <w:noProof/>
-                <w:webHidden/>
-              </w:rPr>
-              <w:fldChar w:fldCharType="end"/>
-            </w:r>
-          </w:hyperlink>
-        </w:p>
-        <w:p>
-          <w:pPr>
-            <w:pStyle w:val="TDC2"/>
-            <w:rPr>
-              <w:rFonts w:asciiTheme="minorHAnsi" w:eastAsiaTheme="minorEastAsia" w:hAnsiTheme="minorHAnsi" w:cstheme="minorBidi"/>
-              <w:noProof/>
-              <w:sz w:val="24"/>
-              <w:szCs w:val="24"/>
-              <w:lang w:eastAsia="es-CO"/>
-              <w14:ligatures w14:val="standardContextual"/>
-            </w:rPr>
-          </w:pPr>
-          <w:hyperlink w:anchor="_Toc241502208" w:history="1">
-            <w:r>
-              <w:rPr>
-                <w:rStyle w:val="Hipervnculo"/>
-                <w:noProof/>
-              </w:rPr>
-              <w:t>2.3. Criterios de sostenibilidad sociocultural (responsabilidad social)</w:t>
-            </w:r>
-            <w:r>
-              <w:rPr>
-                <w:noProof/>
-                <w:webHidden/>
-              </w:rPr>
-              <w:tab/>
-            </w:r>
-            <w:r>
-              <w:rPr>
-                <w:noProof/>
-                <w:webHidden/>
-              </w:rPr>
-              <w:fldChar w:fldCharType="begin"/>
-            </w:r>
-            <w:r>
-              <w:rPr>
-                <w:noProof/>
-                <w:webHidden/>
-              </w:rPr>
-              <w:instrText xml:space="preserve"> PAGEREF _Toc241502208 \h </w:instrText>
-            </w:r>
-            <w:r>
-              <w:rPr>
-                <w:noProof/>
-                <w:webHidden/>
-              </w:rPr>
-            </w:r>
-            <w:r>
-              <w:rPr>
-                <w:noProof/>
-                <w:webHidden/>
-              </w:rPr>
-              <w:fldChar w:fldCharType="separate"/>
-            </w:r>
-            <w:r>
-              <w:rPr>
-                <w:noProof/>
-                <w:webHidden/>
-              </w:rPr>
-              <w:t>3</w:t>
-            </w:r>
-            <w:r>
-              <w:rPr>
-                <w:noProof/>
-                <w:webHidden/>
-              </w:rPr>
-              <w:fldChar w:fldCharType="end"/>
-            </w:r>
-          </w:hyperlink>
-        </w:p>
-        <w:p>
-          <w:pPr>
-            <w:pStyle w:val="TDC2"/>
-            <w:rPr>
-              <w:rFonts w:asciiTheme="minorHAnsi" w:eastAsiaTheme="minorEastAsia" w:hAnsiTheme="minorHAnsi" w:cstheme="minorBidi"/>
-              <w:noProof/>
-              <w:sz w:val="24"/>
-              <w:szCs w:val="24"/>
-              <w:lang w:eastAsia="es-CO"/>
-              <w14:ligatures w14:val="standardContextual"/>
-            </w:rPr>
-          </w:pPr>
-          <w:hyperlink w:anchor="_Toc241502209" w:history="1">
-            <w:r>
-              <w:rPr>
-                <w:rStyle w:val="Hipervnculo"/>
-                <w:noProof/>
-              </w:rPr>
-              <w:t>2.4. Sostenibilidad sociocultural y ambiental en el turismo: desarrollo local, protección del patrimonio y conservación del entorno</w:t>
-            </w:r>
-            <w:r>
-              <w:rPr>
-                <w:noProof/>
-                <w:webHidden/>
-              </w:rPr>
-              <w:tab/>
-            </w:r>
-            <w:r>
-              <w:rPr>
-                <w:noProof/>
-                <w:webHidden/>
-              </w:rPr>
-              <w:fldChar w:fldCharType="begin"/>
-            </w:r>
-            <w:r>
-              <w:rPr>
-                <w:noProof/>
-                <w:webHidden/>
-              </w:rPr>
-              <w:instrText xml:space="preserve"> PAGEREF _Toc241502209 \h </w:instrText>
-            </w:r>
-            <w:r>
-              <w:rPr>
-                <w:noProof/>
-                <w:webHidden/>
-              </w:rPr>
-            </w:r>
-            <w:r>
-              <w:rPr>
-                <w:noProof/>
-                <w:webHidden/>
-              </w:rPr>
-              <w:fldChar w:fldCharType="separate"/>
-            </w:r>
-            <w:r>
-              <w:rPr>
-                <w:noProof/>
-                <w:webHidden/>
-              </w:rPr>
-              <w:t>5</w:t>
-            </w:r>
-            <w:r>
-              <w:rPr>
-                <w:noProof/>
-                <w:webHidden/>
-              </w:rPr>
-              <w:fldChar w:fldCharType="end"/>
-            </w:r>
-          </w:hyperlink>
-        </w:p>
-        <w:p>
-          <w:pPr>
-            <w:pStyle w:val="TDC2"/>
-            <w:rPr>
-              <w:rFonts w:asciiTheme="minorHAnsi" w:eastAsiaTheme="minorEastAsia" w:hAnsiTheme="minorHAnsi" w:cstheme="minorBidi"/>
-              <w:noProof/>
-              <w:sz w:val="24"/>
-              <w:szCs w:val="24"/>
-              <w:lang w:eastAsia="es-CO"/>
-              <w14:ligatures w14:val="standardContextual"/>
-            </w:rPr>
-          </w:pPr>
-          <w:hyperlink w:anchor="_Toc241502210" w:history="1">
-            <w:r>
-              <w:rPr>
-                <w:rStyle w:val="Hipervnculo"/>
-                <w:noProof/>
-              </w:rPr>
-              <w:t>2.5. Sello Ambiental Colombiano (SAC)</w:t>
-            </w:r>
-            <w:r>
-              <w:rPr>
-                <w:noProof/>
-                <w:webHidden/>
-              </w:rPr>
-              <w:tab/>
-            </w:r>
-            <w:r>
-              <w:rPr>
-                <w:noProof/>
-                <w:webHidden/>
-              </w:rPr>
-              <w:fldChar w:fldCharType="begin"/>
-            </w:r>
-            <w:r>
-              <w:rPr>
-                <w:noProof/>
-                <w:webHidden/>
-              </w:rPr>
-              <w:instrText xml:space="preserve"> PAGEREF _Toc241502210 \h </w:instrText>
-            </w:r>
-            <w:r>
-              <w:rPr>
-                <w:noProof/>
-                <w:webHidden/>
-              </w:rPr>
-            </w:r>
-            <w:r>
-              <w:rPr>
-                <w:noProof/>
-                <w:webHidden/>
-              </w:rPr>
-              <w:fldChar w:fldCharType="separate"/>
-            </w:r>
-            <w:r>
-              <w:rPr>
-                <w:noProof/>
-                <w:webHidden/>
-              </w:rPr>
-              <w:t>7</w:t>
+              <w:t>36</w:t>
             </w:r>
             <w:r>
               <w:rPr>
@@ -1517,7 +1522,7 @@
               <w14:ligatures w14:val="standardContextual"/>
             </w:rPr>
           </w:pPr>
-          <w:hyperlink w:anchor="_Toc241502211" w:history="1">
+          <w:hyperlink w:anchor="_Toc243224725" w:history="1">
             <w:r>
               <w:rPr>
                 <w:rStyle w:val="Hipervnculo"/>
@@ -1540,7 +1545,7 @@
               <w:rPr>
                 <w:webHidden/>
               </w:rPr>
-              <w:instrText xml:space="preserve"> PAGEREF _Toc241502211 \h </w:instrText>
+              <w:instrText xml:space="preserve"> PAGEREF _Toc243224725 \h </w:instrText>
             </w:r>
             <w:r>
               <w:rPr>
@@ -1557,7 +1562,7 @@
               <w:rPr>
                 <w:webHidden/>
               </w:rPr>
-              <w:t>9</w:t>
+              <w:t>38</w:t>
             </w:r>
             <w:r>
               <w:rPr>
@@ -1578,7 +1583,7 @@
               <w14:ligatures w14:val="standardContextual"/>
             </w:rPr>
           </w:pPr>
-          <w:hyperlink w:anchor="_Toc241502212" w:history="1">
+          <w:hyperlink w:anchor="_Toc243224726" w:history="1">
             <w:r>
               <w:rPr>
                 <w:rStyle w:val="Hipervnculo"/>
@@ -1601,7 +1606,7 @@
               <w:rPr>
                 <w:webHidden/>
               </w:rPr>
-              <w:instrText xml:space="preserve"> PAGEREF _Toc241502212 \h </w:instrText>
+              <w:instrText xml:space="preserve"> PAGEREF _Toc243224726 \h </w:instrText>
             </w:r>
             <w:r>
               <w:rPr>
@@ -1618,7 +1623,7 @@
               <w:rPr>
                 <w:webHidden/>
               </w:rPr>
-              <w:t>11</w:t>
+              <w:t>40</w:t>
             </w:r>
             <w:r>
               <w:rPr>
@@ -1639,7 +1644,7 @@
               <w14:ligatures w14:val="standardContextual"/>
             </w:rPr>
           </w:pPr>
-          <w:hyperlink w:anchor="_Toc241502213" w:history="1">
+          <w:hyperlink w:anchor="_Toc243224727" w:history="1">
             <w:r>
               <w:rPr>
                 <w:rStyle w:val="Hipervnculo"/>
@@ -1662,7 +1667,7 @@
               <w:rPr>
                 <w:webHidden/>
               </w:rPr>
-              <w:instrText xml:space="preserve"> PAGEREF _Toc241502213 \h </w:instrText>
+              <w:instrText xml:space="preserve"> PAGEREF _Toc243224727 \h </w:instrText>
             </w:r>
             <w:r>
               <w:rPr>
@@ -1679,7 +1684,7 @@
               <w:rPr>
                 <w:webHidden/>
               </w:rPr>
-              <w:t>13</w:t>
+              <w:t>42</w:t>
             </w:r>
             <w:r>
               <w:rPr>
@@ -1700,7 +1705,7 @@
               <w14:ligatures w14:val="standardContextual"/>
             </w:rPr>
           </w:pPr>
-          <w:hyperlink w:anchor="_Toc241502214" w:history="1">
+          <w:hyperlink w:anchor="_Toc243224728" w:history="1">
             <w:r>
               <w:rPr>
                 <w:rStyle w:val="Hipervnculo"/>
@@ -1723,7 +1728,7 @@
               <w:rPr>
                 <w:webHidden/>
               </w:rPr>
-              <w:instrText xml:space="preserve"> PAGEREF _Toc241502214 \h </w:instrText>
+              <w:instrText xml:space="preserve"> PAGEREF _Toc243224728 \h </w:instrText>
             </w:r>
             <w:r>
               <w:rPr>
@@ -1740,7 +1745,7 @@
               <w:rPr>
                 <w:webHidden/>
               </w:rPr>
-              <w:t>16</w:t>
+              <w:t>45</w:t>
             </w:r>
             <w:r>
               <w:rPr>
@@ -1752,7 +1757,7 @@
         </w:p>
         <w:p>
           <w:pPr>
-            <w:spacing w:line="276" w:lineRule="auto"/>
+            <w:spacing w:before="0"/>
             <w:ind w:firstLine="0"/>
             <w:rPr>
               <w:rFonts w:cs="Calibri"/>
@@ -1770,13 +1775,13 @@
         </w:p>
       </w:sdtContent>
     </w:sdt>
-    <w:bookmarkStart w:id="1" w:name="_Toc233369900" w:displacedByCustomXml="prev"/>
-    <w:bookmarkStart w:id="2" w:name="_Toc233211085" w:displacedByCustomXml="prev"/>
+    <w:bookmarkStart w:id="1" w:name="_Toc233211085" w:displacedByCustomXml="prev"/>
+    <w:bookmarkStart w:id="2" w:name="_Toc233369900" w:displacedByCustomXml="prev"/>
     <w:p>
       <w:pPr>
         <w:pStyle w:val="Ttulo1"/>
       </w:pPr>
-      <w:bookmarkStart w:id="3" w:name="_Toc241502198"/>
+      <w:bookmarkStart w:id="3" w:name="_Toc243224712"/>
       <w:r>
         <w:lastRenderedPageBreak/>
         <w:t>Introducción</w:t>
@@ -1870,7 +1875,7 @@
       <w:pPr>
         <w:pStyle w:val="Ttulo1"/>
       </w:pPr>
-      <w:bookmarkStart w:id="4" w:name="_Toc241502199"/>
+      <w:bookmarkStart w:id="4" w:name="_Toc243224713"/>
       <w:r>
         <w:lastRenderedPageBreak/>
         <w:t xml:space="preserve">1. </w:t>
@@ -2256,7 +2261,7 @@
       <w:pPr>
         <w:pStyle w:val="Ttulo2"/>
       </w:pPr>
-      <w:bookmarkStart w:id="5" w:name="_Toc241502200"/>
+      <w:bookmarkStart w:id="5" w:name="_Toc243224714"/>
       <w:r>
         <w:t xml:space="preserve">1.1. </w:t>
       </w:r>
@@ -2886,7 +2891,7 @@
         <w:sectPr>
           <w:headerReference w:type="default" r:id="rId16"/>
           <w:footerReference w:type="default" r:id="rId17"/>
-          <w:pgSz w:w="12240" w:h="15840"/>
+          <w:pgSz w:w="12240" w:h="15840" w:code="1"/>
           <w:pgMar w:top="1701" w:right="1134" w:bottom="1134" w:left="1134" w:header="709" w:footer="737" w:gutter="0"/>
           <w:pgNumType w:start="1"/>
           <w:cols w:space="708"/>
@@ -2924,7 +2929,7 @@
         </w:rPr>
         <w:sectPr>
           <w:type w:val="continuous"/>
-          <w:pgSz w:w="12240" w:h="15840"/>
+          <w:pgSz w:w="12240" w:h="15840" w:code="1"/>
           <w:pgMar w:top="1701" w:right="1134" w:bottom="1134" w:left="1134" w:header="709" w:footer="737" w:gutter="0"/>
           <w:pgNumType w:start="1"/>
           <w:cols w:space="708"/>
@@ -2956,6 +2961,12 @@
         </w:rPr>
         <w:t>Parapente</w:t>
       </w:r>
+      <w:r>
+        <w:rPr>
+          <w:rFonts w:cs="Calibri"/>
+        </w:rPr>
+        <w:t>.</w:t>
+      </w:r>
     </w:p>
     <w:p>
       <w:pPr>
@@ -2975,6 +2986,12 @@
         </w:rPr>
         <w:t>Rappel</w:t>
       </w:r>
+      <w:r>
+        <w:rPr>
+          <w:rStyle w:val="Extranjerismo"/>
+        </w:rPr>
+        <w:t>.</w:t>
+      </w:r>
     </w:p>
     <w:p>
       <w:pPr>
@@ -2994,6 +3011,12 @@
         </w:rPr>
         <w:t>Escalada</w:t>
       </w:r>
+      <w:r>
+        <w:rPr>
+          <w:rFonts w:cs="Calibri"/>
+        </w:rPr>
+        <w:t>.</w:t>
+      </w:r>
     </w:p>
     <w:p>
       <w:pPr>
@@ -3013,6 +3036,12 @@
         </w:rPr>
         <w:t>Rafting</w:t>
       </w:r>
+      <w:r>
+        <w:rPr>
+          <w:rStyle w:val="Extranjerismo"/>
+        </w:rPr>
+        <w:t>.</w:t>
+      </w:r>
     </w:p>
     <w:p>
       <w:pPr>
@@ -3032,6 +3061,12 @@
         </w:rPr>
         <w:t>Canotaje</w:t>
       </w:r>
+      <w:r>
+        <w:rPr>
+          <w:rFonts w:cs="Calibri"/>
+        </w:rPr>
+        <w:t>.</w:t>
+      </w:r>
     </w:p>
     <w:p>
       <w:pPr>
@@ -3089,6 +3124,12 @@
         </w:rPr>
         <w:t>Ciclomontañismo</w:t>
       </w:r>
+      <w:r>
+        <w:rPr>
+          <w:rFonts w:cs="Calibri"/>
+        </w:rPr>
+        <w:t>.</w:t>
+      </w:r>
     </w:p>
     <w:p>
       <w:pPr>
@@ -3108,6 +3149,12 @@
         </w:rPr>
         <w:t>Cabalgatas</w:t>
       </w:r>
+      <w:r>
+        <w:rPr>
+          <w:rFonts w:cs="Calibri"/>
+        </w:rPr>
+        <w:t>.</w:t>
+      </w:r>
     </w:p>
     <w:p>
       <w:pPr>
@@ -3127,6 +3174,12 @@
         </w:rPr>
         <w:t>Puenting</w:t>
       </w:r>
+      <w:r>
+        <w:rPr>
+          <w:rStyle w:val="Extranjerismo"/>
+        </w:rPr>
+        <w:t>.</w:t>
+      </w:r>
     </w:p>
     <w:p>
       <w:pPr>
@@ -3146,6 +3199,12 @@
         </w:rPr>
         <w:t>Espeleología</w:t>
       </w:r>
+      <w:r>
+        <w:rPr>
+          <w:rFonts w:cs="Calibri"/>
+        </w:rPr>
+        <w:t>.</w:t>
+      </w:r>
     </w:p>
     <w:p>
       <w:pPr>
@@ -3165,6 +3224,12 @@
         </w:rPr>
         <w:t>Buceo</w:t>
       </w:r>
+      <w:r>
+        <w:rPr>
+          <w:rFonts w:cs="Calibri"/>
+        </w:rPr>
+        <w:t>.</w:t>
+      </w:r>
     </w:p>
     <w:p>
       <w:pPr>
@@ -3184,6 +3249,12 @@
         </w:rPr>
         <w:t>Kayak</w:t>
       </w:r>
+      <w:r>
+        <w:rPr>
+          <w:rFonts w:cs="Calibri"/>
+        </w:rPr>
+        <w:t>.</w:t>
+      </w:r>
     </w:p>
     <w:p>
       <w:pPr>
@@ -3198,12 +3269,21 @@
           <w:rFonts w:cs="Calibri"/>
         </w:rPr>
       </w:pPr>
+      <w:proofErr w:type="spellStart"/>
       <w:r>
         <w:rPr>
           <w:rStyle w:val="Extranjerismo"/>
           <w:rFonts w:cs="Calibri"/>
         </w:rPr>
         <w:t>Hydrospeed</w:t>
+      </w:r>
+      <w:proofErr w:type="spellEnd"/>
+      <w:r>
+        <w:rPr>
+          <w:rStyle w:val="Extranjerismo"/>
+          <w:rFonts w:cs="Calibri"/>
+        </w:rPr>
+        <w:t>.</w:t>
       </w:r>
     </w:p>
     <w:p>
@@ -3223,6 +3303,12 @@
           <w:rFonts w:cs="Calibri"/>
         </w:rPr>
         <w:t>Pesca deportiva</w:t>
+      </w:r>
+      <w:r>
+        <w:rPr>
+          <w:rFonts w:cs="Calibri"/>
+        </w:rPr>
+        <w:t>.</w:t>
       </w:r>
     </w:p>
     <w:p>
@@ -3878,6 +3964,14 @@
     </w:p>
     <w:p>
       <w:pPr>
+        <w:ind w:firstLine="0"/>
+        <w:rPr>
+          <w:rFonts w:cs="Calibri"/>
+        </w:rPr>
+      </w:pPr>
+    </w:p>
+    <w:p>
+      <w:pPr>
         <w:spacing w:before="0" w:after="0"/>
         <w:rPr>
           <w:rFonts w:cs="Calibri"/>
@@ -4065,7 +4159,7 @@
           <w:noProof/>
         </w:rPr>
         <w:drawing>
-          <wp:inline distT="0" distB="0" distL="0" distR="0" wp14:anchorId="04CEB421" wp14:editId="5C6710EB">
+          <wp:inline distT="0" distB="0" distL="0" distR="0" wp14:anchorId="04CEB421" wp14:editId="6CD0C9B3">
             <wp:extent cx="4680000" cy="2632387"/>
             <wp:effectExtent l="0" t="0" r="6350" b="0"/>
             <wp:docPr id="1088047180" name="Imagen 85">
@@ -4138,15 +4232,16 @@
           <w:u w:val="single"/>
         </w:rPr>
       </w:pPr>
-      <w:r>
-        <w:rPr>
-          <w:rFonts w:cs="Calibri"/>
-          <w:b/>
-          <w:color w:val="1F3864" w:themeColor="accent1" w:themeShade="80"/>
-          <w:u w:val="single"/>
-        </w:rPr>
-        <w:t>Enlace de reproducción del video</w:t>
-      </w:r>
+      <w:hyperlink r:id="rId19" w:history="1">
+        <w:r>
+          <w:rPr>
+            <w:rStyle w:val="Hipervnculo"/>
+            <w:rFonts w:cs="Calibri"/>
+            <w:b/>
+          </w:rPr>
+          <w:t>Enlace de reproducción del video</w:t>
+        </w:r>
+      </w:hyperlink>
     </w:p>
     <w:tbl>
       <w:tblPr>
@@ -4356,7 +4451,7 @@
         <w:pStyle w:val="Ttulo2"/>
       </w:pPr>
       <w:bookmarkStart w:id="7" w:name="_Toc233369903"/>
-      <w:bookmarkStart w:id="8" w:name="_Toc241502201"/>
+      <w:bookmarkStart w:id="8" w:name="_Toc243224715"/>
       <w:r>
         <w:lastRenderedPageBreak/>
         <w:t xml:space="preserve">1.2. </w:t>
@@ -4437,7 +4532,8 @@
       <w:tblGrid>
         <w:gridCol w:w="3320"/>
         <w:gridCol w:w="3321"/>
-        <w:gridCol w:w="3321"/>
+        <w:gridCol w:w="17"/>
+        <w:gridCol w:w="3304"/>
       </w:tblGrid>
       <w:tr>
         <w:trPr>
@@ -4503,6 +4599,7 @@
         <w:tc>
           <w:tcPr>
             <w:tcW w:w="3321" w:type="dxa"/>
+            <w:gridSpan w:val="2"/>
           </w:tcPr>
           <w:p>
             <w:pPr>
@@ -4545,13 +4642,17 @@
               <w:spacing w:before="0" w:after="0" w:line="360" w:lineRule="auto"/>
               <w:rPr>
                 <w:rFonts w:cs="Calibri"/>
-                <w:sz w:val="28"/>
-                <w:szCs w:val="28"/>
-              </w:rPr>
-            </w:pPr>
-            <w:r>
-              <w:rPr>
-                <w:rFonts w:cs="Calibri"/>
+                <w:b w:val="0"/>
+                <w:bCs/>
+                <w:sz w:val="28"/>
+                <w:szCs w:val="28"/>
+              </w:rPr>
+            </w:pPr>
+            <w:r>
+              <w:rPr>
+                <w:rFonts w:cs="Calibri"/>
+                <w:b w:val="0"/>
+                <w:bCs/>
                 <w:sz w:val="28"/>
                 <w:szCs w:val="28"/>
               </w:rPr>
@@ -4569,13 +4670,17 @@
               <w:spacing w:before="0" w:after="0" w:line="360" w:lineRule="auto"/>
               <w:rPr>
                 <w:rFonts w:cs="Calibri"/>
-                <w:sz w:val="28"/>
-                <w:szCs w:val="28"/>
-              </w:rPr>
-            </w:pPr>
-            <w:r>
-              <w:rPr>
-                <w:rFonts w:cs="Calibri"/>
+                <w:b w:val="0"/>
+                <w:bCs/>
+                <w:sz w:val="28"/>
+                <w:szCs w:val="28"/>
+              </w:rPr>
+            </w:pPr>
+            <w:r>
+              <w:rPr>
+                <w:rFonts w:cs="Calibri"/>
+                <w:b w:val="0"/>
+                <w:bCs/>
                 <w:sz w:val="28"/>
                 <w:szCs w:val="28"/>
               </w:rPr>
@@ -4586,6 +4691,7 @@
         <w:tc>
           <w:tcPr>
             <w:tcW w:w="3321" w:type="dxa"/>
+            <w:gridSpan w:val="2"/>
           </w:tcPr>
           <w:p>
             <w:pPr>
@@ -4593,13 +4699,17 @@
               <w:spacing w:before="0" w:after="0" w:line="360" w:lineRule="auto"/>
               <w:rPr>
                 <w:rFonts w:cs="Calibri"/>
-                <w:sz w:val="28"/>
-                <w:szCs w:val="28"/>
-              </w:rPr>
-            </w:pPr>
-            <w:r>
-              <w:rPr>
-                <w:rFonts w:cs="Calibri"/>
+                <w:b w:val="0"/>
+                <w:bCs/>
+                <w:sz w:val="28"/>
+                <w:szCs w:val="28"/>
+              </w:rPr>
+            </w:pPr>
+            <w:r>
+              <w:rPr>
+                <w:rFonts w:cs="Calibri"/>
+                <w:b w:val="0"/>
+                <w:bCs/>
                 <w:sz w:val="28"/>
                 <w:szCs w:val="28"/>
               </w:rPr>
@@ -4807,6 +4917,7 @@
         <w:tc>
           <w:tcPr>
             <w:tcW w:w="3321" w:type="dxa"/>
+            <w:gridSpan w:val="2"/>
           </w:tcPr>
           <w:p>
             <w:pPr>
@@ -4901,34 +5012,7 @@
           </w:p>
         </w:tc>
       </w:tr>
-    </w:tbl>
-    <w:p>
-      <w:pPr>
-        <w:pStyle w:val="Prrafodelista"/>
-        <w:spacing w:before="0" w:after="0"/>
-        <w:ind w:firstLine="0"/>
-        <w:rPr>
-          <w:rFonts w:cs="Calibri"/>
-          <w:b/>
-          <w:bCs/>
-        </w:rPr>
-      </w:pPr>
-    </w:p>
-    <w:tbl>
-      <w:tblPr>
-        <w:tblStyle w:val="SENA"/>
-        <w:tblW w:w="0" w:type="auto"/>
-        <w:tblLook w:val="04A0" w:firstRow="1" w:lastRow="0" w:firstColumn="1" w:lastColumn="0" w:noHBand="0" w:noVBand="1"/>
-      </w:tblPr>
-      <w:tblGrid>
-        <w:gridCol w:w="3320"/>
-        <w:gridCol w:w="3196"/>
-        <w:gridCol w:w="3446"/>
-      </w:tblGrid>
       <w:tr>
-        <w:trPr>
-          <w:cnfStyle w:val="100000000000" w:firstRow="1" w:lastRow="0" w:firstColumn="0" w:lastColumn="0" w:oddVBand="0" w:evenVBand="0" w:oddHBand="0" w:evenHBand="0" w:firstRowFirstColumn="0" w:firstRowLastColumn="0" w:lastRowFirstColumn="0" w:lastRowLastColumn="0"/>
-        </w:trPr>
         <w:tc>
           <w:tcPr>
             <w:tcW w:w="3320" w:type="dxa"/>
@@ -4938,12 +5022,16 @@
               <w:ind w:firstLine="0"/>
               <w:rPr>
                 <w:rFonts w:cs="Calibri"/>
-                <w:szCs w:val="28"/>
-              </w:rPr>
-            </w:pPr>
-            <w:r>
-              <w:rPr>
-                <w:rFonts w:cs="Calibri"/>
+                <w:b/>
+                <w:bCs/>
+                <w:szCs w:val="28"/>
+              </w:rPr>
+            </w:pPr>
+            <w:r>
+              <w:rPr>
+                <w:rFonts w:cs="Calibri"/>
+                <w:b/>
+                <w:bCs/>
                 <w:szCs w:val="28"/>
               </w:rPr>
               <w:t xml:space="preserve">2. </w:t>
@@ -4951,6 +5039,7 @@
             <w:r>
               <w:rPr>
                 <w:rFonts w:cs="Calibri"/>
+                <w:b/>
                 <w:bCs/>
               </w:rPr>
               <w:t>Impactos ambientales</w:t>
@@ -4959,19 +5048,24 @@
         </w:tc>
         <w:tc>
           <w:tcPr>
-            <w:tcW w:w="3196" w:type="dxa"/>
+            <w:tcW w:w="3338" w:type="dxa"/>
+            <w:gridSpan w:val="2"/>
           </w:tcPr>
           <w:p>
             <w:pPr>
               <w:ind w:firstLine="0"/>
               <w:rPr>
                 <w:rFonts w:cs="Calibri"/>
-                <w:szCs w:val="28"/>
-              </w:rPr>
-            </w:pPr>
-            <w:r>
-              <w:rPr>
-                <w:rFonts w:cs="Calibri"/>
+                <w:b/>
+                <w:bCs/>
+                <w:szCs w:val="28"/>
+              </w:rPr>
+            </w:pPr>
+            <w:r>
+              <w:rPr>
+                <w:rFonts w:cs="Calibri"/>
+                <w:b/>
+                <w:bCs/>
                 <w:szCs w:val="28"/>
               </w:rPr>
               <w:t>2. Impactos ambientales</w:t>
@@ -4980,19 +5074,23 @@
         </w:tc>
         <w:tc>
           <w:tcPr>
-            <w:tcW w:w="3446" w:type="dxa"/>
+            <w:tcW w:w="3304" w:type="dxa"/>
           </w:tcPr>
           <w:p>
             <w:pPr>
               <w:ind w:firstLine="0"/>
               <w:rPr>
                 <w:rFonts w:cs="Calibri"/>
-                <w:szCs w:val="28"/>
-              </w:rPr>
-            </w:pPr>
-            <w:r>
-              <w:rPr>
-                <w:rFonts w:cs="Calibri"/>
+                <w:b/>
+                <w:bCs/>
+                <w:szCs w:val="28"/>
+              </w:rPr>
+            </w:pPr>
+            <w:r>
+              <w:rPr>
+                <w:rFonts w:cs="Calibri"/>
+                <w:b/>
+                <w:bCs/>
                 <w:szCs w:val="28"/>
               </w:rPr>
               <w:t>2. Impactos ambientales</w:t>
@@ -5030,7 +5128,8 @@
         </w:tc>
         <w:tc>
           <w:tcPr>
-            <w:tcW w:w="3196" w:type="dxa"/>
+            <w:tcW w:w="3338" w:type="dxa"/>
+            <w:gridSpan w:val="2"/>
           </w:tcPr>
           <w:p>
             <w:pPr>
@@ -5054,7 +5153,7 @@
         </w:tc>
         <w:tc>
           <w:tcPr>
-            <w:tcW w:w="3446" w:type="dxa"/>
+            <w:tcW w:w="3304" w:type="dxa"/>
           </w:tcPr>
           <w:p>
             <w:pPr>
@@ -5109,7 +5208,6 @@
                 <w:szCs w:val="28"/>
                 <w:bdr w:val="none" w:sz="0" w:space="0" w:color="auto" w:frame="1"/>
               </w:rPr>
-              <w:lastRenderedPageBreak/>
               <w:t>Incentivo a la conservación de áreas naturales.</w:t>
             </w:r>
           </w:p>
@@ -5140,13 +5238,15 @@
                 <w:szCs w:val="28"/>
                 <w:bdr w:val="none" w:sz="0" w:space="0" w:color="auto" w:frame="1"/>
               </w:rPr>
+              <w:lastRenderedPageBreak/>
               <w:t>Creación de parques y reservas</w:t>
             </w:r>
           </w:p>
         </w:tc>
         <w:tc>
           <w:tcPr>
-            <w:tcW w:w="3196" w:type="dxa"/>
+            <w:tcW w:w="3338" w:type="dxa"/>
+            <w:gridSpan w:val="2"/>
           </w:tcPr>
           <w:p>
             <w:pPr>
@@ -5172,6 +5272,7 @@
                 <w:szCs w:val="28"/>
                 <w:bdr w:val="none" w:sz="0" w:space="0" w:color="auto" w:frame="1"/>
               </w:rPr>
+              <w:lastRenderedPageBreak/>
               <w:t>Contaminación.</w:t>
             </w:r>
           </w:p>
@@ -5226,13 +5327,14 @@
                 <w:szCs w:val="28"/>
                 <w:bdr w:val="none" w:sz="0" w:space="0" w:color="auto" w:frame="1"/>
               </w:rPr>
+              <w:lastRenderedPageBreak/>
               <w:t>Sobreuso de recursos naturales.</w:t>
             </w:r>
           </w:p>
         </w:tc>
         <w:tc>
           <w:tcPr>
-            <w:tcW w:w="3446" w:type="dxa"/>
+            <w:tcW w:w="3304" w:type="dxa"/>
           </w:tcPr>
           <w:p>
             <w:pPr>
@@ -5258,7 +5360,19 @@
                 <w:szCs w:val="28"/>
                 <w:bdr w:val="none" w:sz="0" w:space="0" w:color="auto" w:frame="1"/>
               </w:rPr>
-              <w:t>Educa al turista en prácticas sostenibles (no dejar basura, respetar fauna).</w:t>
+              <w:lastRenderedPageBreak/>
+              <w:t xml:space="preserve">Educa al turista en prácticas sostenibles </w:t>
+            </w:r>
+            <w:r>
+              <w:rPr>
+                <w:rStyle w:val="mb-01"/>
+                <w:rFonts w:ascii="Calibri" w:hAnsi="Calibri" w:cs="Calibri"/>
+                <w:sz w:val="28"/>
+                <w:szCs w:val="28"/>
+                <w:bdr w:val="none" w:sz="0" w:space="0" w:color="auto" w:frame="1"/>
+              </w:rPr>
+              <w:lastRenderedPageBreak/>
+              <w:t>(no dejar basura, respetar fauna).</w:t>
             </w:r>
           </w:p>
           <w:p>
@@ -5320,11 +5434,520 @@
           </w:p>
         </w:tc>
       </w:tr>
+      <w:tr>
+        <w:trPr>
+          <w:cnfStyle w:val="000000100000" w:firstRow="0" w:lastRow="0" w:firstColumn="0" w:lastColumn="0" w:oddVBand="0" w:evenVBand="0" w:oddHBand="1" w:evenHBand="0" w:firstRowFirstColumn="0" w:firstRowLastColumn="0" w:lastRowFirstColumn="0" w:lastRowLastColumn="0"/>
+          <w:tblHeader/>
+        </w:trPr>
+        <w:tc>
+          <w:tcPr>
+            <w:tcW w:w="3320" w:type="dxa"/>
+          </w:tcPr>
+          <w:p>
+            <w:pPr>
+              <w:ind w:firstLine="0"/>
+              <w:rPr>
+                <w:rFonts w:cs="Calibri"/>
+                <w:b/>
+                <w:bCs/>
+              </w:rPr>
+            </w:pPr>
+            <w:r>
+              <w:rPr>
+                <w:rFonts w:cs="Calibri"/>
+                <w:b/>
+                <w:bCs/>
+                <w:szCs w:val="28"/>
+              </w:rPr>
+              <w:lastRenderedPageBreak/>
+              <w:t xml:space="preserve">3. </w:t>
+            </w:r>
+            <w:r>
+              <w:rPr>
+                <w:rFonts w:cs="Calibri"/>
+                <w:b/>
+                <w:bCs/>
+              </w:rPr>
+              <w:t>Impactos socioculturales</w:t>
+            </w:r>
+          </w:p>
+        </w:tc>
+        <w:tc>
+          <w:tcPr>
+            <w:tcW w:w="3321" w:type="dxa"/>
+          </w:tcPr>
+          <w:p>
+            <w:pPr>
+              <w:ind w:firstLine="0"/>
+              <w:rPr>
+                <w:rFonts w:cs="Calibri"/>
+                <w:b/>
+                <w:bCs/>
+                <w:szCs w:val="28"/>
+              </w:rPr>
+            </w:pPr>
+            <w:r>
+              <w:rPr>
+                <w:rFonts w:cs="Calibri"/>
+                <w:b/>
+                <w:bCs/>
+                <w:szCs w:val="28"/>
+              </w:rPr>
+              <w:t>3. Impactos socioculturales</w:t>
+            </w:r>
+          </w:p>
+        </w:tc>
+        <w:tc>
+          <w:tcPr>
+            <w:tcW w:w="3321" w:type="dxa"/>
+            <w:gridSpan w:val="2"/>
+          </w:tcPr>
+          <w:p>
+            <w:pPr>
+              <w:ind w:firstLine="0"/>
+              <w:rPr>
+                <w:rFonts w:cs="Calibri"/>
+                <w:b/>
+                <w:bCs/>
+                <w:szCs w:val="28"/>
+              </w:rPr>
+            </w:pPr>
+            <w:r>
+              <w:rPr>
+                <w:rFonts w:cs="Calibri"/>
+                <w:b/>
+                <w:bCs/>
+                <w:szCs w:val="28"/>
+              </w:rPr>
+              <w:t>3. Impactos socioculturales</w:t>
+            </w:r>
+          </w:p>
+        </w:tc>
+      </w:tr>
+      <w:tr>
+        <w:trPr>
+          <w:tblHeader/>
+        </w:trPr>
+        <w:tc>
+          <w:tcPr>
+            <w:tcW w:w="3320" w:type="dxa"/>
+          </w:tcPr>
+          <w:p>
+            <w:pPr>
+              <w:pStyle w:val="TextoTablas"/>
+              <w:spacing w:before="0" w:after="0" w:line="360" w:lineRule="auto"/>
+              <w:rPr>
+                <w:rFonts w:cs="Calibri"/>
+                <w:sz w:val="28"/>
+                <w:szCs w:val="28"/>
+              </w:rPr>
+            </w:pPr>
+            <w:r>
+              <w:rPr>
+                <w:rFonts w:cs="Calibri"/>
+                <w:sz w:val="28"/>
+                <w:szCs w:val="28"/>
+              </w:rPr>
+              <w:t>Positivos</w:t>
+            </w:r>
+          </w:p>
+        </w:tc>
+        <w:tc>
+          <w:tcPr>
+            <w:tcW w:w="3321" w:type="dxa"/>
+          </w:tcPr>
+          <w:p>
+            <w:pPr>
+              <w:pStyle w:val="TextoTablas"/>
+              <w:spacing w:before="0" w:after="0" w:line="360" w:lineRule="auto"/>
+              <w:rPr>
+                <w:rFonts w:cs="Calibri"/>
+                <w:sz w:val="28"/>
+                <w:szCs w:val="28"/>
+              </w:rPr>
+            </w:pPr>
+            <w:r>
+              <w:rPr>
+                <w:rFonts w:cs="Calibri"/>
+                <w:sz w:val="28"/>
+                <w:szCs w:val="28"/>
+              </w:rPr>
+              <w:t>Negativos</w:t>
+            </w:r>
+          </w:p>
+        </w:tc>
+        <w:tc>
+          <w:tcPr>
+            <w:tcW w:w="3321" w:type="dxa"/>
+            <w:gridSpan w:val="2"/>
+          </w:tcPr>
+          <w:p>
+            <w:pPr>
+              <w:pStyle w:val="TextoTablas"/>
+              <w:spacing w:before="0" w:after="0" w:line="360" w:lineRule="auto"/>
+              <w:rPr>
+                <w:rFonts w:cs="Calibri"/>
+                <w:sz w:val="28"/>
+                <w:szCs w:val="28"/>
+              </w:rPr>
+            </w:pPr>
+            <w:r>
+              <w:rPr>
+                <w:rFonts w:cs="Calibri"/>
+                <w:sz w:val="28"/>
+                <w:szCs w:val="28"/>
+              </w:rPr>
+              <w:t>Rol del guía</w:t>
+            </w:r>
+          </w:p>
+        </w:tc>
+      </w:tr>
+      <w:tr>
+        <w:trPr>
+          <w:cnfStyle w:val="000000100000" w:firstRow="0" w:lastRow="0" w:firstColumn="0" w:lastColumn="0" w:oddVBand="0" w:evenVBand="0" w:oddHBand="1" w:evenHBand="0" w:firstRowFirstColumn="0" w:firstRowLastColumn="0" w:lastRowFirstColumn="0" w:lastRowLastColumn="0"/>
+          <w:trHeight w:val="487"/>
+        </w:trPr>
+        <w:tc>
+          <w:tcPr>
+            <w:tcW w:w="3320" w:type="dxa"/>
+          </w:tcPr>
+          <w:p>
+            <w:pPr>
+              <w:pStyle w:val="mb-0"/>
+              <w:numPr>
+                <w:ilvl w:val="0"/>
+                <w:numId w:val="8"/>
+              </w:numPr>
+              <w:tabs>
+                <w:tab w:val="num" w:pos="360"/>
+              </w:tabs>
+              <w:spacing w:before="0" w:beforeAutospacing="0" w:after="0" w:afterAutospacing="0" w:line="360" w:lineRule="auto"/>
+              <w:ind w:left="447"/>
+              <w:textAlignment w:val="baseline"/>
+              <w:rPr>
+                <w:rStyle w:val="mb-01"/>
+                <w:rFonts w:ascii="Calibri" w:hAnsi="Calibri" w:cs="Calibri"/>
+                <w:sz w:val="28"/>
+                <w:szCs w:val="28"/>
+                <w:bdr w:val="none" w:sz="0" w:space="0" w:color="auto" w:frame="1"/>
+              </w:rPr>
+            </w:pPr>
+            <w:r>
+              <w:rPr>
+                <w:rStyle w:val="mb-01"/>
+                <w:rFonts w:ascii="Calibri" w:hAnsi="Calibri" w:cs="Calibri"/>
+                <w:sz w:val="28"/>
+                <w:szCs w:val="28"/>
+                <w:bdr w:val="none" w:sz="0" w:space="0" w:color="auto" w:frame="1"/>
+              </w:rPr>
+              <w:t>Rescate de tradiciones.</w:t>
+            </w:r>
+          </w:p>
+          <w:p>
+            <w:pPr>
+              <w:pStyle w:val="mb-0"/>
+              <w:numPr>
+                <w:ilvl w:val="0"/>
+                <w:numId w:val="8"/>
+              </w:numPr>
+              <w:tabs>
+                <w:tab w:val="num" w:pos="360"/>
+              </w:tabs>
+              <w:spacing w:before="0" w:beforeAutospacing="0" w:after="0" w:afterAutospacing="0" w:line="360" w:lineRule="auto"/>
+              <w:ind w:left="447"/>
+              <w:textAlignment w:val="baseline"/>
+              <w:rPr>
+                <w:rStyle w:val="mb-01"/>
+                <w:rFonts w:ascii="Calibri" w:hAnsi="Calibri" w:cs="Calibri"/>
+                <w:sz w:val="28"/>
+                <w:szCs w:val="28"/>
+                <w:bdr w:val="none" w:sz="0" w:space="0" w:color="auto" w:frame="1"/>
+              </w:rPr>
+            </w:pPr>
+            <w:r>
+              <w:rPr>
+                <w:rStyle w:val="mb-01"/>
+                <w:rFonts w:ascii="Calibri" w:hAnsi="Calibri" w:cs="Calibri"/>
+                <w:sz w:val="28"/>
+                <w:szCs w:val="28"/>
+                <w:bdr w:val="none" w:sz="0" w:space="0" w:color="auto" w:frame="1"/>
+              </w:rPr>
+              <w:t>Intercambio cultural.</w:t>
+            </w:r>
+          </w:p>
+          <w:p>
+            <w:pPr>
+              <w:pStyle w:val="mb-0"/>
+              <w:numPr>
+                <w:ilvl w:val="0"/>
+                <w:numId w:val="8"/>
+              </w:numPr>
+              <w:tabs>
+                <w:tab w:val="num" w:pos="360"/>
+              </w:tabs>
+              <w:spacing w:before="0" w:beforeAutospacing="0" w:after="0" w:afterAutospacing="0" w:line="360" w:lineRule="auto"/>
+              <w:ind w:left="447"/>
+              <w:textAlignment w:val="baseline"/>
+              <w:rPr>
+                <w:rStyle w:val="mb-01"/>
+                <w:rFonts w:ascii="Calibri" w:hAnsi="Calibri" w:cs="Calibri"/>
+                <w:sz w:val="28"/>
+                <w:szCs w:val="28"/>
+                <w:bdr w:val="none" w:sz="0" w:space="0" w:color="auto" w:frame="1"/>
+              </w:rPr>
+            </w:pPr>
+            <w:r>
+              <w:rPr>
+                <w:rStyle w:val="mb-01"/>
+                <w:rFonts w:ascii="Calibri" w:hAnsi="Calibri" w:cs="Calibri"/>
+                <w:sz w:val="28"/>
+                <w:szCs w:val="28"/>
+                <w:bdr w:val="none" w:sz="0" w:space="0" w:color="auto" w:frame="1"/>
+              </w:rPr>
+              <w:t>Orgullo e identidad local.</w:t>
+            </w:r>
+          </w:p>
+        </w:tc>
+        <w:tc>
+          <w:tcPr>
+            <w:tcW w:w="3321" w:type="dxa"/>
+          </w:tcPr>
+          <w:p>
+            <w:pPr>
+              <w:pStyle w:val="mb-0"/>
+              <w:numPr>
+                <w:ilvl w:val="0"/>
+                <w:numId w:val="8"/>
+              </w:numPr>
+              <w:tabs>
+                <w:tab w:val="num" w:pos="360"/>
+              </w:tabs>
+              <w:spacing w:before="0" w:beforeAutospacing="0" w:after="0" w:afterAutospacing="0" w:line="360" w:lineRule="auto"/>
+              <w:ind w:left="447"/>
+              <w:textAlignment w:val="baseline"/>
+              <w:rPr>
+                <w:rStyle w:val="mb-01"/>
+                <w:rFonts w:ascii="Calibri" w:hAnsi="Calibri" w:cs="Calibri"/>
+                <w:sz w:val="28"/>
+                <w:szCs w:val="28"/>
+                <w:bdr w:val="none" w:sz="0" w:space="0" w:color="auto" w:frame="1"/>
+              </w:rPr>
+            </w:pPr>
+            <w:r>
+              <w:rPr>
+                <w:rStyle w:val="mb-01"/>
+                <w:rFonts w:ascii="Calibri" w:hAnsi="Calibri" w:cs="Calibri"/>
+                <w:sz w:val="28"/>
+                <w:szCs w:val="28"/>
+                <w:bdr w:val="none" w:sz="0" w:space="0" w:color="auto" w:frame="1"/>
+              </w:rPr>
+              <w:t>Pérdida de autenticidad cultural.</w:t>
+            </w:r>
+          </w:p>
+          <w:p>
+            <w:pPr>
+              <w:pStyle w:val="mb-0"/>
+              <w:numPr>
+                <w:ilvl w:val="0"/>
+                <w:numId w:val="8"/>
+              </w:numPr>
+              <w:tabs>
+                <w:tab w:val="num" w:pos="360"/>
+              </w:tabs>
+              <w:spacing w:before="0" w:beforeAutospacing="0" w:after="0" w:afterAutospacing="0" w:line="360" w:lineRule="auto"/>
+              <w:ind w:left="447"/>
+              <w:textAlignment w:val="baseline"/>
+              <w:rPr>
+                <w:rStyle w:val="mb-01"/>
+                <w:rFonts w:ascii="Calibri" w:hAnsi="Calibri" w:cs="Calibri"/>
+                <w:sz w:val="28"/>
+                <w:szCs w:val="28"/>
+                <w:bdr w:val="none" w:sz="0" w:space="0" w:color="auto" w:frame="1"/>
+              </w:rPr>
+            </w:pPr>
+            <w:r>
+              <w:rPr>
+                <w:rStyle w:val="mb-01"/>
+                <w:rFonts w:ascii="Calibri" w:hAnsi="Calibri" w:cs="Calibri"/>
+                <w:sz w:val="28"/>
+                <w:szCs w:val="28"/>
+                <w:bdr w:val="none" w:sz="0" w:space="0" w:color="auto" w:frame="1"/>
+              </w:rPr>
+              <w:t>Comercialización de tradiciones.</w:t>
+            </w:r>
+          </w:p>
+          <w:p>
+            <w:pPr>
+              <w:pStyle w:val="mb-0"/>
+              <w:numPr>
+                <w:ilvl w:val="0"/>
+                <w:numId w:val="8"/>
+              </w:numPr>
+              <w:tabs>
+                <w:tab w:val="num" w:pos="360"/>
+              </w:tabs>
+              <w:spacing w:before="0" w:beforeAutospacing="0" w:after="0" w:afterAutospacing="0" w:line="360" w:lineRule="auto"/>
+              <w:ind w:left="447"/>
+              <w:textAlignment w:val="baseline"/>
+              <w:rPr>
+                <w:rStyle w:val="mb-01"/>
+                <w:rFonts w:ascii="Calibri" w:hAnsi="Calibri" w:cs="Calibri"/>
+                <w:sz w:val="28"/>
+                <w:szCs w:val="28"/>
+                <w:bdr w:val="none" w:sz="0" w:space="0" w:color="auto" w:frame="1"/>
+              </w:rPr>
+            </w:pPr>
+            <w:r>
+              <w:rPr>
+                <w:rStyle w:val="mb-01"/>
+                <w:rFonts w:ascii="Calibri" w:hAnsi="Calibri" w:cs="Calibri"/>
+                <w:sz w:val="28"/>
+                <w:szCs w:val="28"/>
+                <w:bdr w:val="none" w:sz="0" w:space="0" w:color="auto" w:frame="1"/>
+              </w:rPr>
+              <w:t>Conflictos entre turistas y residentes.</w:t>
+            </w:r>
+          </w:p>
+        </w:tc>
+        <w:tc>
+          <w:tcPr>
+            <w:tcW w:w="3321" w:type="dxa"/>
+            <w:gridSpan w:val="2"/>
+          </w:tcPr>
+          <w:p>
+            <w:pPr>
+              <w:pStyle w:val="mb-0"/>
+              <w:numPr>
+                <w:ilvl w:val="0"/>
+                <w:numId w:val="8"/>
+              </w:numPr>
+              <w:tabs>
+                <w:tab w:val="num" w:pos="360"/>
+              </w:tabs>
+              <w:spacing w:before="0" w:beforeAutospacing="0" w:after="0" w:afterAutospacing="0" w:line="360" w:lineRule="auto"/>
+              <w:ind w:left="447"/>
+              <w:textAlignment w:val="baseline"/>
+              <w:rPr>
+                <w:rStyle w:val="mb-01"/>
+                <w:rFonts w:ascii="Calibri" w:hAnsi="Calibri" w:cs="Calibri"/>
+                <w:sz w:val="28"/>
+                <w:szCs w:val="28"/>
+                <w:bdr w:val="none" w:sz="0" w:space="0" w:color="auto" w:frame="1"/>
+              </w:rPr>
+            </w:pPr>
+            <w:r>
+              <w:rPr>
+                <w:rStyle w:val="mb-01"/>
+                <w:rFonts w:ascii="Calibri" w:hAnsi="Calibri" w:cs="Calibri"/>
+                <w:sz w:val="28"/>
+                <w:szCs w:val="28"/>
+                <w:bdr w:val="none" w:sz="0" w:space="0" w:color="auto" w:frame="1"/>
+              </w:rPr>
+              <w:t>Interpreta la cultura de forma respetuosa.</w:t>
+            </w:r>
+          </w:p>
+          <w:p>
+            <w:pPr>
+              <w:pStyle w:val="mb-0"/>
+              <w:numPr>
+                <w:ilvl w:val="0"/>
+                <w:numId w:val="8"/>
+              </w:numPr>
+              <w:tabs>
+                <w:tab w:val="num" w:pos="360"/>
+              </w:tabs>
+              <w:spacing w:before="0" w:beforeAutospacing="0" w:after="0" w:afterAutospacing="0" w:line="360" w:lineRule="auto"/>
+              <w:ind w:left="447"/>
+              <w:textAlignment w:val="baseline"/>
+              <w:rPr>
+                <w:rStyle w:val="mb-01"/>
+                <w:rFonts w:ascii="Calibri" w:hAnsi="Calibri" w:cs="Calibri"/>
+                <w:sz w:val="28"/>
+                <w:szCs w:val="28"/>
+                <w:bdr w:val="none" w:sz="0" w:space="0" w:color="auto" w:frame="1"/>
+              </w:rPr>
+            </w:pPr>
+            <w:r>
+              <w:rPr>
+                <w:rStyle w:val="mb-01"/>
+                <w:rFonts w:ascii="Calibri" w:hAnsi="Calibri" w:cs="Calibri"/>
+                <w:sz w:val="28"/>
+                <w:szCs w:val="28"/>
+                <w:bdr w:val="none" w:sz="0" w:space="0" w:color="auto" w:frame="1"/>
+              </w:rPr>
+              <w:t>Evita estereotipos.</w:t>
+            </w:r>
+          </w:p>
+          <w:p>
+            <w:pPr>
+              <w:pStyle w:val="mb-0"/>
+              <w:numPr>
+                <w:ilvl w:val="0"/>
+                <w:numId w:val="8"/>
+              </w:numPr>
+              <w:tabs>
+                <w:tab w:val="num" w:pos="360"/>
+              </w:tabs>
+              <w:spacing w:before="0" w:beforeAutospacing="0" w:after="0" w:afterAutospacing="0" w:line="360" w:lineRule="auto"/>
+              <w:ind w:left="447"/>
+              <w:textAlignment w:val="baseline"/>
+              <w:rPr>
+                <w:rStyle w:val="mb-01"/>
+                <w:rFonts w:ascii="Calibri" w:hAnsi="Calibri" w:cs="Calibri"/>
+                <w:sz w:val="28"/>
+                <w:szCs w:val="28"/>
+                <w:bdr w:val="none" w:sz="0" w:space="0" w:color="auto" w:frame="1"/>
+              </w:rPr>
+            </w:pPr>
+            <w:r>
+              <w:rPr>
+                <w:rStyle w:val="mb-01"/>
+                <w:rFonts w:ascii="Calibri" w:hAnsi="Calibri" w:cs="Calibri"/>
+                <w:sz w:val="28"/>
+                <w:szCs w:val="28"/>
+                <w:bdr w:val="none" w:sz="0" w:space="0" w:color="auto" w:frame="1"/>
+              </w:rPr>
+              <w:t>Media entre turistas y comunidad.</w:t>
+            </w:r>
+          </w:p>
+          <w:p>
+            <w:pPr>
+              <w:pStyle w:val="mb-0"/>
+              <w:numPr>
+                <w:ilvl w:val="0"/>
+                <w:numId w:val="8"/>
+              </w:numPr>
+              <w:tabs>
+                <w:tab w:val="num" w:pos="360"/>
+              </w:tabs>
+              <w:spacing w:before="0" w:beforeAutospacing="0" w:after="0" w:afterAutospacing="0" w:line="360" w:lineRule="auto"/>
+              <w:ind w:left="447"/>
+              <w:textAlignment w:val="baseline"/>
+              <w:rPr>
+                <w:rStyle w:val="mb-01"/>
+                <w:rFonts w:ascii="Calibri" w:hAnsi="Calibri" w:cs="Calibri"/>
+                <w:sz w:val="28"/>
+                <w:szCs w:val="28"/>
+                <w:bdr w:val="none" w:sz="0" w:space="0" w:color="auto" w:frame="1"/>
+              </w:rPr>
+            </w:pPr>
+            <w:r>
+              <w:rPr>
+                <w:rStyle w:val="mb-01"/>
+                <w:rFonts w:ascii="Calibri" w:hAnsi="Calibri" w:cs="Calibri"/>
+                <w:sz w:val="28"/>
+                <w:szCs w:val="28"/>
+                <w:bdr w:val="none" w:sz="0" w:space="0" w:color="auto" w:frame="1"/>
+              </w:rPr>
+              <w:t>Protege el patrimonio cultural.</w:t>
+            </w:r>
+          </w:p>
+        </w:tc>
+      </w:tr>
     </w:tbl>
     <w:p>
       <w:pPr>
         <w:pStyle w:val="Prrafodelista"/>
-        <w:spacing w:before="0" w:after="0"/>
         <w:ind w:firstLine="0"/>
         <w:rPr>
           <w:rFonts w:cs="Calibri"/>
@@ -5342,7 +5965,8 @@
       <w:tblGrid>
         <w:gridCol w:w="3320"/>
         <w:gridCol w:w="3321"/>
-        <w:gridCol w:w="3321"/>
+        <w:gridCol w:w="17"/>
+        <w:gridCol w:w="3304"/>
       </w:tblGrid>
       <w:tr>
         <w:trPr>
@@ -5358,23 +5982,23 @@
               <w:ind w:firstLine="0"/>
               <w:rPr>
                 <w:rFonts w:cs="Calibri"/>
-                <w:b w:val="0"/>
                 <w:bCs/>
               </w:rPr>
             </w:pPr>
             <w:r>
               <w:rPr>
                 <w:rFonts w:cs="Calibri"/>
-                <w:szCs w:val="28"/>
-              </w:rPr>
-              <w:t xml:space="preserve">3. </w:t>
-            </w:r>
-            <w:r>
-              <w:rPr>
-                <w:rFonts w:cs="Calibri"/>
                 <w:bCs/>
               </w:rPr>
-              <w:t>Impactos socioculturales</w:t>
+              <w:lastRenderedPageBreak/>
+              <w:t xml:space="preserve">4. </w:t>
+            </w:r>
+            <w:r>
+              <w:rPr>
+                <w:rFonts w:cs="Calibri"/>
+                <w:bCs/>
+              </w:rPr>
+              <w:t>Impactos territoriales (infraestructura)</w:t>
             </w:r>
           </w:p>
         </w:tc>
@@ -5384,39 +6008,54 @@
           </w:tcPr>
           <w:p>
             <w:pPr>
-              <w:ind w:firstLine="0"/>
-              <w:rPr>
-                <w:rFonts w:cs="Calibri"/>
-                <w:szCs w:val="28"/>
-              </w:rPr>
-            </w:pPr>
-            <w:r>
-              <w:rPr>
-                <w:rFonts w:cs="Calibri"/>
-                <w:szCs w:val="28"/>
-              </w:rPr>
-              <w:t>3. Impactos socioculturales</w:t>
+              <w:pStyle w:val="TextoTablas"/>
+              <w:spacing w:before="0" w:after="0" w:line="360" w:lineRule="auto"/>
+              <w:rPr>
+                <w:rFonts w:cs="Calibri"/>
+                <w:bCs/>
+                <w:kern w:val="2"/>
+                <w:sz w:val="28"/>
+                <w:lang w:eastAsia="en-US"/>
+              </w:rPr>
+            </w:pPr>
+            <w:r>
+              <w:rPr>
+                <w:rFonts w:cs="Calibri"/>
+                <w:bCs/>
+                <w:kern w:val="2"/>
+                <w:sz w:val="28"/>
+                <w:lang w:eastAsia="en-US"/>
+              </w:rPr>
+              <w:t>4. Impactos territoriales (infraestructura)</w:t>
             </w:r>
           </w:p>
         </w:tc>
         <w:tc>
           <w:tcPr>
             <w:tcW w:w="3321" w:type="dxa"/>
+            <w:gridSpan w:val="2"/>
           </w:tcPr>
           <w:p>
             <w:pPr>
-              <w:ind w:firstLine="0"/>
-              <w:rPr>
-                <w:rFonts w:cs="Calibri"/>
-                <w:szCs w:val="28"/>
-              </w:rPr>
-            </w:pPr>
-            <w:r>
-              <w:rPr>
-                <w:rFonts w:cs="Calibri"/>
-                <w:szCs w:val="28"/>
-              </w:rPr>
-              <w:t>3. Impactos socioculturales</w:t>
+              <w:pStyle w:val="TextoTablas"/>
+              <w:spacing w:before="0" w:after="0" w:line="360" w:lineRule="auto"/>
+              <w:rPr>
+                <w:rFonts w:cs="Calibri"/>
+                <w:bCs/>
+                <w:kern w:val="2"/>
+                <w:sz w:val="28"/>
+                <w:lang w:eastAsia="en-US"/>
+              </w:rPr>
+            </w:pPr>
+            <w:r>
+              <w:rPr>
+                <w:rFonts w:cs="Calibri"/>
+                <w:bCs/>
+                <w:kern w:val="2"/>
+                <w:sz w:val="28"/>
+                <w:lang w:eastAsia="en-US"/>
+              </w:rPr>
+              <w:t>4. Impactos territoriales (infraestructura)</w:t>
             </w:r>
           </w:p>
         </w:tc>
@@ -5436,13 +6075,17 @@
               <w:spacing w:before="0" w:after="0" w:line="360" w:lineRule="auto"/>
               <w:rPr>
                 <w:rFonts w:cs="Calibri"/>
-                <w:sz w:val="28"/>
-                <w:szCs w:val="28"/>
-              </w:rPr>
-            </w:pPr>
-            <w:r>
-              <w:rPr>
-                <w:rFonts w:cs="Calibri"/>
+                <w:b w:val="0"/>
+                <w:bCs/>
+                <w:sz w:val="28"/>
+                <w:szCs w:val="28"/>
+              </w:rPr>
+            </w:pPr>
+            <w:r>
+              <w:rPr>
+                <w:rFonts w:cs="Calibri"/>
+                <w:b w:val="0"/>
+                <w:bCs/>
                 <w:sz w:val="28"/>
                 <w:szCs w:val="28"/>
               </w:rPr>
@@ -5460,13 +6103,17 @@
               <w:spacing w:before="0" w:after="0" w:line="360" w:lineRule="auto"/>
               <w:rPr>
                 <w:rFonts w:cs="Calibri"/>
-                <w:sz w:val="28"/>
-                <w:szCs w:val="28"/>
-              </w:rPr>
-            </w:pPr>
-            <w:r>
-              <w:rPr>
-                <w:rFonts w:cs="Calibri"/>
+                <w:b w:val="0"/>
+                <w:bCs/>
+                <w:sz w:val="28"/>
+                <w:szCs w:val="28"/>
+              </w:rPr>
+            </w:pPr>
+            <w:r>
+              <w:rPr>
+                <w:rFonts w:cs="Calibri"/>
+                <w:b w:val="0"/>
+                <w:bCs/>
                 <w:sz w:val="28"/>
                 <w:szCs w:val="28"/>
               </w:rPr>
@@ -5477,6 +6124,7 @@
         <w:tc>
           <w:tcPr>
             <w:tcW w:w="3321" w:type="dxa"/>
+            <w:gridSpan w:val="2"/>
           </w:tcPr>
           <w:p>
             <w:pPr>
@@ -5484,13 +6132,17 @@
               <w:spacing w:before="0" w:after="0" w:line="360" w:lineRule="auto"/>
               <w:rPr>
                 <w:rFonts w:cs="Calibri"/>
-                <w:sz w:val="28"/>
-                <w:szCs w:val="28"/>
-              </w:rPr>
-            </w:pPr>
-            <w:r>
-              <w:rPr>
-                <w:rFonts w:cs="Calibri"/>
+                <w:b w:val="0"/>
+                <w:bCs/>
+                <w:sz w:val="28"/>
+                <w:szCs w:val="28"/>
+              </w:rPr>
+            </w:pPr>
+            <w:r>
+              <w:rPr>
+                <w:rFonts w:cs="Calibri"/>
+                <w:b w:val="0"/>
+                <w:bCs/>
                 <w:sz w:val="28"/>
                 <w:szCs w:val="28"/>
               </w:rPr>
@@ -5537,7 +6189,7 @@
                 <w:szCs w:val="28"/>
                 <w:bdr w:val="none" w:sz="0" w:space="0" w:color="auto" w:frame="1"/>
               </w:rPr>
-              <w:t>Rescate de tradiciones.</w:t>
+              <w:t>Mejora de vías, servicios y espacios públicos.</w:t>
             </w:r>
           </w:p>
           <w:p>
@@ -5569,9 +6221,14 @@
                 <w:szCs w:val="28"/>
                 <w:bdr w:val="none" w:sz="0" w:space="0" w:color="auto" w:frame="1"/>
               </w:rPr>
-              <w:t>Intercambio cultural.</w:t>
-            </w:r>
-          </w:p>
+              <w:t>Desarrollo urbano.</w:t>
+            </w:r>
+          </w:p>
+        </w:tc>
+        <w:tc>
+          <w:tcPr>
+            <w:tcW w:w="3321" w:type="dxa"/>
+          </w:tcPr>
           <w:p>
             <w:pPr>
               <w:pStyle w:val="mb-0"/>
@@ -5601,14 +6258,9 @@
                 <w:szCs w:val="28"/>
                 <w:bdr w:val="none" w:sz="0" w:space="0" w:color="auto" w:frame="1"/>
               </w:rPr>
-              <w:t>Orgullo e identidad local.</w:t>
-            </w:r>
-          </w:p>
-        </w:tc>
-        <w:tc>
-          <w:tcPr>
-            <w:tcW w:w="3321" w:type="dxa"/>
-          </w:tcPr>
+              <w:t>Saturación de destinos.</w:t>
+            </w:r>
+          </w:p>
           <w:p>
             <w:pPr>
               <w:pStyle w:val="mb-0"/>
@@ -5638,7 +6290,7 @@
                 <w:szCs w:val="28"/>
                 <w:bdr w:val="none" w:sz="0" w:space="0" w:color="auto" w:frame="1"/>
               </w:rPr>
-              <w:t>Pérdida de autenticidad cultural.</w:t>
+              <w:t>Urbanización descontrolada.</w:t>
             </w:r>
           </w:p>
           <w:p>
@@ -5670,9 +6322,15 @@
                 <w:szCs w:val="28"/>
                 <w:bdr w:val="none" w:sz="0" w:space="0" w:color="auto" w:frame="1"/>
               </w:rPr>
-              <w:t>Comercialización de tradiciones.</w:t>
-            </w:r>
-          </w:p>
+              <w:t>Presión sobre servicios básicos.</w:t>
+            </w:r>
+          </w:p>
+        </w:tc>
+        <w:tc>
+          <w:tcPr>
+            <w:tcW w:w="3321" w:type="dxa"/>
+            <w:gridSpan w:val="2"/>
+          </w:tcPr>
           <w:p>
             <w:pPr>
               <w:pStyle w:val="mb-0"/>
@@ -5702,14 +6360,9 @@
                 <w:szCs w:val="28"/>
                 <w:bdr w:val="none" w:sz="0" w:space="0" w:color="auto" w:frame="1"/>
               </w:rPr>
-              <w:t>Conflictos entre turistas y residentes.</w:t>
-            </w:r>
-          </w:p>
-        </w:tc>
-        <w:tc>
-          <w:tcPr>
-            <w:tcW w:w="3321" w:type="dxa"/>
-          </w:tcPr>
+              <w:t>Organiza flujos turísticos (evita congestión).</w:t>
+            </w:r>
+          </w:p>
           <w:p>
             <w:pPr>
               <w:pStyle w:val="mb-0"/>
@@ -5739,7 +6392,7 @@
                 <w:szCs w:val="28"/>
                 <w:bdr w:val="none" w:sz="0" w:space="0" w:color="auto" w:frame="1"/>
               </w:rPr>
-              <w:t>Interpreta la cultura de forma respetuosa.</w:t>
+              <w:t>Lleva grupos a horarios y rutas alternas.</w:t>
             </w:r>
           </w:p>
           <w:p>
@@ -5771,9 +6424,168 @@
                 <w:szCs w:val="28"/>
                 <w:bdr w:val="none" w:sz="0" w:space="0" w:color="auto" w:frame="1"/>
               </w:rPr>
-              <w:t>Evita estereotipos.</w:t>
-            </w:r>
-          </w:p>
+              <w:t>Fomenta el turismo responsable.</w:t>
+            </w:r>
+          </w:p>
+        </w:tc>
+      </w:tr>
+      <w:tr>
+        <w:trPr>
+          <w:tblHeader/>
+        </w:trPr>
+        <w:tc>
+          <w:tcPr>
+            <w:tcW w:w="3320" w:type="dxa"/>
+          </w:tcPr>
+          <w:p>
+            <w:pPr>
+              <w:ind w:firstLine="0"/>
+              <w:rPr>
+                <w:rFonts w:cs="Calibri"/>
+                <w:b/>
+                <w:szCs w:val="28"/>
+              </w:rPr>
+            </w:pPr>
+            <w:r>
+              <w:rPr>
+                <w:rFonts w:cs="Calibri"/>
+                <w:b/>
+              </w:rPr>
+              <w:t>5. Impactos educativos</w:t>
+            </w:r>
+          </w:p>
+        </w:tc>
+        <w:tc>
+          <w:tcPr>
+            <w:tcW w:w="3338" w:type="dxa"/>
+            <w:gridSpan w:val="2"/>
+          </w:tcPr>
+          <w:p>
+            <w:pPr>
+              <w:ind w:firstLine="0"/>
+              <w:rPr>
+                <w:rFonts w:cs="Calibri"/>
+                <w:b/>
+              </w:rPr>
+            </w:pPr>
+            <w:r>
+              <w:rPr>
+                <w:rFonts w:cs="Calibri"/>
+                <w:b/>
+              </w:rPr>
+              <w:t>5. Impactos educativos</w:t>
+            </w:r>
+          </w:p>
+        </w:tc>
+        <w:tc>
+          <w:tcPr>
+            <w:tcW w:w="3304" w:type="dxa"/>
+          </w:tcPr>
+          <w:p>
+            <w:pPr>
+              <w:ind w:firstLine="0"/>
+              <w:rPr>
+                <w:rFonts w:cs="Calibri"/>
+                <w:b/>
+              </w:rPr>
+            </w:pPr>
+            <w:r>
+              <w:rPr>
+                <w:rFonts w:cs="Calibri"/>
+                <w:b/>
+              </w:rPr>
+              <w:t>5. Impactos educativos</w:t>
+            </w:r>
+          </w:p>
+        </w:tc>
+      </w:tr>
+      <w:tr>
+        <w:trPr>
+          <w:cnfStyle w:val="000000100000" w:firstRow="0" w:lastRow="0" w:firstColumn="0" w:lastColumn="0" w:oddVBand="0" w:evenVBand="0" w:oddHBand="1" w:evenHBand="0" w:firstRowFirstColumn="0" w:firstRowLastColumn="0" w:lastRowFirstColumn="0" w:lastRowLastColumn="0"/>
+          <w:tblHeader/>
+        </w:trPr>
+        <w:tc>
+          <w:tcPr>
+            <w:tcW w:w="3320" w:type="dxa"/>
+          </w:tcPr>
+          <w:p>
+            <w:pPr>
+              <w:pStyle w:val="TextoTablas"/>
+              <w:spacing w:before="0" w:after="0" w:line="360" w:lineRule="auto"/>
+              <w:rPr>
+                <w:rFonts w:cs="Calibri"/>
+                <w:sz w:val="28"/>
+                <w:szCs w:val="28"/>
+              </w:rPr>
+            </w:pPr>
+            <w:r>
+              <w:rPr>
+                <w:rFonts w:cs="Calibri"/>
+                <w:sz w:val="28"/>
+                <w:szCs w:val="28"/>
+              </w:rPr>
+              <w:t>Positivos</w:t>
+            </w:r>
+          </w:p>
+        </w:tc>
+        <w:tc>
+          <w:tcPr>
+            <w:tcW w:w="3338" w:type="dxa"/>
+            <w:gridSpan w:val="2"/>
+          </w:tcPr>
+          <w:p>
+            <w:pPr>
+              <w:pStyle w:val="TextoTablas"/>
+              <w:spacing w:before="0" w:after="0" w:line="360" w:lineRule="auto"/>
+              <w:rPr>
+                <w:rFonts w:cs="Calibri"/>
+                <w:sz w:val="28"/>
+                <w:szCs w:val="28"/>
+              </w:rPr>
+            </w:pPr>
+            <w:r>
+              <w:rPr>
+                <w:rFonts w:cs="Calibri"/>
+                <w:sz w:val="28"/>
+                <w:szCs w:val="28"/>
+              </w:rPr>
+              <w:t>Negativos</w:t>
+            </w:r>
+          </w:p>
+        </w:tc>
+        <w:tc>
+          <w:tcPr>
+            <w:tcW w:w="3304" w:type="dxa"/>
+          </w:tcPr>
+          <w:p>
+            <w:pPr>
+              <w:pStyle w:val="TextoTablas"/>
+              <w:spacing w:before="0" w:after="0" w:line="360" w:lineRule="auto"/>
+              <w:rPr>
+                <w:rFonts w:cs="Calibri"/>
+                <w:sz w:val="28"/>
+                <w:szCs w:val="28"/>
+              </w:rPr>
+            </w:pPr>
+            <w:r>
+              <w:rPr>
+                <w:rFonts w:cs="Calibri"/>
+                <w:sz w:val="28"/>
+                <w:szCs w:val="28"/>
+              </w:rPr>
+              <w:t>Rol del guía</w:t>
+            </w:r>
+          </w:p>
+        </w:tc>
+      </w:tr>
+      <w:tr>
+        <w:trPr>
+          <w:trHeight w:val="487"/>
+        </w:trPr>
+        <w:tc>
+          <w:tcPr>
+            <w:tcW w:w="3320" w:type="dxa"/>
+          </w:tcPr>
           <w:p>
             <w:pPr>
               <w:pStyle w:val="mb-0"/>
@@ -5803,7 +6615,7 @@
                 <w:szCs w:val="28"/>
                 <w:bdr w:val="none" w:sz="0" w:space="0" w:color="auto" w:frame="1"/>
               </w:rPr>
-              <w:t>Media entre turistas y comunidad.</w:t>
+              <w:t>Aprendizaje sobre naturaleza, historia y cultura.</w:t>
             </w:r>
           </w:p>
           <w:p>
@@ -5835,211 +6647,14 @@
                 <w:szCs w:val="28"/>
                 <w:bdr w:val="none" w:sz="0" w:space="0" w:color="auto" w:frame="1"/>
               </w:rPr>
-              <w:t>Protege el patrimonio cultural.</w:t>
-            </w:r>
-          </w:p>
-        </w:tc>
-      </w:tr>
-    </w:tbl>
-    <w:p>
-      <w:pPr>
-        <w:pStyle w:val="Prrafodelista"/>
-        <w:ind w:firstLine="0"/>
-        <w:rPr>
-          <w:rFonts w:cs="Calibri"/>
-          <w:b/>
-          <w:bCs/>
-        </w:rPr>
-      </w:pPr>
-    </w:p>
-    <w:tbl>
-      <w:tblPr>
-        <w:tblStyle w:val="SENA"/>
-        <w:tblW w:w="0" w:type="auto"/>
-        <w:tblLook w:val="04A0" w:firstRow="1" w:lastRow="0" w:firstColumn="1" w:lastColumn="0" w:noHBand="0" w:noVBand="1"/>
-      </w:tblPr>
-      <w:tblGrid>
-        <w:gridCol w:w="3320"/>
-        <w:gridCol w:w="3321"/>
-        <w:gridCol w:w="3321"/>
-      </w:tblGrid>
-      <w:tr>
-        <w:trPr>
-          <w:cnfStyle w:val="100000000000" w:firstRow="1" w:lastRow="0" w:firstColumn="0" w:lastColumn="0" w:oddVBand="0" w:evenVBand="0" w:oddHBand="0" w:evenHBand="0" w:firstRowFirstColumn="0" w:firstRowLastColumn="0" w:lastRowFirstColumn="0" w:lastRowLastColumn="0"/>
-          <w:tblHeader/>
-        </w:trPr>
-        <w:tc>
-          <w:tcPr>
-            <w:tcW w:w="3320" w:type="dxa"/>
-          </w:tcPr>
-          <w:p>
-            <w:pPr>
-              <w:ind w:firstLine="0"/>
-              <w:rPr>
-                <w:rFonts w:cs="Calibri"/>
-                <w:bCs/>
-              </w:rPr>
-            </w:pPr>
-            <w:r>
-              <w:rPr>
-                <w:rFonts w:cs="Calibri"/>
-                <w:bCs/>
-              </w:rPr>
-              <w:lastRenderedPageBreak/>
-              <w:t xml:space="preserve">4. </w:t>
-            </w:r>
-            <w:r>
-              <w:rPr>
-                <w:rFonts w:cs="Calibri"/>
-                <w:bCs/>
-              </w:rPr>
-              <w:t>Impactos territoriales (infraestructura)</w:t>
+              <w:t>Conciencia ambiental y social.</w:t>
             </w:r>
           </w:p>
         </w:tc>
         <w:tc>
           <w:tcPr>
-            <w:tcW w:w="3321" w:type="dxa"/>
-          </w:tcPr>
-          <w:p>
-            <w:pPr>
-              <w:pStyle w:val="TextoTablas"/>
-              <w:spacing w:before="0" w:after="0" w:line="360" w:lineRule="auto"/>
-              <w:rPr>
-                <w:rFonts w:cs="Calibri"/>
-                <w:bCs/>
-                <w:kern w:val="2"/>
-                <w:sz w:val="28"/>
-                <w:lang w:eastAsia="en-US"/>
-              </w:rPr>
-            </w:pPr>
-            <w:r>
-              <w:rPr>
-                <w:rFonts w:cs="Calibri"/>
-                <w:bCs/>
-                <w:kern w:val="2"/>
-                <w:sz w:val="28"/>
-                <w:lang w:eastAsia="en-US"/>
-              </w:rPr>
-              <w:t>4. Impactos territoriales (infraestructura)</w:t>
-            </w:r>
-          </w:p>
-        </w:tc>
-        <w:tc>
-          <w:tcPr>
-            <w:tcW w:w="3321" w:type="dxa"/>
-          </w:tcPr>
-          <w:p>
-            <w:pPr>
-              <w:pStyle w:val="TextoTablas"/>
-              <w:spacing w:before="0" w:after="0" w:line="360" w:lineRule="auto"/>
-              <w:rPr>
-                <w:rFonts w:cs="Calibri"/>
-                <w:bCs/>
-                <w:kern w:val="2"/>
-                <w:sz w:val="28"/>
-                <w:lang w:eastAsia="en-US"/>
-              </w:rPr>
-            </w:pPr>
-            <w:r>
-              <w:rPr>
-                <w:rFonts w:cs="Calibri"/>
-                <w:bCs/>
-                <w:kern w:val="2"/>
-                <w:sz w:val="28"/>
-                <w:lang w:eastAsia="en-US"/>
-              </w:rPr>
-              <w:t>4. Impactos territoriales (infraestructura)</w:t>
-            </w:r>
-          </w:p>
-        </w:tc>
-      </w:tr>
-      <w:tr>
-        <w:trPr>
-          <w:cnfStyle w:val="100000000000" w:firstRow="1" w:lastRow="0" w:firstColumn="0" w:lastColumn="0" w:oddVBand="0" w:evenVBand="0" w:oddHBand="0" w:evenHBand="0" w:firstRowFirstColumn="0" w:firstRowLastColumn="0" w:lastRowFirstColumn="0" w:lastRowLastColumn="0"/>
-          <w:tblHeader/>
-        </w:trPr>
-        <w:tc>
-          <w:tcPr>
-            <w:tcW w:w="3320" w:type="dxa"/>
-          </w:tcPr>
-          <w:p>
-            <w:pPr>
-              <w:pStyle w:val="TextoTablas"/>
-              <w:spacing w:before="0" w:after="0" w:line="360" w:lineRule="auto"/>
-              <w:rPr>
-                <w:rFonts w:cs="Calibri"/>
-                <w:sz w:val="28"/>
-                <w:szCs w:val="28"/>
-              </w:rPr>
-            </w:pPr>
-            <w:r>
-              <w:rPr>
-                <w:rFonts w:cs="Calibri"/>
-                <w:sz w:val="28"/>
-                <w:szCs w:val="28"/>
-              </w:rPr>
-              <w:t>Positivos</w:t>
-            </w:r>
-          </w:p>
-        </w:tc>
-        <w:tc>
-          <w:tcPr>
-            <w:tcW w:w="3321" w:type="dxa"/>
-          </w:tcPr>
-          <w:p>
-            <w:pPr>
-              <w:pStyle w:val="TextoTablas"/>
-              <w:spacing w:before="0" w:after="0" w:line="360" w:lineRule="auto"/>
-              <w:rPr>
-                <w:rFonts w:cs="Calibri"/>
-                <w:sz w:val="28"/>
-                <w:szCs w:val="28"/>
-              </w:rPr>
-            </w:pPr>
-            <w:r>
-              <w:rPr>
-                <w:rFonts w:cs="Calibri"/>
-                <w:sz w:val="28"/>
-                <w:szCs w:val="28"/>
-              </w:rPr>
-              <w:t>Negativos</w:t>
-            </w:r>
-          </w:p>
-        </w:tc>
-        <w:tc>
-          <w:tcPr>
-            <w:tcW w:w="3321" w:type="dxa"/>
-          </w:tcPr>
-          <w:p>
-            <w:pPr>
-              <w:pStyle w:val="TextoTablas"/>
-              <w:spacing w:before="0" w:after="0" w:line="360" w:lineRule="auto"/>
-              <w:rPr>
-                <w:rFonts w:cs="Calibri"/>
-                <w:sz w:val="28"/>
-                <w:szCs w:val="28"/>
-              </w:rPr>
-            </w:pPr>
-            <w:r>
-              <w:rPr>
-                <w:rFonts w:cs="Calibri"/>
-                <w:sz w:val="28"/>
-                <w:szCs w:val="28"/>
-              </w:rPr>
-              <w:t>Rol del guía</w:t>
-            </w:r>
-          </w:p>
-        </w:tc>
-      </w:tr>
-      <w:tr>
-        <w:trPr>
-          <w:cnfStyle w:val="000000100000" w:firstRow="0" w:lastRow="0" w:firstColumn="0" w:lastColumn="0" w:oddVBand="0" w:evenVBand="0" w:oddHBand="1" w:evenHBand="0" w:firstRowFirstColumn="0" w:firstRowLastColumn="0" w:lastRowFirstColumn="0" w:lastRowLastColumn="0"/>
-          <w:trHeight w:val="487"/>
-        </w:trPr>
-        <w:tc>
-          <w:tcPr>
-            <w:tcW w:w="3320" w:type="dxa"/>
+            <w:tcW w:w="3338" w:type="dxa"/>
+            <w:gridSpan w:val="2"/>
           </w:tcPr>
           <w:p>
             <w:pPr>
@@ -6070,7 +6685,7 @@
                 <w:szCs w:val="28"/>
                 <w:bdr w:val="none" w:sz="0" w:space="0" w:color="auto" w:frame="1"/>
               </w:rPr>
-              <w:t>Mejora de vías, servicios y espacios públicos.</w:t>
+              <w:t>Información errónea o superficial.</w:t>
             </w:r>
           </w:p>
           <w:p>
@@ -6102,13 +6717,13 @@
                 <w:szCs w:val="28"/>
                 <w:bdr w:val="none" w:sz="0" w:space="0" w:color="auto" w:frame="1"/>
               </w:rPr>
-              <w:t>Desarrollo urbano.</w:t>
+              <w:t>Desinformación cultural.</w:t>
             </w:r>
           </w:p>
         </w:tc>
         <w:tc>
           <w:tcPr>
-            <w:tcW w:w="3321" w:type="dxa"/>
+            <w:tcW w:w="3304" w:type="dxa"/>
           </w:tcPr>
           <w:p>
             <w:pPr>
@@ -6139,7 +6754,7 @@
                 <w:szCs w:val="28"/>
                 <w:bdr w:val="none" w:sz="0" w:space="0" w:color="auto" w:frame="1"/>
               </w:rPr>
-              <w:t>Saturación de destinos.</w:t>
+              <w:t>Es el principal educador del turista.</w:t>
             </w:r>
           </w:p>
           <w:p>
@@ -6171,7 +6786,7 @@
                 <w:szCs w:val="28"/>
                 <w:bdr w:val="none" w:sz="0" w:space="0" w:color="auto" w:frame="1"/>
               </w:rPr>
-              <w:t>Urbanización descontrolada.</w:t>
+              <w:t>Debe brindar información veraz y contextualizada.</w:t>
             </w:r>
           </w:p>
           <w:p>
@@ -6203,543 +6818,6 @@
                 <w:szCs w:val="28"/>
                 <w:bdr w:val="none" w:sz="0" w:space="0" w:color="auto" w:frame="1"/>
               </w:rPr>
-              <w:t>Presión sobre servicios básicos.</w:t>
-            </w:r>
-          </w:p>
-        </w:tc>
-        <w:tc>
-          <w:tcPr>
-            <w:tcW w:w="3321" w:type="dxa"/>
-          </w:tcPr>
-          <w:p>
-            <w:pPr>
-              <w:pStyle w:val="mb-0"/>
-              <w:numPr>
-                <w:ilvl w:val="0"/>
-                <w:numId w:val="8"/>
-              </w:numPr>
-              <w:tabs>
-                <w:tab w:val="num" w:pos="360"/>
-              </w:tabs>
-              <w:spacing w:before="0" w:beforeAutospacing="0" w:after="0" w:afterAutospacing="0" w:line="360" w:lineRule="auto"/>
-              <w:ind w:left="447"/>
-              <w:textAlignment w:val="baseline"/>
-              <w:rPr>
-                <w:rStyle w:val="mb-01"/>
-                <w:rFonts w:ascii="Calibri" w:hAnsi="Calibri" w:cs="Calibri"/>
-                <w:sz w:val="28"/>
-                <w:szCs w:val="28"/>
-                <w:bdr w:val="none" w:sz="0" w:space="0" w:color="auto" w:frame="1"/>
-              </w:rPr>
-            </w:pPr>
-            <w:r>
-              <w:rPr>
-                <w:rStyle w:val="mb-01"/>
-                <w:rFonts w:ascii="Calibri" w:hAnsi="Calibri" w:cs="Calibri"/>
-                <w:sz w:val="28"/>
-                <w:szCs w:val="28"/>
-                <w:bdr w:val="none" w:sz="0" w:space="0" w:color="auto" w:frame="1"/>
-              </w:rPr>
-              <w:t>Organiza flujos turísticos (evita congestión).</w:t>
-            </w:r>
-          </w:p>
-          <w:p>
-            <w:pPr>
-              <w:pStyle w:val="mb-0"/>
-              <w:numPr>
-                <w:ilvl w:val="0"/>
-                <w:numId w:val="8"/>
-              </w:numPr>
-              <w:tabs>
-                <w:tab w:val="num" w:pos="360"/>
-              </w:tabs>
-              <w:spacing w:before="0" w:beforeAutospacing="0" w:after="0" w:afterAutospacing="0" w:line="360" w:lineRule="auto"/>
-              <w:ind w:left="447"/>
-              <w:textAlignment w:val="baseline"/>
-              <w:rPr>
-                <w:rStyle w:val="mb-01"/>
-                <w:rFonts w:ascii="Calibri" w:hAnsi="Calibri" w:cs="Calibri"/>
-                <w:sz w:val="28"/>
-                <w:szCs w:val="28"/>
-                <w:bdr w:val="none" w:sz="0" w:space="0" w:color="auto" w:frame="1"/>
-              </w:rPr>
-            </w:pPr>
-            <w:r>
-              <w:rPr>
-                <w:rStyle w:val="mb-01"/>
-                <w:rFonts w:ascii="Calibri" w:hAnsi="Calibri" w:cs="Calibri"/>
-                <w:sz w:val="28"/>
-                <w:szCs w:val="28"/>
-                <w:bdr w:val="none" w:sz="0" w:space="0" w:color="auto" w:frame="1"/>
-              </w:rPr>
-              <w:t>Lleva grupos a horarios y rutas alternas.</w:t>
-            </w:r>
-          </w:p>
-          <w:p>
-            <w:pPr>
-              <w:pStyle w:val="mb-0"/>
-              <w:numPr>
-                <w:ilvl w:val="0"/>
-                <w:numId w:val="8"/>
-              </w:numPr>
-              <w:tabs>
-                <w:tab w:val="num" w:pos="360"/>
-              </w:tabs>
-              <w:spacing w:before="0" w:beforeAutospacing="0" w:after="0" w:afterAutospacing="0" w:line="360" w:lineRule="auto"/>
-              <w:ind w:left="447"/>
-              <w:textAlignment w:val="baseline"/>
-              <w:rPr>
-                <w:rStyle w:val="mb-01"/>
-                <w:rFonts w:ascii="Calibri" w:hAnsi="Calibri" w:cs="Calibri"/>
-                <w:sz w:val="28"/>
-                <w:szCs w:val="28"/>
-                <w:bdr w:val="none" w:sz="0" w:space="0" w:color="auto" w:frame="1"/>
-              </w:rPr>
-            </w:pPr>
-            <w:r>
-              <w:rPr>
-                <w:rStyle w:val="mb-01"/>
-                <w:rFonts w:ascii="Calibri" w:hAnsi="Calibri" w:cs="Calibri"/>
-                <w:sz w:val="28"/>
-                <w:szCs w:val="28"/>
-                <w:bdr w:val="none" w:sz="0" w:space="0" w:color="auto" w:frame="1"/>
-              </w:rPr>
-              <w:t>Fomenta el turismo responsable.</w:t>
-            </w:r>
-          </w:p>
-        </w:tc>
-      </w:tr>
-    </w:tbl>
-    <w:p>
-      <w:pPr>
-        <w:spacing w:before="0" w:after="0"/>
-        <w:ind w:firstLine="0"/>
-        <w:rPr>
-          <w:rFonts w:cs="Calibri"/>
-          <w:b/>
-          <w:bCs/>
-        </w:rPr>
-      </w:pPr>
-    </w:p>
-    <w:tbl>
-      <w:tblPr>
-        <w:tblStyle w:val="SENA"/>
-        <w:tblW w:w="0" w:type="auto"/>
-        <w:tblLook w:val="04A0" w:firstRow="1" w:lastRow="0" w:firstColumn="1" w:lastColumn="0" w:noHBand="0" w:noVBand="1"/>
-      </w:tblPr>
-      <w:tblGrid>
-        <w:gridCol w:w="3320"/>
-        <w:gridCol w:w="3196"/>
-        <w:gridCol w:w="3446"/>
-      </w:tblGrid>
-      <w:tr>
-        <w:trPr>
-          <w:cnfStyle w:val="100000000000" w:firstRow="1" w:lastRow="0" w:firstColumn="0" w:lastColumn="0" w:oddVBand="0" w:evenVBand="0" w:oddHBand="0" w:evenHBand="0" w:firstRowFirstColumn="0" w:firstRowLastColumn="0" w:lastRowFirstColumn="0" w:lastRowLastColumn="0"/>
-          <w:tblHeader/>
-        </w:trPr>
-        <w:tc>
-          <w:tcPr>
-            <w:tcW w:w="3320" w:type="dxa"/>
-          </w:tcPr>
-          <w:p>
-            <w:pPr>
-              <w:ind w:firstLine="0"/>
-              <w:rPr>
-                <w:rFonts w:cs="Calibri"/>
-                <w:szCs w:val="28"/>
-              </w:rPr>
-            </w:pPr>
-            <w:r>
-              <w:rPr>
-                <w:rFonts w:cs="Calibri"/>
-                <w:bCs/>
-              </w:rPr>
-              <w:t xml:space="preserve">5. </w:t>
-            </w:r>
-            <w:r>
-              <w:rPr>
-                <w:rFonts w:cs="Calibri"/>
-                <w:bCs/>
-              </w:rPr>
-              <w:t>Impactos educativos</w:t>
-            </w:r>
-          </w:p>
-        </w:tc>
-        <w:tc>
-          <w:tcPr>
-            <w:tcW w:w="3196" w:type="dxa"/>
-          </w:tcPr>
-          <w:p>
-            <w:pPr>
-              <w:ind w:firstLine="0"/>
-              <w:rPr>
-                <w:rFonts w:cs="Calibri"/>
-                <w:bCs/>
-              </w:rPr>
-            </w:pPr>
-            <w:r>
-              <w:rPr>
-                <w:rFonts w:cs="Calibri"/>
-                <w:bCs/>
-              </w:rPr>
-              <w:t xml:space="preserve">5. </w:t>
-            </w:r>
-            <w:r>
-              <w:rPr>
-                <w:rFonts w:cs="Calibri"/>
-                <w:bCs/>
-              </w:rPr>
-              <w:t>Impactos educativos</w:t>
-            </w:r>
-          </w:p>
-        </w:tc>
-        <w:tc>
-          <w:tcPr>
-            <w:tcW w:w="3446" w:type="dxa"/>
-          </w:tcPr>
-          <w:p>
-            <w:pPr>
-              <w:ind w:firstLine="0"/>
-              <w:rPr>
-                <w:rFonts w:cs="Calibri"/>
-                <w:bCs/>
-              </w:rPr>
-            </w:pPr>
-            <w:r>
-              <w:rPr>
-                <w:rFonts w:cs="Calibri"/>
-                <w:bCs/>
-              </w:rPr>
-              <w:t xml:space="preserve">5. </w:t>
-            </w:r>
-            <w:r>
-              <w:rPr>
-                <w:rFonts w:cs="Calibri"/>
-                <w:bCs/>
-              </w:rPr>
-              <w:t>Impactos educativos</w:t>
-            </w:r>
-          </w:p>
-        </w:tc>
-      </w:tr>
-      <w:tr>
-        <w:trPr>
-          <w:cnfStyle w:val="100000000000" w:firstRow="1" w:lastRow="0" w:firstColumn="0" w:lastColumn="0" w:oddVBand="0" w:evenVBand="0" w:oddHBand="0" w:evenHBand="0" w:firstRowFirstColumn="0" w:firstRowLastColumn="0" w:lastRowFirstColumn="0" w:lastRowLastColumn="0"/>
-          <w:tblHeader/>
-        </w:trPr>
-        <w:tc>
-          <w:tcPr>
-            <w:tcW w:w="3320" w:type="dxa"/>
-          </w:tcPr>
-          <w:p>
-            <w:pPr>
-              <w:pStyle w:val="TextoTablas"/>
-              <w:spacing w:before="0" w:after="0" w:line="360" w:lineRule="auto"/>
-              <w:rPr>
-                <w:rFonts w:cs="Calibri"/>
-                <w:sz w:val="28"/>
-                <w:szCs w:val="28"/>
-              </w:rPr>
-            </w:pPr>
-            <w:r>
-              <w:rPr>
-                <w:rFonts w:cs="Calibri"/>
-                <w:sz w:val="28"/>
-                <w:szCs w:val="28"/>
-              </w:rPr>
-              <w:t>Positivos</w:t>
-            </w:r>
-          </w:p>
-        </w:tc>
-        <w:tc>
-          <w:tcPr>
-            <w:tcW w:w="3196" w:type="dxa"/>
-          </w:tcPr>
-          <w:p>
-            <w:pPr>
-              <w:pStyle w:val="TextoTablas"/>
-              <w:spacing w:before="0" w:after="0" w:line="360" w:lineRule="auto"/>
-              <w:rPr>
-                <w:rFonts w:cs="Calibri"/>
-                <w:sz w:val="28"/>
-                <w:szCs w:val="28"/>
-              </w:rPr>
-            </w:pPr>
-            <w:r>
-              <w:rPr>
-                <w:rFonts w:cs="Calibri"/>
-                <w:sz w:val="28"/>
-                <w:szCs w:val="28"/>
-              </w:rPr>
-              <w:t>Negativos</w:t>
-            </w:r>
-          </w:p>
-        </w:tc>
-        <w:tc>
-          <w:tcPr>
-            <w:tcW w:w="3446" w:type="dxa"/>
-          </w:tcPr>
-          <w:p>
-            <w:pPr>
-              <w:pStyle w:val="TextoTablas"/>
-              <w:spacing w:before="0" w:after="0" w:line="360" w:lineRule="auto"/>
-              <w:rPr>
-                <w:rFonts w:cs="Calibri"/>
-                <w:sz w:val="28"/>
-                <w:szCs w:val="28"/>
-              </w:rPr>
-            </w:pPr>
-            <w:r>
-              <w:rPr>
-                <w:rFonts w:cs="Calibri"/>
-                <w:sz w:val="28"/>
-                <w:szCs w:val="28"/>
-              </w:rPr>
-              <w:t>Rol del guía</w:t>
-            </w:r>
-          </w:p>
-        </w:tc>
-      </w:tr>
-      <w:tr>
-        <w:trPr>
-          <w:cnfStyle w:val="000000100000" w:firstRow="0" w:lastRow="0" w:firstColumn="0" w:lastColumn="0" w:oddVBand="0" w:evenVBand="0" w:oddHBand="1" w:evenHBand="0" w:firstRowFirstColumn="0" w:firstRowLastColumn="0" w:lastRowFirstColumn="0" w:lastRowLastColumn="0"/>
-          <w:trHeight w:val="487"/>
-        </w:trPr>
-        <w:tc>
-          <w:tcPr>
-            <w:tcW w:w="3320" w:type="dxa"/>
-          </w:tcPr>
-          <w:p>
-            <w:pPr>
-              <w:pStyle w:val="mb-0"/>
-              <w:numPr>
-                <w:ilvl w:val="0"/>
-                <w:numId w:val="8"/>
-              </w:numPr>
-              <w:tabs>
-                <w:tab w:val="num" w:pos="360"/>
-              </w:tabs>
-              <w:spacing w:before="0" w:beforeAutospacing="0" w:after="0" w:afterAutospacing="0" w:line="360" w:lineRule="auto"/>
-              <w:ind w:left="447"/>
-              <w:textAlignment w:val="baseline"/>
-              <w:rPr>
-                <w:rStyle w:val="mb-01"/>
-                <w:rFonts w:ascii="Calibri" w:hAnsi="Calibri" w:cs="Calibri"/>
-                <w:sz w:val="28"/>
-                <w:szCs w:val="28"/>
-                <w:bdr w:val="none" w:sz="0" w:space="0" w:color="auto" w:frame="1"/>
-              </w:rPr>
-            </w:pPr>
-            <w:r>
-              <w:rPr>
-                <w:rStyle w:val="mb-01"/>
-                <w:rFonts w:ascii="Calibri" w:hAnsi="Calibri" w:cs="Calibri"/>
-                <w:sz w:val="28"/>
-                <w:szCs w:val="28"/>
-                <w:bdr w:val="none" w:sz="0" w:space="0" w:color="auto" w:frame="1"/>
-              </w:rPr>
-              <w:t>Aprendizaje sobre naturaleza, historia y cultura.</w:t>
-            </w:r>
-          </w:p>
-          <w:p>
-            <w:pPr>
-              <w:pStyle w:val="mb-0"/>
-              <w:numPr>
-                <w:ilvl w:val="0"/>
-                <w:numId w:val="8"/>
-              </w:numPr>
-              <w:tabs>
-                <w:tab w:val="num" w:pos="360"/>
-              </w:tabs>
-              <w:spacing w:before="0" w:beforeAutospacing="0" w:after="0" w:afterAutospacing="0" w:line="360" w:lineRule="auto"/>
-              <w:ind w:left="447"/>
-              <w:textAlignment w:val="baseline"/>
-              <w:rPr>
-                <w:rStyle w:val="mb-01"/>
-                <w:rFonts w:ascii="Calibri" w:hAnsi="Calibri" w:cs="Calibri"/>
-                <w:sz w:val="28"/>
-                <w:szCs w:val="28"/>
-                <w:bdr w:val="none" w:sz="0" w:space="0" w:color="auto" w:frame="1"/>
-              </w:rPr>
-            </w:pPr>
-            <w:r>
-              <w:rPr>
-                <w:rStyle w:val="mb-01"/>
-                <w:rFonts w:ascii="Calibri" w:hAnsi="Calibri" w:cs="Calibri"/>
-                <w:sz w:val="28"/>
-                <w:szCs w:val="28"/>
-                <w:bdr w:val="none" w:sz="0" w:space="0" w:color="auto" w:frame="1"/>
-              </w:rPr>
-              <w:t>Conciencia ambiental y social.</w:t>
-            </w:r>
-          </w:p>
-        </w:tc>
-        <w:tc>
-          <w:tcPr>
-            <w:tcW w:w="3196" w:type="dxa"/>
-          </w:tcPr>
-          <w:p>
-            <w:pPr>
-              <w:pStyle w:val="mb-0"/>
-              <w:numPr>
-                <w:ilvl w:val="0"/>
-                <w:numId w:val="8"/>
-              </w:numPr>
-              <w:tabs>
-                <w:tab w:val="num" w:pos="360"/>
-              </w:tabs>
-              <w:spacing w:before="0" w:beforeAutospacing="0" w:after="0" w:afterAutospacing="0" w:line="360" w:lineRule="auto"/>
-              <w:ind w:left="447"/>
-              <w:textAlignment w:val="baseline"/>
-              <w:rPr>
-                <w:rStyle w:val="mb-01"/>
-                <w:rFonts w:ascii="Calibri" w:hAnsi="Calibri" w:cs="Calibri"/>
-                <w:sz w:val="28"/>
-                <w:szCs w:val="28"/>
-                <w:bdr w:val="none" w:sz="0" w:space="0" w:color="auto" w:frame="1"/>
-              </w:rPr>
-            </w:pPr>
-            <w:r>
-              <w:rPr>
-                <w:rStyle w:val="mb-01"/>
-                <w:rFonts w:ascii="Calibri" w:hAnsi="Calibri" w:cs="Calibri"/>
-                <w:sz w:val="28"/>
-                <w:szCs w:val="28"/>
-                <w:bdr w:val="none" w:sz="0" w:space="0" w:color="auto" w:frame="1"/>
-              </w:rPr>
-              <w:t>Información errónea o superficial.</w:t>
-            </w:r>
-          </w:p>
-          <w:p>
-            <w:pPr>
-              <w:pStyle w:val="mb-0"/>
-              <w:numPr>
-                <w:ilvl w:val="0"/>
-                <w:numId w:val="8"/>
-              </w:numPr>
-              <w:tabs>
-                <w:tab w:val="num" w:pos="360"/>
-              </w:tabs>
-              <w:spacing w:before="0" w:beforeAutospacing="0" w:after="0" w:afterAutospacing="0" w:line="360" w:lineRule="auto"/>
-              <w:ind w:left="447"/>
-              <w:textAlignment w:val="baseline"/>
-              <w:rPr>
-                <w:rStyle w:val="mb-01"/>
-                <w:rFonts w:ascii="Calibri" w:hAnsi="Calibri" w:cs="Calibri"/>
-                <w:sz w:val="28"/>
-                <w:szCs w:val="28"/>
-                <w:bdr w:val="none" w:sz="0" w:space="0" w:color="auto" w:frame="1"/>
-              </w:rPr>
-            </w:pPr>
-            <w:r>
-              <w:rPr>
-                <w:rStyle w:val="mb-01"/>
-                <w:rFonts w:ascii="Calibri" w:hAnsi="Calibri" w:cs="Calibri"/>
-                <w:sz w:val="28"/>
-                <w:szCs w:val="28"/>
-                <w:bdr w:val="none" w:sz="0" w:space="0" w:color="auto" w:frame="1"/>
-              </w:rPr>
-              <w:t>Desinformación cultural.</w:t>
-            </w:r>
-          </w:p>
-        </w:tc>
-        <w:tc>
-          <w:tcPr>
-            <w:tcW w:w="3446" w:type="dxa"/>
-          </w:tcPr>
-          <w:p>
-            <w:pPr>
-              <w:pStyle w:val="mb-0"/>
-              <w:numPr>
-                <w:ilvl w:val="0"/>
-                <w:numId w:val="8"/>
-              </w:numPr>
-              <w:tabs>
-                <w:tab w:val="num" w:pos="360"/>
-              </w:tabs>
-              <w:spacing w:before="0" w:beforeAutospacing="0" w:after="0" w:afterAutospacing="0" w:line="360" w:lineRule="auto"/>
-              <w:ind w:left="447"/>
-              <w:textAlignment w:val="baseline"/>
-              <w:rPr>
-                <w:rStyle w:val="mb-01"/>
-                <w:rFonts w:ascii="Calibri" w:hAnsi="Calibri" w:cs="Calibri"/>
-                <w:sz w:val="28"/>
-                <w:szCs w:val="28"/>
-                <w:bdr w:val="none" w:sz="0" w:space="0" w:color="auto" w:frame="1"/>
-              </w:rPr>
-            </w:pPr>
-            <w:r>
-              <w:rPr>
-                <w:rStyle w:val="mb-01"/>
-                <w:rFonts w:ascii="Calibri" w:hAnsi="Calibri" w:cs="Calibri"/>
-                <w:sz w:val="28"/>
-                <w:szCs w:val="28"/>
-                <w:bdr w:val="none" w:sz="0" w:space="0" w:color="auto" w:frame="1"/>
-              </w:rPr>
-              <w:t>Es el principal educador del turista.</w:t>
-            </w:r>
-          </w:p>
-          <w:p>
-            <w:pPr>
-              <w:pStyle w:val="mb-0"/>
-              <w:numPr>
-                <w:ilvl w:val="0"/>
-                <w:numId w:val="8"/>
-              </w:numPr>
-              <w:tabs>
-                <w:tab w:val="num" w:pos="360"/>
-              </w:tabs>
-              <w:spacing w:before="0" w:beforeAutospacing="0" w:after="0" w:afterAutospacing="0" w:line="360" w:lineRule="auto"/>
-              <w:ind w:left="447"/>
-              <w:textAlignment w:val="baseline"/>
-              <w:rPr>
-                <w:rStyle w:val="mb-01"/>
-                <w:rFonts w:ascii="Calibri" w:hAnsi="Calibri" w:cs="Calibri"/>
-                <w:sz w:val="28"/>
-                <w:szCs w:val="28"/>
-                <w:bdr w:val="none" w:sz="0" w:space="0" w:color="auto" w:frame="1"/>
-              </w:rPr>
-            </w:pPr>
-            <w:r>
-              <w:rPr>
-                <w:rStyle w:val="mb-01"/>
-                <w:rFonts w:ascii="Calibri" w:hAnsi="Calibri" w:cs="Calibri"/>
-                <w:sz w:val="28"/>
-                <w:szCs w:val="28"/>
-                <w:bdr w:val="none" w:sz="0" w:space="0" w:color="auto" w:frame="1"/>
-              </w:rPr>
-              <w:t>Debe brindar información veraz y contextualizada.</w:t>
-            </w:r>
-          </w:p>
-          <w:p>
-            <w:pPr>
-              <w:pStyle w:val="mb-0"/>
-              <w:numPr>
-                <w:ilvl w:val="0"/>
-                <w:numId w:val="8"/>
-              </w:numPr>
-              <w:tabs>
-                <w:tab w:val="num" w:pos="360"/>
-              </w:tabs>
-              <w:spacing w:before="0" w:beforeAutospacing="0" w:after="0" w:afterAutospacing="0" w:line="360" w:lineRule="auto"/>
-              <w:ind w:left="447"/>
-              <w:textAlignment w:val="baseline"/>
-              <w:rPr>
-                <w:rStyle w:val="mb-01"/>
-                <w:rFonts w:ascii="Calibri" w:hAnsi="Calibri" w:cs="Calibri"/>
-                <w:sz w:val="28"/>
-                <w:szCs w:val="28"/>
-                <w:bdr w:val="none" w:sz="0" w:space="0" w:color="auto" w:frame="1"/>
-              </w:rPr>
-            </w:pPr>
-            <w:r>
-              <w:rPr>
-                <w:rStyle w:val="mb-01"/>
-                <w:rFonts w:ascii="Calibri" w:hAnsi="Calibri" w:cs="Calibri"/>
-                <w:sz w:val="28"/>
-                <w:szCs w:val="28"/>
-                <w:bdr w:val="none" w:sz="0" w:space="0" w:color="auto" w:frame="1"/>
-              </w:rPr>
               <w:t>Enriquece la experiencia del visitante.</w:t>
             </w:r>
           </w:p>
@@ -6783,7 +6861,7 @@
         <w:pStyle w:val="Ttulo2"/>
       </w:pPr>
       <w:bookmarkStart w:id="9" w:name="_Toc233369904"/>
-      <w:bookmarkStart w:id="10" w:name="_Toc241502202"/>
+      <w:bookmarkStart w:id="10" w:name="_Toc243224716"/>
       <w:r>
         <w:t xml:space="preserve">1.3. </w:t>
       </w:r>
@@ -7754,7 +7832,7 @@
         <w:pStyle w:val="Ttulo2"/>
       </w:pPr>
       <w:bookmarkStart w:id="11" w:name="_Toc233369905"/>
-      <w:bookmarkStart w:id="12" w:name="_Toc241502203"/>
+      <w:bookmarkStart w:id="12" w:name="_Toc243224717"/>
       <w:r>
         <w:t xml:space="preserve">1.4. </w:t>
       </w:r>
@@ -7843,25 +7921,25 @@
             <w:r>
               <w:rPr>
                 <w:rFonts w:cs="Calibri"/>
-                <w:lang w:eastAsia="es-CO"/>
-              </w:rPr>
-              <w:t>.</w:t>
-            </w:r>
-            <w:r>
-              <w:rPr>
-                <w:rFonts w:cs="Calibri"/>
                 <w:b/>
                 <w:bCs/>
                 <w:lang w:eastAsia="es-CO"/>
               </w:rPr>
-              <w:t xml:space="preserve"> </w:t>
+              <w:t xml:space="preserve">: </w:t>
             </w:r>
             <w:r>
               <w:rPr>
                 <w:rFonts w:cs="Calibri"/>
                 <w:lang w:eastAsia="es-CO"/>
               </w:rPr>
-              <w:t>Pódcast: Revisemos la Ley 2068 de 2020: claves del turismo en Colombia</w:t>
+              <w:t>r</w:t>
+            </w:r>
+            <w:r>
+              <w:rPr>
+                <w:rFonts w:cs="Calibri"/>
+                <w:lang w:eastAsia="es-CO"/>
+              </w:rPr>
+              <w:t>evisemos la Ley 2068 de 2020: claves del turismo en Colombia</w:t>
             </w:r>
           </w:p>
         </w:tc>
@@ -7895,38 +7973,8 @@
                 <w:bCs/>
                 <w:lang w:eastAsia="es-CO"/>
               </w:rPr>
-              <w:t xml:space="preserve">. </w:t>
-            </w:r>
-            <w:r>
-              <w:rPr>
-                <w:rFonts w:cs="Calibri"/>
-                <w:lang w:eastAsia="es-CO"/>
-              </w:rPr>
-              <w:t xml:space="preserve">Colombia tiene más de </w:t>
-            </w:r>
-            <w:r>
-              <w:rPr>
-                <w:rFonts w:cs="Calibri"/>
-                <w:lang w:eastAsia="es-CO"/>
-              </w:rPr>
-              <w:t>mil</w:t>
-            </w:r>
-            <w:r>
-              <w:rPr>
-                <w:rFonts w:cs="Calibri"/>
-                <w:lang w:eastAsia="es-CO"/>
-              </w:rPr>
-              <w:t xml:space="preserve"> atractivos turísticos registrados, parques naturales, pueblos patrimonio, costas, selva y sin embargo hasta hace poco todo eso funcionaba sin una ley moderna que lo ordenara. </w:t>
-            </w:r>
-          </w:p>
-          <w:p>
-            <w:pPr>
-              <w:spacing w:before="0" w:after="0"/>
-              <w:rPr>
-                <w:rFonts w:cs="Calibri"/>
-                <w:lang w:eastAsia="es-CO"/>
-              </w:rPr>
-            </w:pPr>
+              <w:t>:</w:t>
+            </w:r>
             <w:r>
               <w:rPr>
                 <w:rFonts w:cs="Calibri"/>
@@ -7934,14 +7982,28 @@
                 <w:bCs/>
                 <w:lang w:eastAsia="es-CO"/>
               </w:rPr>
-              <w:t>Persona 2:</w:t>
+              <w:t xml:space="preserve"> </w:t>
             </w:r>
             <w:r>
               <w:rPr>
                 <w:rFonts w:cs="Calibri"/>
                 <w:lang w:eastAsia="es-CO"/>
               </w:rPr>
-              <w:t xml:space="preserve"> en el 2020 eso cambió, con la ley 2068 el turismo en Colombia pasó de ser un sector informal a tener reglas claras, reglas que protegen los destinos, a los turistas y también a quienes trabajan en este sector. </w:t>
+              <w:t xml:space="preserve">Colombia tiene más de </w:t>
+            </w:r>
+            <w:r>
+              <w:rPr>
+                <w:rFonts w:cs="Calibri"/>
+                <w:lang w:eastAsia="es-CO"/>
+              </w:rPr>
+              <w:t>mil</w:t>
+            </w:r>
+            <w:r>
+              <w:rPr>
+                <w:rFonts w:cs="Calibri"/>
+                <w:lang w:eastAsia="es-CO"/>
+              </w:rPr>
+              <w:t xml:space="preserve"> atractivos turísticos registrados, parques naturales, pueblos patrimonio, costas, selva y sin embargo hasta hace poco todo eso funcionaba sin una ley moderna que lo ordenara. </w:t>
             </w:r>
           </w:p>
           <w:p>
@@ -7959,14 +8021,14 @@
                 <w:bCs/>
                 <w:lang w:eastAsia="es-CO"/>
               </w:rPr>
-              <w:t>Persona 1:</w:t>
+              <w:t>Persona 2:</w:t>
             </w:r>
             <w:r>
               <w:rPr>
                 <w:rFonts w:cs="Calibri"/>
                 <w:lang w:eastAsia="es-CO"/>
               </w:rPr>
-              <w:t xml:space="preserve"> y eso exactamente es lo que vamos a explorar hoy. </w:t>
+              <w:t xml:space="preserve"> en el 2020 eso cambió, con la ley 2068 el turismo en Colombia pasó de ser un sector informal a tener reglas claras, reglas que protegen los destinos, a los turistas y también a quienes trabajan en este sector. </w:t>
             </w:r>
           </w:p>
           <w:p>
@@ -7991,7 +8053,21 @@
                 <w:rFonts w:cs="Calibri"/>
                 <w:lang w:eastAsia="es-CO"/>
               </w:rPr>
-              <w:t xml:space="preserve"> bienvenidos, vamos a ver qué dice esa ley, por qué importa y cómo afecta el trabajo de quienes están en el sector turístico. </w:t>
+              <w:t xml:space="preserve"> y eso exactamente es lo que vamos a explorar hoy. </w:t>
+            </w:r>
+            <w:r>
+              <w:rPr>
+                <w:rFonts w:cs="Calibri"/>
+                <w:lang w:eastAsia="es-CO"/>
+              </w:rPr>
+              <w:t xml:space="preserve"> B</w:t>
+            </w:r>
+            <w:r>
+              <w:rPr>
+                <w:rFonts w:cs="Calibri"/>
+                <w:lang w:eastAsia="es-CO"/>
+              </w:rPr>
+              <w:t xml:space="preserve">ienvenidos, vamos a ver qué dice esa ley, por qué importa y cómo afecta el trabajo de quienes están en el sector turístico. </w:t>
             </w:r>
           </w:p>
           <w:p>
@@ -8009,14 +8085,35 @@
                 <w:bCs/>
                 <w:lang w:eastAsia="es-CO"/>
               </w:rPr>
-              <w:t>Persona 1:</w:t>
+              <w:t>Persona 2</w:t>
             </w:r>
             <w:r>
               <w:rPr>
                 <w:rFonts w:cs="Calibri"/>
                 <w:lang w:eastAsia="es-CO"/>
               </w:rPr>
-              <w:t xml:space="preserve"> empecemos por el principio, qué buscaba cambiar esta ley. </w:t>
+              <w:t xml:space="preserve">: </w:t>
+            </w:r>
+            <w:r>
+              <w:rPr>
+                <w:rFonts w:cs="Calibri"/>
+                <w:lang w:eastAsia="es-CO"/>
+              </w:rPr>
+              <w:t>e</w:t>
+            </w:r>
+            <w:r>
+              <w:rPr>
+                <w:rFonts w:cs="Calibri"/>
+                <w:lang w:eastAsia="es-CO"/>
+              </w:rPr>
+              <w:t>mpecemos por el principio, qué buscaba cambiar esta ley.</w:t>
+            </w:r>
+            <w:r>
+              <w:rPr>
+                <w:rFonts w:cs="Calibri"/>
+                <w:lang w:eastAsia="es-CO"/>
+              </w:rPr>
+              <w:t xml:space="preserve">  </w:t>
             </w:r>
           </w:p>
           <w:p>
@@ -8041,7 +8138,21 @@
                 <w:rFonts w:cs="Calibri"/>
                 <w:lang w:eastAsia="es-CO"/>
               </w:rPr>
-              <w:t xml:space="preserve"> básicamente tres cosas: que el turismo genere desarrollo real en las comunidades y no solo en las agencias, que los destinos no se destruyan por el exceso de visitantes y que cualquier persona pueda acceder al turismo sin importar su condición. </w:t>
+              <w:t xml:space="preserve"> </w:t>
+            </w:r>
+            <w:r>
+              <w:rPr>
+                <w:rFonts w:cs="Calibri"/>
+                <w:lang w:eastAsia="es-CO"/>
+              </w:rPr>
+              <w:t>B</w:t>
+            </w:r>
+            <w:r>
+              <w:rPr>
+                <w:rFonts w:cs="Calibri"/>
+                <w:lang w:eastAsia="es-CO"/>
+              </w:rPr>
+              <w:t xml:space="preserve">ásicamente tres cosas: que el turismo genere desarrollo real en las comunidades y no solo en las agencias, que los destinos no se destruyan por el exceso de visitantes y que cualquier persona pueda acceder al turismo sin importar su condición. </w:t>
             </w:r>
             <w:r>
               <w:rPr>
@@ -8174,7 +8285,35 @@
                 <w:rFonts w:cs="Calibri"/>
                 <w:lang w:eastAsia="es-CO"/>
               </w:rPr>
-              <w:t xml:space="preserve"> ¿y qué cambia con la ley? </w:t>
+              <w:t xml:space="preserve"> </w:t>
+            </w:r>
+            <w:r>
+              <w:rPr>
+                <w:rFonts w:cs="Calibri"/>
+                <w:lang w:eastAsia="es-CO"/>
+              </w:rPr>
+              <w:t>¿</w:t>
+            </w:r>
+            <w:r>
+              <w:rPr>
+                <w:rFonts w:cs="Calibri"/>
+                <w:lang w:eastAsia="es-CO"/>
+              </w:rPr>
+              <w:t xml:space="preserve">y qué cambia con la </w:t>
+            </w:r>
+            <w:r>
+              <w:rPr>
+                <w:rFonts w:cs="Calibri"/>
+                <w:lang w:eastAsia="es-CO"/>
+              </w:rPr>
+              <w:t>ley</w:t>
+            </w:r>
+            <w:r>
+              <w:rPr>
+                <w:rFonts w:cs="Calibri"/>
+                <w:lang w:eastAsia="es-CO"/>
+              </w:rPr>
+              <w:t>?</w:t>
             </w:r>
           </w:p>
           <w:p>
@@ -8238,7 +8377,35 @@
                 <w:rFonts w:cs="Calibri"/>
                 <w:lang w:eastAsia="es-CO"/>
               </w:rPr>
-              <w:t xml:space="preserve"> ¿y eso incluye a los guías? la ley les da un reconocimiento especial.</w:t>
+              <w:t xml:space="preserve"> y eso incluye a los guías</w:t>
+            </w:r>
+            <w:r>
+              <w:rPr>
+                <w:rFonts w:cs="Calibri"/>
+                <w:lang w:eastAsia="es-CO"/>
+              </w:rPr>
+              <w:t xml:space="preserve">. </w:t>
+            </w:r>
+            <w:r>
+              <w:rPr>
+                <w:rFonts w:cs="Calibri"/>
+                <w:lang w:eastAsia="es-CO"/>
+              </w:rPr>
+              <w:t xml:space="preserve"> </w:t>
+            </w:r>
+            <w:r>
+              <w:rPr>
+                <w:rFonts w:cs="Calibri"/>
+                <w:lang w:eastAsia="es-CO"/>
+              </w:rPr>
+              <w:t>L</w:t>
+            </w:r>
+            <w:r>
+              <w:rPr>
+                <w:rFonts w:cs="Calibri"/>
+                <w:lang w:eastAsia="es-CO"/>
+              </w:rPr>
+              <w:t>a ley les da un reconocimiento especial.</w:t>
             </w:r>
             <w:r>
               <w:rPr>
@@ -9470,7 +9637,7 @@
         <w:pStyle w:val="Ttulo2"/>
       </w:pPr>
       <w:bookmarkStart w:id="13" w:name="_Toc233369906"/>
-      <w:bookmarkStart w:id="14" w:name="_Toc241502204"/>
+      <w:bookmarkStart w:id="14" w:name="_Toc243224718"/>
       <w:r>
         <w:t xml:space="preserve">1.5. </w:t>
       </w:r>
@@ -10153,10 +10320,18 @@
     </w:p>
     <w:p>
       <w:pPr>
+        <w:rPr>
+          <w:rFonts w:cs="Calibri"/>
+          <w:lang w:eastAsia="es-CO"/>
+        </w:rPr>
+      </w:pPr>
+    </w:p>
+    <w:p>
+      <w:pPr>
         <w:pStyle w:val="Ttulo1"/>
       </w:pPr>
       <w:bookmarkStart w:id="15" w:name="_Toc233369907"/>
-      <w:bookmarkStart w:id="16" w:name="_Toc241502205"/>
+      <w:bookmarkStart w:id="16" w:name="_Toc243224719"/>
       <w:r>
         <w:lastRenderedPageBreak/>
         <w:t xml:space="preserve">2. </w:t>
@@ -11337,7 +11512,7 @@
       <w:pPr>
         <w:pStyle w:val="Ttulo2"/>
       </w:pPr>
-      <w:bookmarkStart w:id="17" w:name="_Toc241502206"/>
+      <w:bookmarkStart w:id="17" w:name="_Toc243224720"/>
       <w:r>
         <w:lastRenderedPageBreak/>
         <w:t xml:space="preserve">2.1. </w:t>
@@ -12438,7 +12613,7 @@
         <w:pStyle w:val="Ttulo2"/>
       </w:pPr>
       <w:bookmarkStart w:id="18" w:name="_Toc233369915"/>
-      <w:bookmarkStart w:id="19" w:name="_Toc241502207"/>
+      <w:bookmarkStart w:id="19" w:name="_Toc243224721"/>
       <w:r>
         <w:t xml:space="preserve">2.2. </w:t>
       </w:r>
@@ -13231,22 +13406,6 @@
     </w:p>
     <w:p>
       <w:pPr>
-        <w:rPr>
-          <w:rFonts w:cs="Calibri"/>
-          <w:lang w:eastAsia="es-CO"/>
-        </w:rPr>
-      </w:pPr>
-    </w:p>
-    <w:p>
-      <w:pPr>
-        <w:rPr>
-          <w:rFonts w:cs="Calibri"/>
-          <w:lang w:eastAsia="es-CO"/>
-        </w:rPr>
-      </w:pPr>
-    </w:p>
-    <w:p>
-      <w:pPr>
         <w:pStyle w:val="Prrafodelista"/>
         <w:numPr>
           <w:ilvl w:val="0"/>
@@ -13271,7 +13430,6 @@
           <w:bCs/>
           <w:lang w:eastAsia="es-CO"/>
         </w:rPr>
-        <w:lastRenderedPageBreak/>
         <w:t>Responsabilidades de los trabajadores</w:t>
       </w:r>
     </w:p>
@@ -13326,6 +13484,7 @@
           <w:bCs/>
           <w:lang w:eastAsia="es-CO"/>
         </w:rPr>
+        <w:lastRenderedPageBreak/>
         <w:t>Cuidado personal</w:t>
       </w:r>
     </w:p>
@@ -13345,6 +13504,45 @@
           <w:lang w:eastAsia="es-CO"/>
         </w:rPr>
         <w:t>Procurar el cuidado integral de la salud.</w:t>
+      </w:r>
+    </w:p>
+    <w:p>
+      <w:pPr>
+        <w:pStyle w:val="Prrafodelista"/>
+        <w:spacing w:after="0"/>
+        <w:ind w:left="708"/>
+        <w:rPr>
+          <w:rFonts w:cs="Calibri"/>
+          <w:b/>
+          <w:bCs/>
+          <w:lang w:eastAsia="es-CO"/>
+        </w:rPr>
+      </w:pPr>
+      <w:r>
+        <w:rPr>
+          <w:rFonts w:cs="Calibri"/>
+          <w:b/>
+          <w:bCs/>
+          <w:lang w:eastAsia="es-CO"/>
+        </w:rPr>
+        <w:t>Capacitación</w:t>
+      </w:r>
+    </w:p>
+    <w:p>
+      <w:pPr>
+        <w:pStyle w:val="Prrafodelista"/>
+        <w:ind w:left="708"/>
+        <w:rPr>
+          <w:rFonts w:cs="Calibri"/>
+          <w:lang w:eastAsia="es-CO"/>
+        </w:rPr>
+      </w:pPr>
+      <w:r>
+        <w:rPr>
+          <w:rFonts w:cs="Calibri"/>
+          <w:lang w:eastAsia="es-CO"/>
+        </w:rPr>
+        <w:t>Participar en las capacitaciones programadas en SG-SST.</w:t>
       </w:r>
     </w:p>
     <w:p>
@@ -13391,12 +13589,50 @@
     </w:p>
     <w:p>
       <w:pPr>
+        <w:spacing w:before="0" w:after="0"/>
+        <w:ind w:left="707"/>
+        <w:rPr>
+          <w:rFonts w:cs="Calibri"/>
+          <w:b/>
+          <w:bCs/>
+          <w:lang w:eastAsia="es-CO"/>
+        </w:rPr>
+      </w:pPr>
+      <w:r>
+        <w:rPr>
+          <w:rFonts w:cs="Calibri"/>
+          <w:b/>
+          <w:bCs/>
+          <w:lang w:eastAsia="es-CO"/>
+        </w:rPr>
+        <w:t>Capacitación</w:t>
+      </w:r>
+    </w:p>
+    <w:p>
+      <w:pPr>
+        <w:spacing w:before="0" w:after="0"/>
+        <w:ind w:left="707"/>
+        <w:rPr>
+          <w:rFonts w:cs="Calibri"/>
+          <w:lang w:eastAsia="es-CO"/>
+        </w:rPr>
+      </w:pPr>
+      <w:r>
+        <w:rPr>
+          <w:rFonts w:cs="Calibri"/>
+          <w:lang w:eastAsia="es-CO"/>
+        </w:rPr>
+        <w:t>Participar en las capacitaciones programadas en SG-SST.</w:t>
+      </w:r>
+    </w:p>
+    <w:p>
+      <w:pPr>
         <w:pStyle w:val="Prrafodelista"/>
         <w:numPr>
           <w:ilvl w:val="0"/>
           <w:numId w:val="38"/>
         </w:numPr>
-        <w:spacing w:before="0" w:after="0"/>
+        <w:spacing w:after="0"/>
         <w:rPr>
           <w:rFonts w:cs="Calibri"/>
           <w:b/>
@@ -13429,6 +13665,44 @@
           <w:lang w:eastAsia="es-CO"/>
         </w:rPr>
         <w:t>Cumplir con las normas, procedimientos e instrucciones del SG-SST.</w:t>
+      </w:r>
+    </w:p>
+    <w:p>
+      <w:pPr>
+        <w:spacing w:before="0" w:after="0"/>
+        <w:ind w:left="707"/>
+        <w:rPr>
+          <w:rFonts w:cs="Calibri"/>
+          <w:b/>
+          <w:bCs/>
+          <w:lang w:eastAsia="es-CO"/>
+        </w:rPr>
+      </w:pPr>
+      <w:r>
+        <w:rPr>
+          <w:rFonts w:cs="Calibri"/>
+          <w:b/>
+          <w:bCs/>
+          <w:lang w:eastAsia="es-CO"/>
+        </w:rPr>
+        <w:t>Participación</w:t>
+      </w:r>
+    </w:p>
+    <w:p>
+      <w:pPr>
+        <w:spacing w:before="0" w:after="0"/>
+        <w:ind w:left="707"/>
+        <w:rPr>
+          <w:rFonts w:cs="Calibri"/>
+          <w:lang w:eastAsia="es-CO"/>
+        </w:rPr>
+      </w:pPr>
+      <w:r>
+        <w:rPr>
+          <w:rFonts w:cs="Calibri"/>
+          <w:lang w:eastAsia="es-CO"/>
+        </w:rPr>
+        <w:t>Contribuir al cumplimiento de los objetivos del SG-SST.</w:t>
       </w:r>
     </w:p>
     <w:p>
@@ -13438,7 +13712,7 @@
           <w:ilvl w:val="0"/>
           <w:numId w:val="38"/>
         </w:numPr>
-        <w:spacing w:before="0" w:after="0"/>
+        <w:spacing w:after="0"/>
         <w:rPr>
           <w:rFonts w:cs="Calibri"/>
           <w:b/>
@@ -13475,29 +13749,7 @@
     </w:p>
     <w:p>
       <w:pPr>
-        <w:spacing w:before="0"/>
-        <w:ind w:left="1415" w:firstLine="1"/>
-        <w:rPr>
-          <w:rFonts w:cs="Calibri"/>
-          <w:lang w:eastAsia="es-CO"/>
-        </w:rPr>
-      </w:pPr>
-      <w:r>
-        <w:rPr>
-          <w:rFonts w:cs="Calibri"/>
-          <w:lang w:eastAsia="es-CO"/>
-        </w:rPr>
-        <w:t>Tiene en cuenta aspectos como</w:t>
-      </w:r>
-    </w:p>
-    <w:p>
-      <w:pPr>
-        <w:pStyle w:val="Prrafodelista"/>
-        <w:numPr>
-          <w:ilvl w:val="0"/>
-          <w:numId w:val="40"/>
-        </w:numPr>
-        <w:spacing w:before="0" w:after="0"/>
+        <w:spacing w:after="0"/>
         <w:rPr>
           <w:rFonts w:cs="Calibri"/>
           <w:b/>
@@ -13512,55 +13764,12 @@
           <w:bCs/>
           <w:lang w:eastAsia="es-CO"/>
         </w:rPr>
-        <w:t>Capacitación</w:t>
-      </w:r>
-    </w:p>
-    <w:p>
-      <w:pPr>
-        <w:spacing w:before="0" w:after="0"/>
-        <w:ind w:left="1066"/>
-        <w:rPr>
-          <w:rFonts w:cs="Calibri"/>
-          <w:lang w:eastAsia="es-CO"/>
-        </w:rPr>
-      </w:pPr>
-      <w:r>
-        <w:rPr>
-          <w:rFonts w:cs="Calibri"/>
-          <w:lang w:eastAsia="es-CO"/>
-        </w:rPr>
-        <w:t>Participar en las capacitaciones programadas en SG-SST.</w:t>
-      </w:r>
-    </w:p>
-    <w:p>
-      <w:pPr>
-        <w:pStyle w:val="Prrafodelista"/>
-        <w:numPr>
-          <w:ilvl w:val="0"/>
-          <w:numId w:val="40"/>
-        </w:numPr>
-        <w:spacing w:before="0" w:after="0"/>
-        <w:rPr>
-          <w:rFonts w:cs="Calibri"/>
-          <w:b/>
-          <w:bCs/>
-          <w:lang w:eastAsia="es-CO"/>
-        </w:rPr>
-      </w:pPr>
-      <w:r>
-        <w:rPr>
-          <w:rFonts w:cs="Calibri"/>
-          <w:b/>
-          <w:bCs/>
-          <w:lang w:eastAsia="es-CO"/>
-        </w:rPr>
         <w:t>Participación activa</w:t>
       </w:r>
     </w:p>
     <w:p>
       <w:pPr>
         <w:spacing w:before="0" w:after="0"/>
-        <w:ind w:left="1066"/>
         <w:rPr>
           <w:rFonts w:cs="Calibri"/>
           <w:lang w:eastAsia="es-CO"/>
@@ -13576,52 +13785,10 @@
     </w:p>
     <w:p>
       <w:pPr>
-        <w:pStyle w:val="Prrafodelista"/>
-        <w:numPr>
-          <w:ilvl w:val="0"/>
-          <w:numId w:val="40"/>
-        </w:numPr>
-        <w:spacing w:before="0" w:after="0"/>
-        <w:rPr>
-          <w:rFonts w:cs="Calibri"/>
-          <w:b/>
-          <w:bCs/>
-          <w:lang w:eastAsia="es-CO"/>
-        </w:rPr>
-      </w:pPr>
-      <w:r>
-        <w:rPr>
-          <w:rFonts w:cs="Calibri"/>
-          <w:b/>
-          <w:bCs/>
-          <w:lang w:eastAsia="es-CO"/>
-        </w:rPr>
-        <w:t>Participación</w:t>
-      </w:r>
-    </w:p>
-    <w:p>
-      <w:pPr>
-        <w:spacing w:before="0" w:after="0"/>
-        <w:ind w:left="1066"/>
-        <w:rPr>
-          <w:rFonts w:cs="Calibri"/>
-          <w:lang w:eastAsia="es-CO"/>
-        </w:rPr>
-      </w:pPr>
-      <w:r>
-        <w:rPr>
-          <w:rFonts w:cs="Calibri"/>
-          <w:lang w:eastAsia="es-CO"/>
-        </w:rPr>
-        <w:t>Contribuir al cumplimiento de los objetivos del SG-SST.</w:t>
-      </w:r>
-    </w:p>
-    <w:p>
-      <w:pPr>
         <w:pStyle w:val="Ttulo2"/>
       </w:pPr>
       <w:bookmarkStart w:id="20" w:name="_Toc233369916"/>
-      <w:bookmarkStart w:id="21" w:name="_Toc241502208"/>
+      <w:bookmarkStart w:id="21" w:name="_Toc243224722"/>
       <w:r>
         <w:t xml:space="preserve">2.3. </w:t>
       </w:r>
@@ -14435,7 +14602,7 @@
         <w:pStyle w:val="Ttulo2"/>
       </w:pPr>
       <w:bookmarkStart w:id="22" w:name="_Toc233369917"/>
-      <w:bookmarkStart w:id="23" w:name="_Toc241502209"/>
+      <w:bookmarkStart w:id="23" w:name="_Toc243224723"/>
       <w:r>
         <w:t xml:space="preserve">2.4. </w:t>
       </w:r>
@@ -15084,7 +15251,7 @@
         <w:pStyle w:val="Ttulo2"/>
       </w:pPr>
       <w:bookmarkStart w:id="24" w:name="_Toc233369918"/>
-      <w:bookmarkStart w:id="25" w:name="_Toc241502210"/>
+      <w:bookmarkStart w:id="25" w:name="_Toc243224724"/>
       <w:r>
         <w:t xml:space="preserve">2.5. </w:t>
       </w:r>
@@ -15442,17 +15609,19 @@
         </w:numPr>
         <w:spacing w:before="0" w:after="0"/>
         <w:rPr>
-          <w:rFonts w:cs="Calibri"/>
+          <w:rFonts w:asciiTheme="minorHAnsi" w:hAnsiTheme="minorHAnsi" w:cstheme="minorHAnsi"/>
           <w:b/>
           <w:bCs/>
+          <w:szCs w:val="28"/>
           <w:lang w:val="en-US" w:eastAsia="es-CO"/>
         </w:rPr>
       </w:pPr>
       <w:r>
         <w:rPr>
-          <w:rFonts w:cs="Calibri"/>
+          <w:rFonts w:asciiTheme="minorHAnsi" w:hAnsiTheme="minorHAnsi" w:cstheme="minorHAnsi"/>
           <w:b/>
           <w:bCs/>
+          <w:szCs w:val="28"/>
           <w:lang w:val="en-US" w:eastAsia="es-CO"/>
         </w:rPr>
         <w:t>Certificación Ambiental (Sello Ambiental Colombiano)</w:t>
@@ -15466,23 +15635,21 @@
         </w:numPr>
         <w:spacing w:before="0" w:after="0"/>
         <w:rPr>
-          <w:rFonts w:ascii="Arial" w:eastAsia="Times New Roman" w:hAnsi="Arial" w:cs="Arial"/>
+          <w:rFonts w:asciiTheme="minorHAnsi" w:eastAsia="Times New Roman" w:hAnsiTheme="minorHAnsi" w:cstheme="minorHAnsi"/>
           <w:color w:val="1F1F1F"/>
           <w:kern w:val="0"/>
-          <w:sz w:val="24"/>
-          <w:szCs w:val="24"/>
-          <w:lang w:eastAsia="es-CO"/>
-        </w:rPr>
-      </w:pPr>
-      <w:r>
-        <w:rPr>
-          <w:rFonts w:ascii="Arial" w:eastAsia="Times New Roman" w:hAnsi="Arial" w:cs="Arial"/>
+          <w:szCs w:val="28"/>
+          <w:lang w:eastAsia="es-CO"/>
+        </w:rPr>
+      </w:pPr>
+      <w:r>
+        <w:rPr>
+          <w:rFonts w:asciiTheme="minorHAnsi" w:eastAsia="Times New Roman" w:hAnsiTheme="minorHAnsi" w:cstheme="minorHAnsi"/>
           <w:b/>
           <w:bCs/>
           <w:color w:val="1F1F1F"/>
           <w:kern w:val="0"/>
-          <w:sz w:val="24"/>
-          <w:szCs w:val="24"/>
+          <w:szCs w:val="28"/>
           <w:bdr w:val="none" w:sz="0" w:space="0" w:color="auto" w:frame="1"/>
           <w:lang w:eastAsia="es-CO"/>
         </w:rPr>
@@ -15498,21 +15665,19 @@
         <w:spacing w:before="0" w:after="0"/>
         <w:ind w:left="1843"/>
         <w:rPr>
-          <w:rFonts w:ascii="Arial" w:eastAsia="Times New Roman" w:hAnsi="Arial" w:cs="Arial"/>
+          <w:rFonts w:asciiTheme="minorHAnsi" w:eastAsia="Times New Roman" w:hAnsiTheme="minorHAnsi" w:cstheme="minorHAnsi"/>
           <w:color w:val="1F1F1F"/>
           <w:kern w:val="0"/>
-          <w:sz w:val="24"/>
-          <w:szCs w:val="24"/>
-          <w:lang w:eastAsia="es-CO"/>
-        </w:rPr>
-      </w:pPr>
-      <w:r>
-        <w:rPr>
-          <w:rFonts w:ascii="Arial" w:eastAsia="Times New Roman" w:hAnsi="Arial" w:cs="Arial"/>
+          <w:szCs w:val="28"/>
+          <w:lang w:eastAsia="es-CO"/>
+        </w:rPr>
+      </w:pPr>
+      <w:r>
+        <w:rPr>
+          <w:rFonts w:asciiTheme="minorHAnsi" w:eastAsia="Times New Roman" w:hAnsiTheme="minorHAnsi" w:cstheme="minorHAnsi"/>
           <w:color w:val="1F1F1F"/>
           <w:kern w:val="0"/>
-          <w:sz w:val="24"/>
-          <w:szCs w:val="24"/>
+          <w:szCs w:val="28"/>
           <w:bdr w:val="none" w:sz="0" w:space="0" w:color="auto" w:frame="1"/>
           <w:lang w:eastAsia="es-CO"/>
         </w:rPr>
@@ -15520,11 +15685,21 @@
       </w:r>
       <w:r>
         <w:rPr>
-          <w:rFonts w:ascii="Arial" w:eastAsia="Times New Roman" w:hAnsi="Arial" w:cs="Arial"/>
+          <w:rFonts w:asciiTheme="minorHAnsi" w:eastAsia="Times New Roman" w:hAnsiTheme="minorHAnsi" w:cstheme="minorHAnsi"/>
           <w:color w:val="1F1F1F"/>
           <w:kern w:val="0"/>
-          <w:sz w:val="24"/>
-          <w:szCs w:val="24"/>
+          <w:szCs w:val="28"/>
+          <w:bdr w:val="none" w:sz="0" w:space="0" w:color="auto" w:frame="1"/>
+          <w:lang w:eastAsia="es-CO"/>
+        </w:rPr>
+        <w:t>.</w:t>
+      </w:r>
+      <w:r>
+        <w:rPr>
+          <w:rFonts w:asciiTheme="minorHAnsi" w:eastAsia="Times New Roman" w:hAnsiTheme="minorHAnsi" w:cstheme="minorHAnsi"/>
+          <w:color w:val="1F1F1F"/>
+          <w:kern w:val="0"/>
+          <w:szCs w:val="28"/>
           <w:lang w:eastAsia="es-CO"/>
         </w:rPr>
         <w:t xml:space="preserve"> </w:t>
@@ -15539,21 +15714,19 @@
         <w:spacing w:before="0" w:after="0"/>
         <w:ind w:left="1843"/>
         <w:rPr>
-          <w:rFonts w:ascii="Arial" w:eastAsia="Times New Roman" w:hAnsi="Arial" w:cs="Arial"/>
+          <w:rFonts w:asciiTheme="minorHAnsi" w:eastAsia="Times New Roman" w:hAnsiTheme="minorHAnsi" w:cstheme="minorHAnsi"/>
           <w:color w:val="1F1F1F"/>
           <w:kern w:val="0"/>
-          <w:sz w:val="24"/>
-          <w:szCs w:val="24"/>
-          <w:lang w:eastAsia="es-CO"/>
-        </w:rPr>
-      </w:pPr>
-      <w:r>
-        <w:rPr>
-          <w:rFonts w:ascii="Arial" w:eastAsia="Times New Roman" w:hAnsi="Arial" w:cs="Arial"/>
+          <w:szCs w:val="28"/>
+          <w:lang w:eastAsia="es-CO"/>
+        </w:rPr>
+      </w:pPr>
+      <w:r>
+        <w:rPr>
+          <w:rFonts w:asciiTheme="minorHAnsi" w:eastAsia="Times New Roman" w:hAnsiTheme="minorHAnsi" w:cstheme="minorHAnsi"/>
           <w:color w:val="1F1F1F"/>
           <w:kern w:val="0"/>
-          <w:sz w:val="24"/>
-          <w:szCs w:val="24"/>
+          <w:szCs w:val="28"/>
           <w:bdr w:val="none" w:sz="0" w:space="0" w:color="auto" w:frame="1"/>
           <w:lang w:eastAsia="es-CO"/>
         </w:rPr>
@@ -15561,11 +15734,21 @@
       </w:r>
       <w:r>
         <w:rPr>
-          <w:rFonts w:ascii="Arial" w:eastAsia="Times New Roman" w:hAnsi="Arial" w:cs="Arial"/>
+          <w:rFonts w:asciiTheme="minorHAnsi" w:eastAsia="Times New Roman" w:hAnsiTheme="minorHAnsi" w:cstheme="minorHAnsi"/>
           <w:color w:val="1F1F1F"/>
           <w:kern w:val="0"/>
-          <w:sz w:val="24"/>
-          <w:szCs w:val="24"/>
+          <w:szCs w:val="28"/>
+          <w:bdr w:val="none" w:sz="0" w:space="0" w:color="auto" w:frame="1"/>
+          <w:lang w:eastAsia="es-CO"/>
+        </w:rPr>
+        <w:t>.</w:t>
+      </w:r>
+      <w:r>
+        <w:rPr>
+          <w:rFonts w:asciiTheme="minorHAnsi" w:eastAsia="Times New Roman" w:hAnsiTheme="minorHAnsi" w:cstheme="minorHAnsi"/>
+          <w:color w:val="1F1F1F"/>
+          <w:kern w:val="0"/>
+          <w:szCs w:val="28"/>
           <w:lang w:eastAsia="es-CO"/>
         </w:rPr>
         <w:t xml:space="preserve"> </w:t>
@@ -15579,26 +15762,24 @@
         </w:numPr>
         <w:spacing w:before="0" w:after="0"/>
         <w:rPr>
-          <w:rFonts w:ascii="Arial" w:eastAsia="Times New Roman" w:hAnsi="Arial" w:cs="Arial"/>
+          <w:rFonts w:asciiTheme="minorHAnsi" w:eastAsia="Times New Roman" w:hAnsiTheme="minorHAnsi" w:cstheme="minorHAnsi"/>
           <w:b/>
           <w:bCs/>
           <w:color w:val="1F1F1F"/>
           <w:kern w:val="0"/>
-          <w:sz w:val="24"/>
-          <w:szCs w:val="24"/>
+          <w:szCs w:val="28"/>
           <w:bdr w:val="none" w:sz="0" w:space="0" w:color="auto" w:frame="1"/>
           <w:lang w:eastAsia="es-CO"/>
         </w:rPr>
       </w:pPr>
       <w:r>
         <w:rPr>
-          <w:rFonts w:ascii="Arial" w:eastAsia="Times New Roman" w:hAnsi="Arial" w:cs="Arial"/>
+          <w:rFonts w:asciiTheme="minorHAnsi" w:eastAsia="Times New Roman" w:hAnsiTheme="minorHAnsi" w:cstheme="minorHAnsi"/>
           <w:b/>
           <w:bCs/>
           <w:color w:val="1F1F1F"/>
           <w:kern w:val="0"/>
-          <w:sz w:val="24"/>
-          <w:szCs w:val="24"/>
+          <w:szCs w:val="28"/>
           <w:bdr w:val="none" w:sz="0" w:space="0" w:color="auto" w:frame="1"/>
           <w:lang w:eastAsia="es-CO"/>
         </w:rPr>
@@ -15614,26 +15795,35 @@
         <w:spacing w:before="0" w:after="0"/>
         <w:ind w:left="1843"/>
         <w:rPr>
-          <w:rFonts w:ascii="Arial" w:eastAsia="Times New Roman" w:hAnsi="Arial" w:cs="Arial"/>
+          <w:rFonts w:asciiTheme="minorHAnsi" w:eastAsia="Times New Roman" w:hAnsiTheme="minorHAnsi" w:cstheme="minorHAnsi"/>
           <w:color w:val="1F1F1F"/>
           <w:kern w:val="0"/>
-          <w:sz w:val="24"/>
-          <w:szCs w:val="24"/>
+          <w:szCs w:val="28"/>
           <w:bdr w:val="none" w:sz="0" w:space="0" w:color="auto" w:frame="1"/>
           <w:lang w:eastAsia="es-CO"/>
         </w:rPr>
       </w:pPr>
       <w:r>
         <w:rPr>
-          <w:rFonts w:ascii="Arial" w:eastAsia="Times New Roman" w:hAnsi="Arial" w:cs="Arial"/>
+          <w:rFonts w:asciiTheme="minorHAnsi" w:eastAsia="Times New Roman" w:hAnsiTheme="minorHAnsi" w:cstheme="minorHAnsi"/>
           <w:color w:val="1F1F1F"/>
           <w:kern w:val="0"/>
-          <w:sz w:val="24"/>
-          <w:szCs w:val="24"/>
+          <w:szCs w:val="28"/>
           <w:bdr w:val="none" w:sz="0" w:space="0" w:color="auto" w:frame="1"/>
           <w:lang w:eastAsia="es-CO"/>
         </w:rPr>
-        <w:t xml:space="preserve">Agua y energía eficiente </w:t>
+        <w:t>Agua y energía eficiente</w:t>
+      </w:r>
+      <w:r>
+        <w:rPr>
+          <w:rFonts w:asciiTheme="minorHAnsi" w:eastAsia="Times New Roman" w:hAnsiTheme="minorHAnsi" w:cstheme="minorHAnsi"/>
+          <w:color w:val="1F1F1F"/>
+          <w:kern w:val="0"/>
+          <w:szCs w:val="28"/>
+          <w:bdr w:val="none" w:sz="0" w:space="0" w:color="auto" w:frame="1"/>
+          <w:lang w:eastAsia="es-CO"/>
+        </w:rPr>
+        <w:t>.</w:t>
       </w:r>
     </w:p>
     <w:p>
@@ -15645,27 +15835,50 @@
         <w:spacing w:before="0" w:after="0"/>
         <w:ind w:left="1843"/>
         <w:rPr>
-          <w:rFonts w:ascii="Arial" w:eastAsia="Times New Roman" w:hAnsi="Arial" w:cs="Arial"/>
+          <w:rFonts w:asciiTheme="minorHAnsi" w:eastAsia="Times New Roman" w:hAnsiTheme="minorHAnsi" w:cstheme="minorHAnsi"/>
           <w:color w:val="1F1F1F"/>
           <w:kern w:val="0"/>
-          <w:sz w:val="24"/>
-          <w:szCs w:val="24"/>
+          <w:szCs w:val="28"/>
           <w:bdr w:val="none" w:sz="0" w:space="0" w:color="auto" w:frame="1"/>
           <w:lang w:eastAsia="es-CO"/>
         </w:rPr>
       </w:pPr>
       <w:r>
         <w:rPr>
-          <w:rFonts w:ascii="Arial" w:eastAsia="Times New Roman" w:hAnsi="Arial" w:cs="Arial"/>
+          <w:rFonts w:asciiTheme="minorHAnsi" w:eastAsia="Times New Roman" w:hAnsiTheme="minorHAnsi" w:cstheme="minorHAnsi"/>
           <w:color w:val="1F1F1F"/>
           <w:kern w:val="0"/>
-          <w:sz w:val="24"/>
-          <w:szCs w:val="24"/>
+          <w:szCs w:val="28"/>
           <w:bdr w:val="none" w:sz="0" w:space="0" w:color="auto" w:frame="1"/>
           <w:lang w:eastAsia="es-CO"/>
         </w:rPr>
-        <w:t xml:space="preserve">Cumplimiento normativo </w:t>
-      </w:r>
+        <w:t>Cumplimiento normativo</w:t>
+      </w:r>
+      <w:r>
+        <w:rPr>
+          <w:rFonts w:asciiTheme="minorHAnsi" w:eastAsia="Times New Roman" w:hAnsiTheme="minorHAnsi" w:cstheme="minorHAnsi"/>
+          <w:color w:val="1F1F1F"/>
+          <w:kern w:val="0"/>
+          <w:szCs w:val="28"/>
+          <w:bdr w:val="none" w:sz="0" w:space="0" w:color="auto" w:frame="1"/>
+          <w:lang w:eastAsia="es-CO"/>
+        </w:rPr>
+        <w:t>.</w:t>
+      </w:r>
+    </w:p>
+    <w:p>
+      <w:pPr>
+        <w:spacing w:before="0" w:after="0"/>
+        <w:ind w:left="1843" w:firstLine="0"/>
+        <w:rPr>
+          <w:rFonts w:asciiTheme="minorHAnsi" w:eastAsia="Times New Roman" w:hAnsiTheme="minorHAnsi" w:cstheme="minorHAnsi"/>
+          <w:color w:val="1F1F1F"/>
+          <w:kern w:val="0"/>
+          <w:szCs w:val="28"/>
+          <w:bdr w:val="none" w:sz="0" w:space="0" w:color="auto" w:frame="1"/>
+          <w:lang w:eastAsia="es-CO"/>
+        </w:rPr>
+      </w:pPr>
     </w:p>
     <w:p>
       <w:pPr>
@@ -15675,26 +15888,24 @@
         </w:numPr>
         <w:spacing w:before="0" w:after="0"/>
         <w:rPr>
-          <w:rFonts w:ascii="Arial" w:eastAsia="Times New Roman" w:hAnsi="Arial" w:cs="Arial"/>
+          <w:rFonts w:asciiTheme="minorHAnsi" w:eastAsia="Times New Roman" w:hAnsiTheme="minorHAnsi" w:cstheme="minorHAnsi"/>
           <w:b/>
           <w:bCs/>
           <w:color w:val="1F1F1F"/>
           <w:kern w:val="0"/>
-          <w:sz w:val="24"/>
-          <w:szCs w:val="24"/>
+          <w:szCs w:val="28"/>
           <w:bdr w:val="none" w:sz="0" w:space="0" w:color="auto" w:frame="1"/>
           <w:lang w:eastAsia="es-CO"/>
         </w:rPr>
       </w:pPr>
       <w:r>
         <w:rPr>
-          <w:rFonts w:ascii="Arial" w:eastAsia="Times New Roman" w:hAnsi="Arial" w:cs="Arial"/>
+          <w:rFonts w:asciiTheme="minorHAnsi" w:eastAsia="Times New Roman" w:hAnsiTheme="minorHAnsi" w:cstheme="minorHAnsi"/>
           <w:b/>
           <w:bCs/>
           <w:color w:val="1F1F1F"/>
           <w:kern w:val="0"/>
-          <w:sz w:val="24"/>
-          <w:szCs w:val="24"/>
+          <w:szCs w:val="28"/>
           <w:bdr w:val="none" w:sz="0" w:space="0" w:color="auto" w:frame="1"/>
           <w:lang w:eastAsia="es-CO"/>
         </w:rPr>
@@ -15710,26 +15921,35 @@
         <w:spacing w:before="0" w:after="0"/>
         <w:ind w:left="1843"/>
         <w:rPr>
-          <w:rFonts w:ascii="Arial" w:eastAsia="Times New Roman" w:hAnsi="Arial" w:cs="Arial"/>
+          <w:rFonts w:asciiTheme="minorHAnsi" w:eastAsia="Times New Roman" w:hAnsiTheme="minorHAnsi" w:cstheme="minorHAnsi"/>
           <w:color w:val="1F1F1F"/>
           <w:kern w:val="0"/>
-          <w:sz w:val="24"/>
-          <w:szCs w:val="24"/>
+          <w:szCs w:val="28"/>
           <w:bdr w:val="none" w:sz="0" w:space="0" w:color="auto" w:frame="1"/>
           <w:lang w:eastAsia="es-CO"/>
         </w:rPr>
       </w:pPr>
       <w:r>
         <w:rPr>
-          <w:rFonts w:ascii="Arial" w:eastAsia="Times New Roman" w:hAnsi="Arial" w:cs="Arial"/>
+          <w:rFonts w:asciiTheme="minorHAnsi" w:eastAsia="Times New Roman" w:hAnsiTheme="minorHAnsi" w:cstheme="minorHAnsi"/>
           <w:color w:val="1F1F1F"/>
           <w:kern w:val="0"/>
-          <w:sz w:val="24"/>
-          <w:szCs w:val="24"/>
+          <w:szCs w:val="28"/>
           <w:bdr w:val="none" w:sz="0" w:space="0" w:color="auto" w:frame="1"/>
           <w:lang w:eastAsia="es-CO"/>
         </w:rPr>
-        <w:t xml:space="preserve">5R (rechazar, reducir, reutilizar, reparar y reciclar) </w:t>
+        <w:t>5R (rechazar, reducir, reutilizar, reparar y reciclar)</w:t>
+      </w:r>
+      <w:r>
+        <w:rPr>
+          <w:rFonts w:asciiTheme="minorHAnsi" w:eastAsia="Times New Roman" w:hAnsiTheme="minorHAnsi" w:cstheme="minorHAnsi"/>
+          <w:color w:val="1F1F1F"/>
+          <w:kern w:val="0"/>
+          <w:szCs w:val="28"/>
+          <w:bdr w:val="none" w:sz="0" w:space="0" w:color="auto" w:frame="1"/>
+          <w:lang w:eastAsia="es-CO"/>
+        </w:rPr>
+        <w:t>.</w:t>
       </w:r>
     </w:p>
     <w:p>
@@ -15741,26 +15961,46 @@
         <w:spacing w:before="0" w:after="0"/>
         <w:ind w:left="1843"/>
         <w:rPr>
-          <w:rFonts w:ascii="Arial" w:eastAsia="Times New Roman" w:hAnsi="Arial" w:cs="Arial"/>
+          <w:rFonts w:asciiTheme="minorHAnsi" w:eastAsia="Times New Roman" w:hAnsiTheme="minorHAnsi" w:cstheme="minorHAnsi"/>
           <w:color w:val="1F1F1F"/>
           <w:kern w:val="0"/>
-          <w:sz w:val="24"/>
-          <w:szCs w:val="24"/>
+          <w:szCs w:val="28"/>
           <w:bdr w:val="none" w:sz="0" w:space="0" w:color="auto" w:frame="1"/>
           <w:lang w:eastAsia="es-CO"/>
         </w:rPr>
       </w:pPr>
       <w:r>
         <w:rPr>
-          <w:rFonts w:ascii="Arial" w:eastAsia="Times New Roman" w:hAnsi="Arial" w:cs="Arial"/>
+          <w:rFonts w:asciiTheme="minorHAnsi" w:eastAsia="Times New Roman" w:hAnsiTheme="minorHAnsi" w:cstheme="minorHAnsi"/>
           <w:color w:val="1F1F1F"/>
           <w:kern w:val="0"/>
-          <w:sz w:val="24"/>
-          <w:szCs w:val="24"/>
+          <w:szCs w:val="28"/>
           <w:bdr w:val="none" w:sz="0" w:space="0" w:color="auto" w:frame="1"/>
           <w:lang w:eastAsia="es-CO"/>
         </w:rPr>
-        <w:t xml:space="preserve">Evaluación y auditoría continua </w:t>
+        <w:t>Evaluación y auditoría continua</w:t>
+      </w:r>
+      <w:r>
+        <w:rPr>
+          <w:rFonts w:asciiTheme="minorHAnsi" w:eastAsia="Times New Roman" w:hAnsiTheme="minorHAnsi" w:cstheme="minorHAnsi"/>
+          <w:color w:val="1F1F1F"/>
+          <w:kern w:val="0"/>
+          <w:szCs w:val="28"/>
+          <w:bdr w:val="none" w:sz="0" w:space="0" w:color="auto" w:frame="1"/>
+          <w:lang w:eastAsia="es-CO"/>
+        </w:rPr>
+        <w:t>.</w:t>
+      </w:r>
+      <w:r>
+        <w:rPr>
+          <w:rFonts w:asciiTheme="minorHAnsi" w:eastAsia="Times New Roman" w:hAnsiTheme="minorHAnsi" w:cstheme="minorHAnsi"/>
+          <w:color w:val="1F1F1F"/>
+          <w:kern w:val="0"/>
+          <w:szCs w:val="28"/>
+          <w:bdr w:val="none" w:sz="0" w:space="0" w:color="auto" w:frame="1"/>
+          <w:lang w:eastAsia="es-CO"/>
+        </w:rPr>
+        <w:t xml:space="preserve"> </w:t>
       </w:r>
     </w:p>
     <w:p>
@@ -15768,26 +16008,24 @@
         <w:spacing w:after="0"/>
         <w:ind w:left="1428" w:firstLine="0"/>
         <w:rPr>
-          <w:rFonts w:ascii="Arial" w:eastAsia="Times New Roman" w:hAnsi="Arial" w:cs="Arial"/>
+          <w:rFonts w:asciiTheme="minorHAnsi" w:eastAsia="Times New Roman" w:hAnsiTheme="minorHAnsi" w:cstheme="minorHAnsi"/>
           <w:b/>
           <w:bCs/>
           <w:color w:val="1F1F1F"/>
           <w:kern w:val="0"/>
-          <w:sz w:val="24"/>
-          <w:szCs w:val="24"/>
+          <w:szCs w:val="28"/>
           <w:bdr w:val="none" w:sz="0" w:space="0" w:color="auto" w:frame="1"/>
           <w:lang w:eastAsia="es-CO"/>
         </w:rPr>
       </w:pPr>
       <w:r>
         <w:rPr>
-          <w:rFonts w:ascii="Arial" w:eastAsia="Times New Roman" w:hAnsi="Arial" w:cs="Arial"/>
+          <w:rFonts w:asciiTheme="minorHAnsi" w:eastAsia="Times New Roman" w:hAnsiTheme="minorHAnsi" w:cstheme="minorHAnsi"/>
           <w:b/>
           <w:bCs/>
           <w:color w:val="1F1F1F"/>
           <w:kern w:val="0"/>
-          <w:sz w:val="24"/>
-          <w:szCs w:val="24"/>
+          <w:szCs w:val="28"/>
           <w:bdr w:val="none" w:sz="0" w:space="0" w:color="auto" w:frame="1"/>
           <w:lang w:eastAsia="es-CO"/>
         </w:rPr>
@@ -15803,22 +16041,20 @@
         <w:spacing w:before="0" w:after="0"/>
         <w:ind w:left="1843"/>
         <w:rPr>
-          <w:rFonts w:ascii="Arial" w:eastAsia="Times New Roman" w:hAnsi="Arial" w:cs="Arial"/>
+          <w:rFonts w:asciiTheme="minorHAnsi" w:eastAsia="Times New Roman" w:hAnsiTheme="minorHAnsi" w:cstheme="minorHAnsi"/>
           <w:color w:val="1F1F1F"/>
           <w:kern w:val="0"/>
-          <w:sz w:val="24"/>
-          <w:szCs w:val="24"/>
+          <w:szCs w:val="28"/>
           <w:bdr w:val="none" w:sz="0" w:space="0" w:color="auto" w:frame="1"/>
           <w:lang w:eastAsia="es-CO"/>
         </w:rPr>
       </w:pPr>
       <w:r>
         <w:rPr>
-          <w:rFonts w:ascii="Arial" w:eastAsia="Times New Roman" w:hAnsi="Arial" w:cs="Arial"/>
+          <w:rFonts w:asciiTheme="minorHAnsi" w:eastAsia="Times New Roman" w:hAnsiTheme="minorHAnsi" w:cstheme="minorHAnsi"/>
           <w:color w:val="1F1F1F"/>
           <w:kern w:val="0"/>
-          <w:sz w:val="24"/>
-          <w:szCs w:val="24"/>
+          <w:szCs w:val="28"/>
           <w:bdr w:val="none" w:sz="0" w:space="0" w:color="auto" w:frame="1"/>
           <w:lang w:eastAsia="es-CO"/>
         </w:rPr>
@@ -15826,15 +16062,14 @@
       </w:r>
       <w:r>
         <w:rPr>
-          <w:rFonts w:ascii="Arial" w:eastAsia="Times New Roman" w:hAnsi="Arial" w:cs="Arial"/>
+          <w:rFonts w:asciiTheme="minorHAnsi" w:eastAsia="Times New Roman" w:hAnsiTheme="minorHAnsi" w:cstheme="minorHAnsi"/>
           <w:color w:val="1F1F1F"/>
           <w:kern w:val="0"/>
-          <w:sz w:val="24"/>
-          <w:szCs w:val="24"/>
+          <w:szCs w:val="28"/>
           <w:bdr w:val="none" w:sz="0" w:space="0" w:color="auto" w:frame="1"/>
           <w:lang w:eastAsia="es-CO"/>
         </w:rPr>
-        <w:t xml:space="preserve"> </w:t>
+        <w:t>.</w:t>
       </w:r>
     </w:p>
     <w:p>
@@ -15846,22 +16081,20 @@
         <w:spacing w:before="0" w:after="0"/>
         <w:ind w:left="1843"/>
         <w:rPr>
-          <w:rFonts w:ascii="Arial" w:eastAsia="Times New Roman" w:hAnsi="Arial" w:cs="Arial"/>
+          <w:rFonts w:asciiTheme="minorHAnsi" w:eastAsia="Times New Roman" w:hAnsiTheme="minorHAnsi" w:cstheme="minorHAnsi"/>
           <w:color w:val="1F1F1F"/>
           <w:kern w:val="0"/>
-          <w:sz w:val="24"/>
-          <w:szCs w:val="24"/>
+          <w:szCs w:val="28"/>
           <w:bdr w:val="none" w:sz="0" w:space="0" w:color="auto" w:frame="1"/>
           <w:lang w:eastAsia="es-CO"/>
         </w:rPr>
       </w:pPr>
       <w:r>
         <w:rPr>
-          <w:rFonts w:ascii="Arial" w:eastAsia="Times New Roman" w:hAnsi="Arial" w:cs="Arial"/>
+          <w:rFonts w:asciiTheme="minorHAnsi" w:eastAsia="Times New Roman" w:hAnsiTheme="minorHAnsi" w:cstheme="minorHAnsi"/>
           <w:color w:val="1F1F1F"/>
           <w:kern w:val="0"/>
-          <w:sz w:val="24"/>
-          <w:szCs w:val="24"/>
+          <w:szCs w:val="28"/>
           <w:bdr w:val="none" w:sz="0" w:space="0" w:color="auto" w:frame="1"/>
           <w:lang w:eastAsia="es-CO"/>
         </w:rPr>
@@ -15869,15 +16102,14 @@
       </w:r>
       <w:r>
         <w:rPr>
-          <w:rFonts w:ascii="Arial" w:eastAsia="Times New Roman" w:hAnsi="Arial" w:cs="Arial"/>
+          <w:rFonts w:asciiTheme="minorHAnsi" w:eastAsia="Times New Roman" w:hAnsiTheme="minorHAnsi" w:cstheme="minorHAnsi"/>
           <w:color w:val="1F1F1F"/>
           <w:kern w:val="0"/>
-          <w:sz w:val="24"/>
-          <w:szCs w:val="24"/>
+          <w:szCs w:val="28"/>
           <w:bdr w:val="none" w:sz="0" w:space="0" w:color="auto" w:frame="1"/>
           <w:lang w:eastAsia="es-CO"/>
         </w:rPr>
-        <w:t xml:space="preserve"> </w:t>
+        <w:t>.</w:t>
       </w:r>
     </w:p>
     <w:p>
@@ -15889,22 +16121,20 @@
         <w:spacing w:before="0" w:after="0"/>
         <w:ind w:left="1843"/>
         <w:rPr>
-          <w:rFonts w:ascii="Arial" w:eastAsia="Times New Roman" w:hAnsi="Arial" w:cs="Arial"/>
+          <w:rFonts w:asciiTheme="minorHAnsi" w:eastAsia="Times New Roman" w:hAnsiTheme="minorHAnsi" w:cstheme="minorHAnsi"/>
           <w:color w:val="1F1F1F"/>
           <w:kern w:val="0"/>
-          <w:sz w:val="24"/>
-          <w:szCs w:val="24"/>
+          <w:szCs w:val="28"/>
           <w:bdr w:val="none" w:sz="0" w:space="0" w:color="auto" w:frame="1"/>
           <w:lang w:eastAsia="es-CO"/>
         </w:rPr>
       </w:pPr>
       <w:r>
         <w:rPr>
-          <w:rFonts w:ascii="Arial" w:eastAsia="Times New Roman" w:hAnsi="Arial" w:cs="Arial"/>
+          <w:rFonts w:asciiTheme="minorHAnsi" w:eastAsia="Times New Roman" w:hAnsiTheme="minorHAnsi" w:cstheme="minorHAnsi"/>
           <w:color w:val="1F1F1F"/>
           <w:kern w:val="0"/>
-          <w:sz w:val="24"/>
-          <w:szCs w:val="24"/>
+          <w:szCs w:val="28"/>
           <w:bdr w:val="none" w:sz="0" w:space="0" w:color="auto" w:frame="1"/>
           <w:lang w:eastAsia="es-CO"/>
         </w:rPr>
@@ -15912,11 +16142,21 @@
       </w:r>
       <w:r>
         <w:rPr>
-          <w:rFonts w:ascii="Arial" w:eastAsia="Times New Roman" w:hAnsi="Arial" w:cs="Arial"/>
+          <w:rFonts w:asciiTheme="minorHAnsi" w:eastAsia="Times New Roman" w:hAnsiTheme="minorHAnsi" w:cstheme="minorHAnsi"/>
           <w:color w:val="1F1F1F"/>
           <w:kern w:val="0"/>
-          <w:sz w:val="24"/>
-          <w:szCs w:val="24"/>
+          <w:szCs w:val="28"/>
+          <w:bdr w:val="none" w:sz="0" w:space="0" w:color="auto" w:frame="1"/>
+          <w:lang w:eastAsia="es-CO"/>
+        </w:rPr>
+        <w:t>.</w:t>
+      </w:r>
+      <w:r>
+        <w:rPr>
+          <w:rFonts w:asciiTheme="minorHAnsi" w:eastAsia="Times New Roman" w:hAnsiTheme="minorHAnsi" w:cstheme="minorHAnsi"/>
+          <w:color w:val="1F1F1F"/>
+          <w:kern w:val="0"/>
+          <w:szCs w:val="28"/>
           <w:bdr w:val="none" w:sz="0" w:space="0" w:color="auto" w:frame="1"/>
           <w:lang w:eastAsia="es-CO"/>
         </w:rPr>
@@ -15932,22 +16172,20 @@
         <w:spacing w:before="0" w:after="0"/>
         <w:ind w:left="1843"/>
         <w:rPr>
-          <w:rFonts w:ascii="Arial" w:eastAsia="Times New Roman" w:hAnsi="Arial" w:cs="Arial"/>
+          <w:rFonts w:asciiTheme="minorHAnsi" w:eastAsia="Times New Roman" w:hAnsiTheme="minorHAnsi" w:cstheme="minorHAnsi"/>
           <w:color w:val="1F1F1F"/>
           <w:kern w:val="0"/>
-          <w:sz w:val="24"/>
-          <w:szCs w:val="24"/>
+          <w:szCs w:val="28"/>
           <w:bdr w:val="none" w:sz="0" w:space="0" w:color="auto" w:frame="1"/>
           <w:lang w:eastAsia="es-CO"/>
         </w:rPr>
       </w:pPr>
       <w:r>
         <w:rPr>
-          <w:rFonts w:ascii="Arial" w:eastAsia="Times New Roman" w:hAnsi="Arial" w:cs="Arial"/>
+          <w:rFonts w:asciiTheme="minorHAnsi" w:eastAsia="Times New Roman" w:hAnsiTheme="minorHAnsi" w:cstheme="minorHAnsi"/>
           <w:color w:val="1F1F1F"/>
           <w:kern w:val="0"/>
-          <w:sz w:val="24"/>
-          <w:szCs w:val="24"/>
+          <w:szCs w:val="28"/>
           <w:bdr w:val="none" w:sz="0" w:space="0" w:color="auto" w:frame="1"/>
           <w:lang w:eastAsia="es-CO"/>
         </w:rPr>
@@ -15955,43 +16193,26 @@
       </w:r>
       <w:r>
         <w:rPr>
-          <w:rFonts w:ascii="Arial" w:eastAsia="Times New Roman" w:hAnsi="Arial" w:cs="Arial"/>
+          <w:rFonts w:asciiTheme="minorHAnsi" w:eastAsia="Times New Roman" w:hAnsiTheme="minorHAnsi" w:cstheme="minorHAnsi"/>
           <w:color w:val="1F1F1F"/>
           <w:kern w:val="0"/>
-          <w:sz w:val="24"/>
-          <w:szCs w:val="24"/>
+          <w:szCs w:val="28"/>
           <w:bdr w:val="none" w:sz="0" w:space="0" w:color="auto" w:frame="1"/>
           <w:lang w:eastAsia="es-CO"/>
         </w:rPr>
+        <w:t>.</w:t>
+      </w:r>
+      <w:r>
+        <w:rPr>
+          <w:rFonts w:asciiTheme="minorHAnsi" w:eastAsia="Times New Roman" w:hAnsiTheme="minorHAnsi" w:cstheme="minorHAnsi"/>
+          <w:color w:val="1F1F1F"/>
+          <w:kern w:val="0"/>
+          <w:szCs w:val="28"/>
+          <w:bdr w:val="none" w:sz="0" w:space="0" w:color="auto" w:frame="1"/>
+          <w:lang w:eastAsia="es-CO"/>
+        </w:rPr>
         <w:t xml:space="preserve"> </w:t>
       </w:r>
-    </w:p>
-    <w:p>
-      <w:pPr>
-        <w:ind w:firstLine="0"/>
-        <w:rPr>
-          <w:rFonts w:cs="Calibri"/>
-          <w:lang w:eastAsia="es-CO"/>
-        </w:rPr>
-      </w:pPr>
-    </w:p>
-    <w:p>
-      <w:pPr>
-        <w:ind w:firstLine="0"/>
-        <w:rPr>
-          <w:rFonts w:cs="Calibri"/>
-          <w:lang w:eastAsia="es-CO"/>
-        </w:rPr>
-      </w:pPr>
-    </w:p>
-    <w:p>
-      <w:pPr>
-        <w:ind w:firstLine="0"/>
-        <w:rPr>
-          <w:rFonts w:cs="Calibri"/>
-          <w:lang w:eastAsia="es-CO"/>
-        </w:rPr>
-      </w:pPr>
     </w:p>
     <w:p>
       <w:pPr>
@@ -16035,7 +16256,7 @@
       </w:pPr>
       <w:bookmarkStart w:id="28" w:name="_Toc233211091"/>
       <w:bookmarkStart w:id="29" w:name="_Toc233369920"/>
-      <w:bookmarkStart w:id="30" w:name="_Toc241502211"/>
+      <w:bookmarkStart w:id="30" w:name="_Toc243224725"/>
       <w:r>
         <w:lastRenderedPageBreak/>
         <w:t>Síntesis</w:t>
@@ -16092,10 +16313,10 @@
                     <pic:cNvPicPr/>
                   </pic:nvPicPr>
                   <pic:blipFill>
-                    <a:blip r:embed="rId19">
+                    <a:blip r:embed="rId20">
                       <a:extLst>
                         <a:ext uri="{96DAC541-7B7A-43D3-8B79-37D633B846F1}">
-                          <asvg:svgBlip xmlns:asvg="http://schemas.microsoft.com/office/drawing/2016/SVG/main" r:embed="rId20"/>
+                          <asvg:svgBlip xmlns:asvg="http://schemas.microsoft.com/office/drawing/2016/SVG/main" r:embed="rId21"/>
                         </a:ext>
                       </a:extLst>
                     </a:blip>
@@ -16246,7 +16467,7 @@
       <w:bookmarkStart w:id="31" w:name="_Toc176443725"/>
       <w:bookmarkStart w:id="32" w:name="_Toc233211092"/>
       <w:bookmarkStart w:id="33" w:name="_Toc233369921"/>
-      <w:bookmarkStart w:id="34" w:name="_Toc241502212"/>
+      <w:bookmarkStart w:id="34" w:name="_Toc243224726"/>
       <w:r>
         <w:lastRenderedPageBreak/>
         <w:t>Glosario</w:t>
@@ -16984,7 +17205,7 @@
       <w:bookmarkStart w:id="35" w:name="_Toc176443726"/>
       <w:bookmarkStart w:id="36" w:name="_Toc233211093"/>
       <w:bookmarkStart w:id="37" w:name="_Toc233369922"/>
-      <w:bookmarkStart w:id="38" w:name="_Toc241502213"/>
+      <w:bookmarkStart w:id="38" w:name="_Toc243224727"/>
       <w:r>
         <w:lastRenderedPageBreak/>
         <w:t>Referencias bibliográficas</w:t>
@@ -17508,7 +17729,7 @@
       <w:bookmarkStart w:id="39" w:name="_Toc176443727"/>
       <w:bookmarkStart w:id="40" w:name="_Toc233211094"/>
       <w:bookmarkStart w:id="41" w:name="_Toc233369923"/>
-      <w:bookmarkStart w:id="42" w:name="_Toc241502214"/>
+      <w:bookmarkStart w:id="42" w:name="_Toc243224728"/>
       <w:r>
         <w:lastRenderedPageBreak/>
         <w:t>Créditos</w:t>
@@ -17527,8 +17748,8 @@
       </w:tblPr>
       <w:tblGrid>
         <w:gridCol w:w="2972"/>
-        <w:gridCol w:w="3827"/>
-        <w:gridCol w:w="3261"/>
+        <w:gridCol w:w="3686"/>
+        <w:gridCol w:w="3402"/>
       </w:tblGrid>
       <w:tr>
         <w:trPr>
@@ -17562,7 +17783,7 @@
         </w:tc>
         <w:tc>
           <w:tcPr>
-            <w:tcW w:w="3827" w:type="dxa"/>
+            <w:tcW w:w="3686" w:type="dxa"/>
           </w:tcPr>
           <w:p>
             <w:pPr>
@@ -17586,7 +17807,7 @@
         </w:tc>
         <w:tc>
           <w:tcPr>
-            <w:tcW w:w="3261" w:type="dxa"/>
+            <w:tcW w:w="3402" w:type="dxa"/>
           </w:tcPr>
           <w:p>
             <w:pPr>
@@ -17641,7 +17862,7 @@
         </w:tc>
         <w:tc>
           <w:tcPr>
-            <w:tcW w:w="3827" w:type="dxa"/>
+            <w:tcW w:w="3686" w:type="dxa"/>
           </w:tcPr>
           <w:p>
             <w:pPr>
@@ -17655,25 +17876,17 @@
             </w:pPr>
             <w:r>
               <w:rPr>
-                <w:rFonts w:cs="Calibri"/>
-                <w:sz w:val="28"/>
-                <w:szCs w:val="28"/>
-              </w:rPr>
-              <w:t xml:space="preserve">Profesional 06. </w:t>
-            </w:r>
-            <w:r>
-              <w:rPr>
-                <w:rFonts w:cs="Calibri"/>
-                <w:sz w:val="28"/>
-                <w:szCs w:val="28"/>
-              </w:rPr>
-              <w:t>Responsable del Ecosistema de Recursos Educativos Digitales (RED)</w:t>
+                <w:rFonts w:asciiTheme="minorHAnsi" w:hAnsiTheme="minorHAnsi" w:cstheme="minorHAnsi"/>
+                <w:sz w:val="28"/>
+                <w:szCs w:val="28"/>
+              </w:rPr>
+              <w:t>Profesional G06. Responsable Ecosistema Virtual de Recursos Educativos Digitales</w:t>
             </w:r>
           </w:p>
         </w:tc>
         <w:tc>
           <w:tcPr>
-            <w:tcW w:w="3261" w:type="dxa"/>
+            <w:tcW w:w="3402" w:type="dxa"/>
           </w:tcPr>
           <w:p>
             <w:pPr>
@@ -17725,7 +17938,7 @@
         </w:tc>
         <w:tc>
           <w:tcPr>
-            <w:tcW w:w="3827" w:type="dxa"/>
+            <w:tcW w:w="3686" w:type="dxa"/>
           </w:tcPr>
           <w:p>
             <w:pPr>
@@ -17749,7 +17962,7 @@
         </w:tc>
         <w:tc>
           <w:tcPr>
-            <w:tcW w:w="3261" w:type="dxa"/>
+            <w:tcW w:w="3402" w:type="dxa"/>
           </w:tcPr>
           <w:p>
             <w:pPr>
@@ -17805,7 +18018,7 @@
         </w:tc>
         <w:tc>
           <w:tcPr>
-            <w:tcW w:w="3827" w:type="dxa"/>
+            <w:tcW w:w="3686" w:type="dxa"/>
             <w:vAlign w:val="center"/>
           </w:tcPr>
           <w:p>
@@ -17830,7 +18043,7 @@
         </w:tc>
         <w:tc>
           <w:tcPr>
-            <w:tcW w:w="3261" w:type="dxa"/>
+            <w:tcW w:w="3402" w:type="dxa"/>
             <w:vAlign w:val="center"/>
           </w:tcPr>
           <w:p>
@@ -17884,7 +18097,7 @@
         </w:tc>
         <w:tc>
           <w:tcPr>
-            <w:tcW w:w="3827" w:type="dxa"/>
+            <w:tcW w:w="3686" w:type="dxa"/>
             <w:vAlign w:val="center"/>
           </w:tcPr>
           <w:p>
@@ -17909,7 +18122,7 @@
         </w:tc>
         <w:tc>
           <w:tcPr>
-            <w:tcW w:w="3261" w:type="dxa"/>
+            <w:tcW w:w="3402" w:type="dxa"/>
             <w:vAlign w:val="center"/>
           </w:tcPr>
           <w:p>
@@ -17975,7 +18188,7 @@
         </w:tc>
         <w:tc>
           <w:tcPr>
-            <w:tcW w:w="3827" w:type="dxa"/>
+            <w:tcW w:w="3686" w:type="dxa"/>
             <w:vAlign w:val="center"/>
           </w:tcPr>
           <w:p>
@@ -18000,7 +18213,7 @@
         </w:tc>
         <w:tc>
           <w:tcPr>
-            <w:tcW w:w="3261" w:type="dxa"/>
+            <w:tcW w:w="3402" w:type="dxa"/>
             <w:vAlign w:val="center"/>
           </w:tcPr>
           <w:p>
@@ -18054,7 +18267,7 @@
         </w:tc>
         <w:tc>
           <w:tcPr>
-            <w:tcW w:w="3827" w:type="dxa"/>
+            <w:tcW w:w="3686" w:type="dxa"/>
             <w:vAlign w:val="center"/>
           </w:tcPr>
           <w:p>
@@ -18087,7 +18300,7 @@
         </w:tc>
         <w:tc>
           <w:tcPr>
-            <w:tcW w:w="3261" w:type="dxa"/>
+            <w:tcW w:w="3402" w:type="dxa"/>
             <w:vAlign w:val="center"/>
           </w:tcPr>
           <w:p>
@@ -18153,7 +18366,7 @@
         </w:tc>
         <w:tc>
           <w:tcPr>
-            <w:tcW w:w="3827" w:type="dxa"/>
+            <w:tcW w:w="3686" w:type="dxa"/>
             <w:vAlign w:val="center"/>
           </w:tcPr>
           <w:p>
@@ -18178,7 +18391,7 @@
         </w:tc>
         <w:tc>
           <w:tcPr>
-            <w:tcW w:w="3261" w:type="dxa"/>
+            <w:tcW w:w="3402" w:type="dxa"/>
             <w:vAlign w:val="center"/>
           </w:tcPr>
           <w:p>
@@ -18232,7 +18445,7 @@
         </w:tc>
         <w:tc>
           <w:tcPr>
-            <w:tcW w:w="3827" w:type="dxa"/>
+            <w:tcW w:w="3686" w:type="dxa"/>
             <w:vAlign w:val="center"/>
           </w:tcPr>
           <w:p>
@@ -18257,7 +18470,7 @@
         </w:tc>
         <w:tc>
           <w:tcPr>
-            <w:tcW w:w="3261" w:type="dxa"/>
+            <w:tcW w:w="3402" w:type="dxa"/>
             <w:vAlign w:val="center"/>
           </w:tcPr>
           <w:p>
@@ -18314,7 +18527,7 @@
         </w:tc>
         <w:tc>
           <w:tcPr>
-            <w:tcW w:w="3827" w:type="dxa"/>
+            <w:tcW w:w="3686" w:type="dxa"/>
             <w:vAlign w:val="center"/>
           </w:tcPr>
           <w:p>
@@ -18355,7 +18568,7 @@
         </w:tc>
         <w:tc>
           <w:tcPr>
-            <w:tcW w:w="3261" w:type="dxa"/>
+            <w:tcW w:w="3402" w:type="dxa"/>
             <w:vAlign w:val="center"/>
           </w:tcPr>
           <w:p>
@@ -18391,9 +18604,9 @@
     </w:p>
     <w:sectPr>
       <w:type w:val="continuous"/>
-      <w:pgSz w:w="12240" w:h="15840"/>
+      <w:pgSz w:w="12240" w:h="15840" w:code="1"/>
       <w:pgMar w:top="1701" w:right="1134" w:bottom="1134" w:left="1134" w:header="709" w:footer="737" w:gutter="0"/>
-      <w:pgNumType w:start="1"/>
+      <w:pgNumType w:start="11"/>
       <w:cols w:space="708"/>
       <w:docGrid w:linePitch="381"/>
     </w:sectPr>
@@ -18428,132 +18641,41 @@
 
 <file path=word/footer1.xml><?xml version="1.0" encoding="utf-8"?>
 <w:ftr xmlns:wpc="http://schemas.microsoft.com/office/word/2010/wordprocessingCanvas" xmlns:cx="http://schemas.microsoft.com/office/drawing/2014/chartex" xmlns:cx1="http://schemas.microsoft.com/office/drawing/2015/9/8/chartex" xmlns:cx2="http://schemas.microsoft.com/office/drawing/2015/10/21/chartex" xmlns:cx3="http://schemas.microsoft.com/office/drawing/2016/5/9/chartex" xmlns:cx4="http://schemas.microsoft.com/office/drawing/2016/5/10/chartex" xmlns:cx5="http://schemas.microsoft.com/office/drawing/2016/5/11/chartex" xmlns:cx6="http://schemas.microsoft.com/office/drawing/2016/5/12/chartex" xmlns:cx7="http://schemas.microsoft.com/office/drawing/2016/5/13/chartex" xmlns:cx8="http://schemas.microsoft.com/office/drawing/2016/5/14/chartex" xmlns:mc="http://schemas.openxmlformats.org/markup-compatibility/2006" xmlns:aink="http://schemas.microsoft.com/office/drawing/2016/ink" xmlns:am3d="http://schemas.microsoft.com/office/drawing/2017/model3d" xmlns:o="urn:schemas-microsoft-com:office:office" xmlns:oel="http://schemas.microsoft.com/office/2019/extlst" xmlns:r="http://schemas.openxmlformats.org/officeDocument/2006/relationships" xmlns:m="http://schemas.openxmlformats.org/officeDocument/2006/math" xmlns:v="urn:schemas-microsoft-com:vml" xmlns:wp14="http://schemas.microsoft.com/office/word/2010/wordprocessingDrawing" xmlns:wp="http://schemas.openxmlformats.org/drawingml/2006/wordprocessingDrawing" xmlns:w10="urn:schemas-microsoft-com:office:word" xmlns:w="http://schemas.openxmlformats.org/wordprocessingml/2006/main" xmlns:w14="http://schemas.microsoft.com/office/word/2010/wordml" xmlns:w15="http://schemas.microsoft.com/office/word/2012/wordml" xmlns:w16cex="http://schemas.microsoft.com/office/word/2018/wordml/cex" xmlns:w16cid="http://schemas.microsoft.com/office/word/2016/wordml/cid" xmlns:w16="http://schemas.microsoft.com/office/word/2018/wordml" xmlns:w16du="http://schemas.microsoft.com/office/word/2023/wordml/word16du" xmlns:w16sdtdh="http://schemas.microsoft.com/office/word/2020/wordml/sdtdatahash" xmlns:w16sdtfl="http://schemas.microsoft.com/office/word/2024/wordml/sdtformatlock" xmlns:w16se="http://schemas.microsoft.com/office/word/2015/wordml/symex" xmlns:wpg="http://schemas.microsoft.com/office/word/2010/wordprocessingGroup" xmlns:wpi="http://schemas.microsoft.com/office/word/2010/wordprocessingInk" xmlns:wne="http://schemas.microsoft.com/office/word/2006/wordml" xmlns:wps="http://schemas.microsoft.com/office/word/2010/wordprocessingShape" mc:Ignorable="w14 w15 w16se w16cid w16 w16cex w16sdtdh w16sdtfl w16du wp14">
-  <w:p>
-    <w:pPr>
-      <w:pStyle w:val="Piedepgina"/>
-      <w:jc w:val="right"/>
-    </w:pPr>
-    <w:r>
-      <w:rPr>
-        <w:noProof/>
-      </w:rPr>
-      <mc:AlternateContent>
-        <mc:Choice Requires="wps">
-          <w:drawing>
-            <wp:anchor distT="45720" distB="45720" distL="114300" distR="114300" simplePos="0" relativeHeight="251658240" behindDoc="0" locked="0" layoutInCell="1" allowOverlap="1" wp14:anchorId="591F1C69" wp14:editId="015EEE3E">
-              <wp:simplePos x="0" y="0"/>
-              <wp:positionH relativeFrom="column">
-                <wp:posOffset>204470</wp:posOffset>
-              </wp:positionH>
-              <wp:positionV relativeFrom="paragraph">
-                <wp:posOffset>8255</wp:posOffset>
-              </wp:positionV>
-              <wp:extent cx="5780405" cy="525780"/>
-              <wp:effectExtent l="0" t="0" r="0" b="0"/>
-              <wp:wrapNone/>
-              <wp:docPr id="1261083529" name="Cuadro de texto 13"/>
-              <wp:cNvGraphicFramePr>
-                <a:graphicFrameLocks xmlns:a="http://schemas.openxmlformats.org/drawingml/2006/main"/>
-              </wp:cNvGraphicFramePr>
-              <a:graphic xmlns:a="http://schemas.openxmlformats.org/drawingml/2006/main">
-                <a:graphicData uri="http://schemas.microsoft.com/office/word/2010/wordprocessingShape">
-                  <wps:wsp>
-                    <wps:cNvSpPr txBox="1">
-                      <a:spLocks noChangeArrowheads="1"/>
-                    </wps:cNvSpPr>
-                    <wps:spPr bwMode="auto">
-                      <a:xfrm>
-                        <a:off x="0" y="0"/>
-                        <a:ext cx="5780405" cy="525780"/>
-                      </a:xfrm>
-                      <a:prstGeom prst="rect">
-                        <a:avLst/>
-                      </a:prstGeom>
-                      <a:solidFill>
-                        <a:srgbClr val="FFFFFF"/>
-                      </a:solidFill>
-                      <a:ln w="9525">
-                        <a:noFill/>
-                        <a:miter lim="800000"/>
-                        <a:headEnd/>
-                        <a:tailEnd/>
-                      </a:ln>
-                    </wps:spPr>
-                    <wps:txbx>
-                      <w:txbxContent>
-                        <w:p>
-                          <w:pPr>
-                            <w:spacing w:before="0"/>
-                            <w:jc w:val="center"/>
-                            <w:rPr>
-                              <w:b/>
-                              <w:bCs/>
-                            </w:rPr>
-                          </w:pPr>
-                        </w:p>
-                      </w:txbxContent>
-                    </wps:txbx>
-                    <wps:bodyPr rot="0" vert="horz" wrap="square" lIns="91440" tIns="45720" rIns="91440" bIns="45720" anchor="t" anchorCtr="0">
-                      <a:noAutofit/>
-                    </wps:bodyPr>
-                  </wps:wsp>
-                </a:graphicData>
-              </a:graphic>
-              <wp14:sizeRelH relativeFrom="margin">
-                <wp14:pctWidth>0</wp14:pctWidth>
-              </wp14:sizeRelH>
-              <wp14:sizeRelV relativeFrom="margin">
-                <wp14:pctHeight>0</wp14:pctHeight>
-              </wp14:sizeRelV>
-            </wp:anchor>
-          </w:drawing>
-        </mc:Choice>
-        <mc:Fallback>
-          <w:pict>
-            <v:shapetype w14:anchorId="591F1C69" id="_x0000_t202" coordsize="21600,21600" o:spt="202" path="m,l,21600r21600,l21600,xe">
-              <v:stroke joinstyle="miter"/>
-              <v:path gradientshapeok="t" o:connecttype="rect"/>
-            </v:shapetype>
-            <v:shape id="Cuadro de texto 13" o:spid="_x0000_s1027" type="#_x0000_t202" style="position:absolute;left:0;text-align:left;margin-left:16.1pt;margin-top:.65pt;width:455.15pt;height:41.4pt;z-index:251658240;visibility:visible;mso-wrap-style:square;mso-width-percent:0;mso-height-percent:0;mso-wrap-distance-left:9pt;mso-wrap-distance-top:3.6pt;mso-wrap-distance-right:9pt;mso-wrap-distance-bottom:3.6pt;mso-position-horizontal:absolute;mso-position-horizontal-relative:text;mso-position-vertical:absolute;mso-position-vertical-relative:text;mso-width-percent:0;mso-height-percent:0;mso-width-relative:margin;mso-height-relative:margin;v-text-anchor:top" o:gfxdata="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" stroked="f">
-              <v:textbox>
-                <w:txbxContent>
-                  <w:p>
-                    <w:pPr>
-                      <w:spacing w:before="0"/>
-                      <w:jc w:val="center"/>
-                      <w:rPr>
-                        <w:b/>
-                        <w:bCs/>
-                      </w:rPr>
-                    </w:pPr>
-                  </w:p>
-                </w:txbxContent>
-              </v:textbox>
-            </v:shape>
-          </w:pict>
-        </mc:Fallback>
-      </mc:AlternateContent>
-    </w:r>
-    <w:r>
-      <w:fldChar w:fldCharType="begin"/>
-    </w:r>
-    <w:r>
-      <w:instrText>PAGE   \* MERGEFORMAT</w:instrText>
-    </w:r>
-    <w:r>
-      <w:fldChar w:fldCharType="separate"/>
-    </w:r>
-    <w:r>
-      <w:rPr>
-        <w:noProof/>
-        <w:lang w:val="es-ES"/>
-      </w:rPr>
-      <w:t>21</w:t>
-    </w:r>
-    <w:r>
-      <w:fldChar w:fldCharType="end"/>
-    </w:r>
-  </w:p>
+  <w:sdt>
+    <w:sdtPr>
+      <w:id w:val="1406574030"/>
+      <w:docPartObj>
+        <w:docPartGallery w:val="Page Numbers (Bottom of Page)"/>
+        <w:docPartUnique/>
+      </w:docPartObj>
+    </w:sdtPr>
+    <w:sdtContent>
+      <w:p>
+        <w:pPr>
+          <w:pStyle w:val="Piedepgina"/>
+          <w:jc w:val="right"/>
+        </w:pPr>
+        <w:r>
+          <w:fldChar w:fldCharType="begin"/>
+        </w:r>
+        <w:r>
+          <w:instrText>PAGE   \* MERGEFORMAT</w:instrText>
+        </w:r>
+        <w:r>
+          <w:fldChar w:fldCharType="separate"/>
+        </w:r>
+        <w:r>
+          <w:rPr>
+            <w:lang w:val="es-ES"/>
+          </w:rPr>
+          <w:t>2</w:t>
+        </w:r>
+        <w:r>
+          <w:fldChar w:fldCharType="end"/>
+        </w:r>
+      </w:p>
+    </w:sdtContent>
+  </w:sdt>
   <w:p>
     <w:pPr>
       <w:pStyle w:val="Piedepgina"/>
@@ -18592,74 +18714,8 @@
   <w:p>
     <w:pPr>
       <w:pStyle w:val="Encabezado"/>
+      <w:jc w:val="right"/>
     </w:pPr>
-    <w:r>
-      <w:rPr>
-        <w:noProof/>
-      </w:rPr>
-      <w:drawing>
-        <wp:anchor distT="0" distB="0" distL="114300" distR="114300" simplePos="0" relativeHeight="251657216" behindDoc="0" locked="0" layoutInCell="1" allowOverlap="1" wp14:anchorId="400FD617" wp14:editId="0AA849D9">
-          <wp:simplePos x="0" y="0"/>
-          <wp:positionH relativeFrom="margin">
-            <wp:posOffset>6201410</wp:posOffset>
-          </wp:positionH>
-          <wp:positionV relativeFrom="paragraph">
-            <wp:posOffset>-168910</wp:posOffset>
-          </wp:positionV>
-          <wp:extent cx="560705" cy="546100"/>
-          <wp:effectExtent l="0" t="0" r="0" b="0"/>
-          <wp:wrapNone/>
-          <wp:docPr id="5876602" name="Gráfico 14"/>
-          <wp:cNvGraphicFramePr>
-            <a:graphicFrameLocks xmlns:a="http://schemas.openxmlformats.org/drawingml/2006/main" noChangeAspect="1"/>
-          </wp:cNvGraphicFramePr>
-          <a:graphic xmlns:a="http://schemas.openxmlformats.org/drawingml/2006/main">
-            <a:graphicData uri="http://schemas.openxmlformats.org/drawingml/2006/picture">
-              <pic:pic xmlns:pic="http://schemas.openxmlformats.org/drawingml/2006/picture">
-                <pic:nvPicPr>
-                  <pic:cNvPr id="0" name="Gráfico 14"/>
-                  <pic:cNvPicPr>
-                    <a:picLocks noChangeAspect="1" noChangeArrowheads="1"/>
-                  </pic:cNvPicPr>
-                </pic:nvPicPr>
-                <pic:blipFill>
-                  <a:blip r:embed="rId1">
-                    <a:extLst>
-                      <a:ext uri="{28A0092B-C50C-407E-A947-70E740481C1C}">
-                        <a14:useLocalDpi xmlns:a14="http://schemas.microsoft.com/office/drawing/2010/main" val="0"/>
-                      </a:ext>
-                    </a:extLst>
-                  </a:blip>
-                  <a:srcRect/>
-                  <a:stretch>
-                    <a:fillRect/>
-                  </a:stretch>
-                </pic:blipFill>
-                <pic:spPr bwMode="auto">
-                  <a:xfrm>
-                    <a:off x="0" y="0"/>
-                    <a:ext cx="560705" cy="546100"/>
-                  </a:xfrm>
-                  <a:prstGeom prst="rect">
-                    <a:avLst/>
-                  </a:prstGeom>
-                  <a:noFill/>
-                  <a:ln>
-                    <a:noFill/>
-                  </a:ln>
-                </pic:spPr>
-              </pic:pic>
-            </a:graphicData>
-          </a:graphic>
-          <wp14:sizeRelH relativeFrom="page">
-            <wp14:pctWidth>0</wp14:pctWidth>
-          </wp14:sizeRelH>
-          <wp14:sizeRelV relativeFrom="page">
-            <wp14:pctHeight>0</wp14:pctHeight>
-          </wp14:sizeRelV>
-        </wp:anchor>
-      </w:drawing>
-    </w:r>
   </w:p>
 </w:hdr>
 </file>
@@ -24347,7 +24403,7 @@
     <w:autoRedefine/>
     <w:uiPriority w:val="9"/>
     <w:qFormat/>
-    <w:rsid w:val="009E4A14"/>
+    <w:rsid w:val="003E5A34"/>
     <w:pPr>
       <w:shd w:val="clear" w:color="auto" w:fill="FFFFFF"/>
       <w:spacing w:line="360" w:lineRule="auto"/>
@@ -24586,7 +24642,7 @@
     <w:name w:val="Título 1 Car"/>
     <w:link w:val="Ttulo1"/>
     <w:uiPriority w:val="9"/>
-    <w:rsid w:val="009E4A14"/>
+    <w:rsid w:val="003E5A34"/>
     <w:rPr>
       <w:rFonts w:eastAsia="Times New Roman" w:cs="Calibri"/>
       <w:b/>
@@ -25823,6 +25879,30 @@
 </file>
 
 <file path=customXml/item1.xml><?xml version="1.0" encoding="utf-8"?>
+<b:Sources xmlns:b="http://schemas.openxmlformats.org/officeDocument/2006/bibliography" xmlns="http://schemas.openxmlformats.org/officeDocument/2006/bibliography" SelectedStyle="\APASixthEditionOfficeOnline.xsl" StyleName="APA" Version="6"/>
+</file>
+
+<file path=customXml/item2.xml><?xml version="1.0" encoding="utf-8"?>
+<p:properties xmlns:p="http://schemas.microsoft.com/office/2006/metadata/properties" xmlns:xsi="http://www.w3.org/2001/XMLSchema-instance" xmlns:pc="http://schemas.microsoft.com/office/infopath/2007/PartnerControls">
+  <documentManagement>
+    <TaxCatchAll xmlns="13c90a0b-73bc-4dc0-be5f-28d77b615beb" xsi:nil="true"/>
+    <lcf76f155ced4ddcb4097134ff3c332f xmlns="13c93bba-48ce-428c-bfe5-88b42c19b028">
+      <Terms xmlns="http://schemas.microsoft.com/office/infopath/2007/PartnerControls"/>
+    </lcf76f155ced4ddcb4097134ff3c332f>
+  </documentManagement>
+</p:properties>
+</file>
+
+<file path=customXml/item3.xml><?xml version="1.0" encoding="utf-8"?>
+<?mso-contentType ?>
+<FormTemplates xmlns="http://schemas.microsoft.com/sharepoint/v3/contenttype/forms">
+  <Display>DocumentLibraryForm</Display>
+  <Edit>DocumentLibraryForm</Edit>
+  <New>DocumentLibraryForm</New>
+</FormTemplates>
+</file>
+
+<file path=customXml/item4.xml><?xml version="1.0" encoding="utf-8"?>
 <ct:contentTypeSchema xmlns:ct="http://schemas.microsoft.com/office/2006/metadata/contentType" xmlns:ma="http://schemas.microsoft.com/office/2006/metadata/properties/metaAttributes" ct:_="" ma:_="" ma:contentTypeName="Documento" ma:contentTypeID="0x0101006A81D6BD42E8DF4C91013959704817E1" ma:contentTypeVersion="15" ma:contentTypeDescription="Crear nuevo documento." ma:contentTypeScope="" ma:versionID="bf4f72ffd194f0963ff564daca6869f7">
   <xsd:schema xmlns:xsd="http://www.w3.org/2001/XMLSchema" xmlns:xs="http://www.w3.org/2001/XMLSchema" xmlns:p="http://schemas.microsoft.com/office/2006/metadata/properties" xmlns:ns2="13c90a0b-73bc-4dc0-be5f-28d77b615beb" xmlns:ns3="13c93bba-48ce-428c-bfe5-88b42c19b028" targetNamespace="http://schemas.microsoft.com/office/2006/metadata/properties" ma:root="true" ma:fieldsID="8718d6f4873a5b1392a45044efa78385" ns2:_="" ns3:_="">
     <xsd:import namespace="13c90a0b-73bc-4dc0-be5f-28d77b615beb"/>
@@ -26057,31 +26137,34 @@
 </ct:contentTypeSchema>
 </file>
 
-<file path=customXml/item2.xml><?xml version="1.0" encoding="utf-8"?>
-<?mso-contentType ?>
-<FormTemplates xmlns="http://schemas.microsoft.com/sharepoint/v3/contenttype/forms">
-  <Display>DocumentLibraryForm</Display>
-  <Edit>DocumentLibraryForm</Edit>
-  <New>DocumentLibraryForm</New>
-</FormTemplates>
+<file path=customXml/itemProps1.xml><?xml version="1.0" encoding="utf-8"?>
+<ds:datastoreItem xmlns:ds="http://schemas.openxmlformats.org/officeDocument/2006/customXml" ds:itemID="{1AF2C25B-FB23-49D7-861B-D97474F002D2}">
+  <ds:schemaRefs>
+    <ds:schemaRef ds:uri="http://schemas.openxmlformats.org/officeDocument/2006/bibliography"/>
+  </ds:schemaRefs>
+</ds:datastoreItem>
 </file>
 
-<file path=customXml/item3.xml><?xml version="1.0" encoding="utf-8"?>
-<p:properties xmlns:p="http://schemas.microsoft.com/office/2006/metadata/properties" xmlns:xsi="http://www.w3.org/2001/XMLSchema-instance" xmlns:pc="http://schemas.microsoft.com/office/infopath/2007/PartnerControls">
-  <documentManagement>
-    <TaxCatchAll xmlns="13c90a0b-73bc-4dc0-be5f-28d77b615beb" xsi:nil="true"/>
-    <lcf76f155ced4ddcb4097134ff3c332f xmlns="13c93bba-48ce-428c-bfe5-88b42c19b028">
-      <Terms xmlns="http://schemas.microsoft.com/office/infopath/2007/PartnerControls"/>
-    </lcf76f155ced4ddcb4097134ff3c332f>
-  </documentManagement>
-</p:properties>
+<file path=customXml/itemProps2.xml><?xml version="1.0" encoding="utf-8"?>
+<ds:datastoreItem xmlns:ds="http://schemas.openxmlformats.org/officeDocument/2006/customXml" ds:itemID="{CEECB56F-E1D8-45BF-A0A3-B5258E7263D4}">
+  <ds:schemaRefs>
+    <ds:schemaRef ds:uri="http://schemas.microsoft.com/office/2006/metadata/properties"/>
+    <ds:schemaRef ds:uri="http://schemas.microsoft.com/office/infopath/2007/PartnerControls"/>
+    <ds:schemaRef ds:uri="13c90a0b-73bc-4dc0-be5f-28d77b615beb"/>
+    <ds:schemaRef ds:uri="13c93bba-48ce-428c-bfe5-88b42c19b028"/>
+  </ds:schemaRefs>
+</ds:datastoreItem>
 </file>
 
-<file path=customXml/item4.xml><?xml version="1.0" encoding="utf-8"?>
-<b:Sources xmlns:b="http://schemas.openxmlformats.org/officeDocument/2006/bibliography" xmlns="http://schemas.openxmlformats.org/officeDocument/2006/bibliography" SelectedStyle="\APASixthEditionOfficeOnline.xsl" StyleName="APA" Version="6"/>
+<file path=customXml/itemProps3.xml><?xml version="1.0" encoding="utf-8"?>
+<ds:datastoreItem xmlns:ds="http://schemas.openxmlformats.org/officeDocument/2006/customXml" ds:itemID="{91756AAB-0645-4FFC-990B-34BB6096B23B}">
+  <ds:schemaRefs>
+    <ds:schemaRef ds:uri="http://schemas.microsoft.com/sharepoint/v3/contenttype/forms"/>
+  </ds:schemaRefs>
+</ds:datastoreItem>
 </file>
 
-<file path=customXml/itemProps1.xml><?xml version="1.0" encoding="utf-8"?>
+<file path=customXml/itemProps4.xml><?xml version="1.0" encoding="utf-8"?>
 <ds:datastoreItem xmlns:ds="http://schemas.openxmlformats.org/officeDocument/2006/customXml" ds:itemID="{4B3C6E78-634C-4AE7-B2E1-4D68F5BA9D52}">
   <ds:schemaRefs>
     <ds:schemaRef ds:uri="http://schemas.microsoft.com/office/2006/metadata/contentType"/>
@@ -26098,31 +26181,4 @@
     <ds:schemaRef ds:uri="http://schemas.microsoft.com/internal/obd"/>
   </ds:schemaRefs>
 </ds:datastoreItem>
-</file>
-
-<file path=customXml/itemProps2.xml><?xml version="1.0" encoding="utf-8"?>
-<ds:datastoreItem xmlns:ds="http://schemas.openxmlformats.org/officeDocument/2006/customXml" ds:itemID="{91756AAB-0645-4FFC-990B-34BB6096B23B}">
-  <ds:schemaRefs>
-    <ds:schemaRef ds:uri="http://schemas.microsoft.com/sharepoint/v3/contenttype/forms"/>
-  </ds:schemaRefs>
-</ds:datastoreItem>
-</file>
-
-<file path=customXml/itemProps3.xml><?xml version="1.0" encoding="utf-8"?>
-<ds:datastoreItem xmlns:ds="http://schemas.openxmlformats.org/officeDocument/2006/customXml" ds:itemID="{CEECB56F-E1D8-45BF-A0A3-B5258E7263D4}">
-  <ds:schemaRefs>
-    <ds:schemaRef ds:uri="http://schemas.microsoft.com/office/2006/metadata/properties"/>
-    <ds:schemaRef ds:uri="http://schemas.microsoft.com/office/infopath/2007/PartnerControls"/>
-    <ds:schemaRef ds:uri="13c90a0b-73bc-4dc0-be5f-28d77b615beb"/>
-    <ds:schemaRef ds:uri="13c93bba-48ce-428c-bfe5-88b42c19b028"/>
-  </ds:schemaRefs>
-</ds:datastoreItem>
-</file>
-
-<file path=customXml/itemProps4.xml><?xml version="1.0" encoding="utf-8"?>
-<ds:datastoreItem xmlns:ds="http://schemas.openxmlformats.org/officeDocument/2006/customXml" ds:itemID="{1AF2C25B-FB23-49D7-861B-D97474F002D2}">
-  <ds:schemaRefs>
-    <ds:schemaRef ds:uri="http://schemas.openxmlformats.org/officeDocument/2006/bibliography"/>
-  </ds:schemaRefs>
-</ds:datastoreItem>
 </file>